--- a/reports/report.docx
+++ b/reports/report.docx
@@ -322,8 +322,6 @@
         </w:rPr>
         <w:t>　　　　　　　　　　　　　　　　　　　</w:t>
       </w:r>
-      <w:bookmarkStart w:id="21" w:name="_GoBack"/>
-      <w:bookmarkEnd w:id="21"/>
     </w:p>
     <w:p>
       <w:pPr>
@@ -436,7 +434,7 @@
                           </w:p>
                           <w:p>
                             <w:pPr>
-                              <w:pStyle w:val="25"/>
+                              <w:pStyle w:val="27"/>
                               <w:numPr>
                                 <w:ilvl w:val="0"/>
                                 <w:numId w:val="2"/>
@@ -539,7 +537,7 @@
                           </w:p>
                           <w:p>
                             <w:pPr>
-                              <w:pStyle w:val="25"/>
+                              <w:pStyle w:val="27"/>
                               <w:numPr>
                                 <w:ilvl w:val="0"/>
                                 <w:numId w:val="2"/>
@@ -558,7 +556,7 @@
                           </w:p>
                           <w:p>
                             <w:pPr>
-                              <w:pStyle w:val="25"/>
+                              <w:pStyle w:val="27"/>
                               <w:numPr>
                                 <w:ilvl w:val="0"/>
                                 <w:numId w:val="2"/>
@@ -577,7 +575,7 @@
                           </w:p>
                           <w:p>
                             <w:pPr>
-                              <w:pStyle w:val="25"/>
+                              <w:pStyle w:val="27"/>
                               <w:numPr>
                                 <w:ilvl w:val="0"/>
                                 <w:numId w:val="2"/>
@@ -603,7 +601,7 @@
                           </w:p>
                           <w:p>
                             <w:pPr>
-                              <w:pStyle w:val="25"/>
+                              <w:pStyle w:val="27"/>
                               <w:numPr>
                                 <w:ilvl w:val="0"/>
                                 <w:numId w:val="2"/>
@@ -635,7 +633,7 @@
                           </w:p>
                           <w:p>
                             <w:pPr>
-                              <w:pStyle w:val="25"/>
+                              <w:pStyle w:val="27"/>
                               <w:numPr>
                                 <w:ilvl w:val="0"/>
                                 <w:numId w:val="2"/>
@@ -753,7 +751,7 @@
                     </w:p>
                     <w:p>
                       <w:pPr>
-                        <w:pStyle w:val="25"/>
+                        <w:pStyle w:val="27"/>
                         <w:numPr>
                           <w:ilvl w:val="0"/>
                           <w:numId w:val="2"/>
@@ -856,7 +854,7 @@
                     </w:p>
                     <w:p>
                       <w:pPr>
-                        <w:pStyle w:val="25"/>
+                        <w:pStyle w:val="27"/>
                         <w:numPr>
                           <w:ilvl w:val="0"/>
                           <w:numId w:val="2"/>
@@ -875,7 +873,7 @@
                     </w:p>
                     <w:p>
                       <w:pPr>
-                        <w:pStyle w:val="25"/>
+                        <w:pStyle w:val="27"/>
                         <w:numPr>
                           <w:ilvl w:val="0"/>
                           <w:numId w:val="2"/>
@@ -894,7 +892,7 @@
                     </w:p>
                     <w:p>
                       <w:pPr>
-                        <w:pStyle w:val="25"/>
+                        <w:pStyle w:val="27"/>
                         <w:numPr>
                           <w:ilvl w:val="0"/>
                           <w:numId w:val="2"/>
@@ -920,7 +918,7 @@
                     </w:p>
                     <w:p>
                       <w:pPr>
-                        <w:pStyle w:val="25"/>
+                        <w:pStyle w:val="27"/>
                         <w:numPr>
                           <w:ilvl w:val="0"/>
                           <w:numId w:val="2"/>
@@ -952,7 +950,7 @@
                     </w:p>
                     <w:p>
                       <w:pPr>
-                        <w:pStyle w:val="25"/>
+                        <w:pStyle w:val="27"/>
                         <w:numPr>
                           <w:ilvl w:val="0"/>
                           <w:numId w:val="2"/>
@@ -2566,7 +2564,7 @@
     </w:p>
     <w:p>
       <w:pPr>
-        <w:pStyle w:val="39"/>
+        <w:pStyle w:val="41"/>
         <w:spacing w:before="156" w:after="312"/>
         <w:rPr>
           <w:rFonts w:hint="eastAsia"/>
@@ -2689,7 +2687,7 @@
     </w:p>
     <w:p>
       <w:pPr>
-        <w:pStyle w:val="40"/>
+        <w:pStyle w:val="42"/>
         <w:spacing w:before="93" w:after="93"/>
       </w:pPr>
       <w:r>
@@ -2868,7 +2866,7 @@
     </w:p>
     <w:tbl>
       <w:tblPr>
-        <w:tblStyle w:val="21"/>
+        <w:tblStyle w:val="22"/>
         <w:tblW w:w="0" w:type="auto"/>
         <w:jc w:val="center"/>
         <w:tblBorders>
@@ -2909,7 +2907,7 @@
           </w:tcPr>
           <w:p>
             <w:pPr>
-              <w:pStyle w:val="40"/>
+              <w:pStyle w:val="42"/>
               <w:spacing w:before="93" w:after="93"/>
             </w:pPr>
             <w:r>
@@ -2932,7 +2930,7 @@
           </w:tcPr>
           <w:p>
             <w:pPr>
-              <w:pStyle w:val="40"/>
+              <w:pStyle w:val="42"/>
               <w:spacing w:before="93" w:after="93"/>
             </w:pPr>
             <w:r>
@@ -2954,7 +2952,7 @@
           </w:tcPr>
           <w:p>
             <w:pPr>
-              <w:pStyle w:val="40"/>
+              <w:pStyle w:val="42"/>
               <w:spacing w:before="93" w:after="93"/>
             </w:pPr>
             <w:r>
@@ -2976,7 +2974,7 @@
           </w:tcPr>
           <w:p>
             <w:pPr>
-              <w:pStyle w:val="40"/>
+              <w:pStyle w:val="42"/>
               <w:spacing w:before="93" w:after="93"/>
             </w:pPr>
             <w:r>
@@ -3003,7 +3001,7 @@
           </w:tcPr>
           <w:p>
             <w:pPr>
-              <w:pStyle w:val="40"/>
+              <w:pStyle w:val="42"/>
               <w:spacing w:before="93" w:after="93"/>
             </w:pPr>
             <w:r>
@@ -3025,7 +3023,7 @@
           </w:tcPr>
           <w:p>
             <w:pPr>
-              <w:pStyle w:val="40"/>
+              <w:pStyle w:val="42"/>
               <w:spacing w:before="93" w:after="93"/>
             </w:pPr>
           </w:p>
@@ -3040,7 +3038,7 @@
           </w:tcPr>
           <w:p>
             <w:pPr>
-              <w:pStyle w:val="40"/>
+              <w:pStyle w:val="42"/>
               <w:spacing w:before="93" w:after="93"/>
             </w:pPr>
           </w:p>
@@ -3055,7 +3053,7 @@
           </w:tcPr>
           <w:p>
             <w:pPr>
-              <w:pStyle w:val="40"/>
+              <w:pStyle w:val="42"/>
               <w:spacing w:before="93" w:after="93"/>
             </w:pPr>
           </w:p>
@@ -3075,7 +3073,7 @@
           </w:tcPr>
           <w:p>
             <w:pPr>
-              <w:pStyle w:val="40"/>
+              <w:pStyle w:val="42"/>
               <w:spacing w:before="93" w:after="93"/>
             </w:pPr>
             <w:r>
@@ -3096,7 +3094,7 @@
           </w:tcPr>
           <w:p>
             <w:pPr>
-              <w:pStyle w:val="40"/>
+              <w:pStyle w:val="42"/>
               <w:spacing w:before="93" w:after="93"/>
             </w:pPr>
           </w:p>
@@ -3108,7 +3106,7 @@
           </w:tcPr>
           <w:p>
             <w:pPr>
-              <w:pStyle w:val="40"/>
+              <w:pStyle w:val="42"/>
               <w:spacing w:before="93" w:after="93"/>
             </w:pPr>
           </w:p>
@@ -3120,7 +3118,7 @@
           </w:tcPr>
           <w:p>
             <w:pPr>
-              <w:pStyle w:val="40"/>
+              <w:pStyle w:val="42"/>
               <w:spacing w:before="93" w:after="93"/>
             </w:pPr>
           </w:p>
@@ -3140,7 +3138,7 @@
           </w:tcPr>
           <w:p>
             <w:pPr>
-              <w:pStyle w:val="40"/>
+              <w:pStyle w:val="42"/>
               <w:spacing w:before="93" w:after="93"/>
             </w:pPr>
             <w:r>
@@ -3161,7 +3159,7 @@
           </w:tcPr>
           <w:p>
             <w:pPr>
-              <w:pStyle w:val="40"/>
+              <w:pStyle w:val="42"/>
               <w:spacing w:before="93" w:after="93"/>
             </w:pPr>
           </w:p>
@@ -3173,7 +3171,7 @@
           </w:tcPr>
           <w:p>
             <w:pPr>
-              <w:pStyle w:val="40"/>
+              <w:pStyle w:val="42"/>
               <w:spacing w:before="93" w:after="93"/>
             </w:pPr>
           </w:p>
@@ -3185,7 +3183,7 @@
           </w:tcPr>
           <w:p>
             <w:pPr>
-              <w:pStyle w:val="40"/>
+              <w:pStyle w:val="42"/>
               <w:spacing w:before="93" w:after="93"/>
             </w:pPr>
           </w:p>
@@ -3205,7 +3203,7 @@
           </w:tcPr>
           <w:p>
             <w:pPr>
-              <w:pStyle w:val="40"/>
+              <w:pStyle w:val="42"/>
               <w:spacing w:before="93" w:after="93"/>
             </w:pPr>
             <w:r>
@@ -3226,7 +3224,7 @@
           </w:tcPr>
           <w:p>
             <w:pPr>
-              <w:pStyle w:val="40"/>
+              <w:pStyle w:val="42"/>
               <w:spacing w:before="93" w:after="93"/>
             </w:pPr>
           </w:p>
@@ -3238,7 +3236,7 @@
           </w:tcPr>
           <w:p>
             <w:pPr>
-              <w:pStyle w:val="40"/>
+              <w:pStyle w:val="42"/>
               <w:spacing w:before="93" w:after="93"/>
             </w:pPr>
           </w:p>
@@ -3250,7 +3248,7 @@
           </w:tcPr>
           <w:p>
             <w:pPr>
-              <w:pStyle w:val="40"/>
+              <w:pStyle w:val="42"/>
               <w:spacing w:before="93" w:after="93"/>
             </w:pPr>
           </w:p>
@@ -3271,7 +3269,7 @@
           </w:tcPr>
           <w:p>
             <w:pPr>
-              <w:pStyle w:val="40"/>
+              <w:pStyle w:val="42"/>
               <w:spacing w:before="93" w:after="93"/>
             </w:pPr>
             <w:r>
@@ -3293,7 +3291,7 @@
           </w:tcPr>
           <w:p>
             <w:pPr>
-              <w:pStyle w:val="40"/>
+              <w:pStyle w:val="42"/>
               <w:spacing w:before="93" w:after="93"/>
             </w:pPr>
           </w:p>
@@ -3308,7 +3306,7 @@
           </w:tcPr>
           <w:p>
             <w:pPr>
-              <w:pStyle w:val="40"/>
+              <w:pStyle w:val="42"/>
               <w:spacing w:before="93" w:after="93"/>
             </w:pPr>
           </w:p>
@@ -3323,7 +3321,7 @@
           </w:tcPr>
           <w:p>
             <w:pPr>
-              <w:pStyle w:val="40"/>
+              <w:pStyle w:val="42"/>
               <w:spacing w:before="93" w:after="93"/>
             </w:pPr>
           </w:p>
@@ -3332,7 +3330,7 @@
     </w:tbl>
     <w:p>
       <w:pPr>
-        <w:pStyle w:val="40"/>
+        <w:pStyle w:val="42"/>
         <w:spacing w:before="93" w:after="93"/>
       </w:pPr>
     </w:p>
@@ -3384,7 +3382,7 @@
     </w:p>
     <w:p>
       <w:pPr>
-        <w:pStyle w:val="39"/>
+        <w:pStyle w:val="41"/>
         <w:spacing w:before="156" w:after="312"/>
         <w:rPr>
           <w:rFonts w:hint="eastAsia"/>
@@ -3408,6 +3406,22 @@
           <w:rFonts w:hint="eastAsia"/>
         </w:rPr>
         <w:t>，说明为何需要开展本研究】</w:t>
+      </w:r>
+    </w:p>
+    <w:p>
+      <w:pPr>
+        <w:pStyle w:val="3"/>
+        <w:spacing w:before="62" w:after="62"/>
+        <w:ind w:left="0" w:leftChars="0" w:firstLine="420" w:firstLineChars="0"/>
+        <w:rPr>
+          <w:rFonts w:hint="eastAsia"/>
+        </w:rPr>
+      </w:pPr>
+      <w:r>
+        <w:rPr>
+          <w:rFonts w:hint="eastAsia"/>
+        </w:rPr>
+        <w:t>赛题第3问从四个维度提出要求：</w:t>
       </w:r>
     </w:p>
     <w:p>
@@ -3415,36 +3429,67 @@
         <w:pStyle w:val="3"/>
         <w:spacing w:before="62" w:after="62"/>
         <w:ind w:firstLine="480"/>
-      </w:pPr>
-    </w:p>
-    <w:p>
-      <w:pPr>
-        <w:pStyle w:val="4"/>
-        <w:spacing w:before="468" w:after="93"/>
-      </w:pPr>
-      <w:bookmarkStart w:id="5" w:name="_Toc713015099"/>
-      <w:r>
-        <w:rPr>
-          <w:rFonts w:hint="eastAsia"/>
-          <w:lang w:val="en-US" w:eastAsia="zh-CN"/>
-        </w:rPr>
-        <w:t>研究思路</w:t>
-      </w:r>
-      <w:bookmarkEnd w:id="5"/>
-    </w:p>
-    <w:p>
-      <w:pPr>
-        <w:pStyle w:val="39"/>
-        <w:spacing w:before="156" w:after="312"/>
-        <w:rPr>
-          <w:rFonts w:hint="eastAsia"/>
-        </w:rPr>
-      </w:pPr>
-      <w:r>
-        <w:rPr>
-          <w:rFonts w:hint="eastAsia"/>
-        </w:rPr>
-        <w:t>【填写说明：阐述整体研究逻辑（如 “核心脉络 + 动态补充 + 反馈闭环”）】</w:t>
+        <w:rPr>
+          <w:rFonts w:hint="eastAsia"/>
+        </w:rPr>
+      </w:pPr>
+      <w:r>
+        <w:rPr>
+          <w:rFonts w:hint="eastAsia"/>
+        </w:rPr>
+        <w:t>1.测算各国</w:t>
+      </w:r>
+      <w:r>
+        <w:rPr>
+          <w:rFonts w:hint="eastAsia"/>
+          <w:lang w:eastAsia="zh-CN"/>
+        </w:rPr>
+        <w:t>“</w:t>
+      </w:r>
+      <w:r>
+        <w:rPr>
+          <w:rFonts w:hint="eastAsia"/>
+        </w:rPr>
+        <w:t>实际资源配置水平</w:t>
+      </w:r>
+      <w:r>
+        <w:rPr>
+          <w:rFonts w:hint="eastAsia"/>
+          <w:lang w:eastAsia="zh-CN"/>
+        </w:rPr>
+        <w:t>”</w:t>
+      </w:r>
+      <w:r>
+        <w:rPr>
+          <w:rFonts w:hint="eastAsia"/>
+        </w:rPr>
+        <w:t>与</w:t>
+      </w:r>
+      <w:r>
+        <w:rPr>
+          <w:rFonts w:hint="eastAsia"/>
+          <w:lang w:eastAsia="zh-CN"/>
+        </w:rPr>
+        <w:t>“</w:t>
+      </w:r>
+      <w:r>
+        <w:rPr>
+          <w:rFonts w:hint="eastAsia"/>
+        </w:rPr>
+        <w:t>基于疾病负担的理论需求水平</w:t>
+      </w:r>
+      <w:r>
+        <w:rPr>
+          <w:rFonts w:hint="eastAsia"/>
+          <w:lang w:eastAsia="zh-CN"/>
+        </w:rPr>
+        <w:t>”</w:t>
+      </w:r>
+      <w:r>
+        <w:rPr>
+          <w:rFonts w:hint="eastAsia"/>
+        </w:rPr>
+        <w:t>之间的缺口并在地图上分级标注；</w:t>
       </w:r>
     </w:p>
     <w:p>
@@ -3452,33 +3497,15 @@
         <w:pStyle w:val="3"/>
         <w:spacing w:before="62" w:after="62"/>
         <w:ind w:firstLine="480"/>
-      </w:pPr>
-    </w:p>
-    <w:p>
-      <w:pPr>
-        <w:pStyle w:val="4"/>
-        <w:spacing w:before="468" w:after="93"/>
-      </w:pPr>
-      <w:bookmarkStart w:id="6" w:name="_Toc686018633"/>
-      <w:r>
-        <w:rPr>
-          <w:rFonts w:hint="eastAsia"/>
-          <w:lang w:val="en-US" w:eastAsia="zh-CN"/>
-        </w:rPr>
-        <w:t>技术路线</w:t>
-      </w:r>
-      <w:bookmarkEnd w:id="6"/>
-    </w:p>
-    <w:p>
-      <w:pPr>
-        <w:pStyle w:val="39"/>
-        <w:spacing w:before="156" w:after="312"/>
-      </w:pPr>
-      <w:r>
-        <w:rPr>
-          <w:rFonts w:hint="eastAsia"/>
-        </w:rPr>
-        <w:t>【填写说明：给出技术路线图，明确各阶段核心任务】</w:t>
+        <w:rPr>
+          <w:rFonts w:hint="eastAsia"/>
+        </w:rPr>
+      </w:pPr>
+      <w:r>
+        <w:rPr>
+          <w:rFonts w:hint="eastAsia"/>
+        </w:rPr>
+        <w:t>2.建立评估矩阵，将各国分为四种投入-产出类型，并分析健康公平性；</w:t>
       </w:r>
     </w:p>
     <w:p>
@@ -3486,123 +3513,23 @@
         <w:pStyle w:val="3"/>
         <w:spacing w:before="62" w:after="62"/>
         <w:ind w:firstLine="480"/>
-      </w:pPr>
-    </w:p>
-    <w:p>
-      <w:pPr>
-        <w:pStyle w:val="2"/>
-        <w:spacing w:before="936" w:after="156"/>
-      </w:pPr>
-      <w:bookmarkStart w:id="7" w:name="_Toc75464088"/>
-      <w:r>
-        <w:rPr>
-          <w:rFonts w:hint="eastAsia"/>
-        </w:rPr>
-        <w:t>数据集与预处理</w:t>
-      </w:r>
-      <w:bookmarkEnd w:id="7"/>
-    </w:p>
-    <w:p>
-      <w:pPr>
-        <w:pStyle w:val="4"/>
-        <w:spacing w:before="468" w:after="93"/>
-      </w:pPr>
-      <w:bookmarkStart w:id="8" w:name="_Toc1309575286"/>
-      <w:r>
-        <w:rPr>
-          <w:rFonts w:hint="eastAsia"/>
-          <w:lang w:val="en-US" w:eastAsia="zh-CN"/>
-        </w:rPr>
-        <w:t>数据来源与类型</w:t>
-      </w:r>
-      <w:bookmarkEnd w:id="8"/>
-    </w:p>
-    <w:p>
-      <w:pPr>
-        <w:pStyle w:val="39"/>
-        <w:spacing w:before="156" w:after="312"/>
-        <w:rPr>
-          <w:rFonts w:hint="eastAsia"/>
-        </w:rPr>
-      </w:pPr>
-      <w:r>
-        <w:rPr>
-          <w:rFonts w:hint="eastAsia"/>
-        </w:rPr>
-        <w:t>【填写说明：详细列出数据来源（如公开数据集、合作数据），说明数据类型（结构化 / 非结构化）、核心字段及数据规模，附简单数据来源说明表】</w:t>
-      </w:r>
-    </w:p>
-    <w:p>
-      <w:pPr>
-        <w:pStyle w:val="3"/>
-        <w:rPr>
-          <w:rFonts w:hint="eastAsia"/>
-        </w:rPr>
-      </w:pPr>
-    </w:p>
-    <w:p>
-      <w:pPr>
-        <w:pStyle w:val="3"/>
-        <w:rPr>
-          <w:rFonts w:hint="eastAsia"/>
-        </w:rPr>
-      </w:pPr>
-    </w:p>
-    <w:p>
-      <w:pPr>
-        <w:pStyle w:val="4"/>
-        <w:spacing w:before="468" w:after="93"/>
-      </w:pPr>
-      <w:bookmarkStart w:id="9" w:name="_Toc471933699"/>
-      <w:r>
-        <w:rPr>
-          <w:rFonts w:hint="eastAsia"/>
-          <w:lang w:val="en-US" w:eastAsia="zh-CN"/>
-        </w:rPr>
-        <w:t>数据预处理流程</w:t>
-      </w:r>
-      <w:bookmarkEnd w:id="9"/>
-    </w:p>
-    <w:p>
-      <w:pPr>
-        <w:pStyle w:val="39"/>
-        <w:spacing w:before="156" w:after="312"/>
-      </w:pPr>
-      <w:r>
-        <w:rPr>
-          <w:rFonts w:hint="eastAsia"/>
-        </w:rPr>
-        <w:t>【填写说明：详细列出数据来源（如公开数据集、合作数据、模拟数据），说明数据类型（结构化 / 非结构化 / 半结构化）、核心字段及数据规模，附数据来源说明表】</w:t>
-      </w:r>
-    </w:p>
-    <w:p>
-      <w:pPr>
-        <w:pStyle w:val="2"/>
-        <w:spacing w:before="936" w:after="156"/>
-      </w:pPr>
-      <w:bookmarkStart w:id="10" w:name="_Toc1132570722"/>
-      <w:r>
-        <w:rPr>
-          <w:rFonts w:hint="eastAsia"/>
-          <w:lang w:val="en-US" w:eastAsia="zh-CN"/>
-        </w:rPr>
-        <w:t>分析框架与方法应用</w:t>
-      </w:r>
-      <w:bookmarkEnd w:id="10"/>
-    </w:p>
-    <w:p>
-      <w:pPr>
-        <w:pStyle w:val="39"/>
-        <w:spacing w:before="156" w:after="312"/>
-        <w:rPr>
-          <w:rFonts w:hint="eastAsia"/>
-        </w:rPr>
-      </w:pPr>
-      <w:r>
-        <w:rPr>
-          <w:rFonts w:hint="eastAsia"/>
-        </w:rPr>
-        <w:t>【填写说明：侧重分析逻辑与方法的实际应用，明确 “分析什么 + 用什么方法 + 达到什么目的”，保持思路简洁清晰】</w:t>
+        <w:rPr>
+          <w:rFonts w:hint="eastAsia" w:eastAsia="宋体"/>
+          <w:lang w:eastAsia="zh-CN"/>
+        </w:rPr>
+      </w:pPr>
+      <w:r>
+        <w:rPr>
+          <w:rFonts w:hint="eastAsia"/>
+        </w:rPr>
+        <w:t>3.通过数学规划模型模拟卫生资源最优再分配（全球与一国内部两个场景）</w:t>
+      </w:r>
+      <w:r>
+        <w:rPr>
+          <w:rFonts w:hint="eastAsia"/>
+          <w:lang w:eastAsia="zh-CN"/>
+        </w:rPr>
+        <w:t>；</w:t>
       </w:r>
     </w:p>
     <w:p>
@@ -3610,7 +3537,16 @@
         <w:pStyle w:val="3"/>
         <w:spacing w:before="62" w:after="62"/>
         <w:ind w:firstLine="480"/>
-      </w:pPr>
+        <w:rPr>
+          <w:rFonts w:hint="eastAsia"/>
+        </w:rPr>
+      </w:pPr>
+      <w:r>
+        <w:rPr>
+          <w:rFonts w:hint="eastAsia"/>
+        </w:rPr>
+        <w:t>4.为不同类型地区提供差异化政策建议。</w:t>
+      </w:r>
     </w:p>
     <w:p>
       <w:pPr>
@@ -3618,44 +3554,31 @@
         <w:spacing w:before="62" w:after="62"/>
         <w:ind w:firstLine="480"/>
       </w:pPr>
-    </w:p>
-    <w:p>
-      <w:pPr>
-        <w:pStyle w:val="2"/>
-        <w:spacing w:before="936" w:after="156"/>
-      </w:pPr>
-      <w:bookmarkStart w:id="11" w:name="_Toc1968561293"/>
-      <w:r>
-        <w:rPr>
-          <w:rFonts w:hint="eastAsia"/>
-          <w:lang w:val="en-US" w:eastAsia="zh-CN"/>
-        </w:rPr>
-        <w:t>系统实现与结果验证</w:t>
-      </w:r>
-      <w:bookmarkEnd w:id="11"/>
+      <w:r>
+        <w:rPr>
+          <w:rFonts w:hint="eastAsia"/>
+        </w:rPr>
+        <w:t>核心挑战在于：健康系统涉及多维指标，需要构建可比较的综合指数；优化模型需同时兼顾效率目标与公平目标；跨国异质性（收入组、地区、象限）要求在建模时区分群体。</w:t>
+      </w:r>
     </w:p>
     <w:p>
       <w:pPr>
         <w:pStyle w:val="4"/>
         <w:spacing w:before="468" w:after="93"/>
+      </w:pPr>
+      <w:bookmarkStart w:id="5" w:name="_Toc713015099"/>
+      <w:r>
         <w:rPr>
           <w:rFonts w:hint="eastAsia"/>
           <w:lang w:val="en-US" w:eastAsia="zh-CN"/>
         </w:rPr>
-      </w:pPr>
-      <w:bookmarkStart w:id="12" w:name="_Toc1476585769"/>
-      <w:r>
-        <w:rPr>
-          <w:rFonts w:hint="eastAsia"/>
-          <w:lang w:val="en-US" w:eastAsia="zh-CN"/>
-        </w:rPr>
-        <w:t>技术选型与实现细节</w:t>
-      </w:r>
-      <w:bookmarkEnd w:id="12"/>
-    </w:p>
-    <w:p>
-      <w:pPr>
-        <w:pStyle w:val="39"/>
+        <w:t>研究思路</w:t>
+      </w:r>
+      <w:bookmarkEnd w:id="5"/>
+    </w:p>
+    <w:p>
+      <w:pPr>
+        <w:pStyle w:val="41"/>
         <w:spacing w:before="156" w:after="312"/>
         <w:rPr>
           <w:rFonts w:hint="eastAsia"/>
@@ -3665,41 +3588,7 @@
         <w:rPr>
           <w:rFonts w:hint="eastAsia"/>
         </w:rPr>
-        <w:t>【填写说明：列出核心技术栈（如 Python、Spark、ECharts）、工具包及开发环境，说明关键模块的实现过程，遇到的问题及解决方法】</w:t>
-      </w:r>
-    </w:p>
-    <w:p>
-      <w:pPr>
-        <w:pStyle w:val="4"/>
-        <w:spacing w:before="468" w:after="93"/>
-        <w:rPr>
-          <w:rFonts w:hint="eastAsia"/>
-          <w:lang w:val="en-US" w:eastAsia="zh-CN"/>
-        </w:rPr>
-      </w:pPr>
-      <w:bookmarkStart w:id="13" w:name="_Toc655994851"/>
-      <w:r>
-        <w:rPr>
-          <w:rFonts w:hint="eastAsia"/>
-          <w:lang w:val="en-US" w:eastAsia="zh-CN"/>
-        </w:rPr>
-        <w:t>结果可视化呈现</w:t>
-      </w:r>
-      <w:bookmarkEnd w:id="13"/>
-    </w:p>
-    <w:p>
-      <w:pPr>
-        <w:pStyle w:val="39"/>
-        <w:spacing w:before="156" w:after="312"/>
-        <w:rPr>
-          <w:rFonts w:hint="eastAsia"/>
-        </w:rPr>
-      </w:pPr>
-      <w:r>
-        <w:rPr>
-          <w:rFonts w:hint="eastAsia"/>
-        </w:rPr>
-        <w:t>【填写说明：用图表（如趋势图、热力图、聚类图、关系图谱）展示核心结果，所有图表需标注图题、数据来源，清晰说明图表反映的结论】</w:t>
+        <w:t>【填写说明：阐述整体研究逻辑（如 “核心脉络 + 动态补充 + 反馈闭环”）】</w:t>
       </w:r>
     </w:p>
     <w:p>
@@ -3707,121 +3596,174 @@
         <w:pStyle w:val="3"/>
         <w:spacing w:before="62" w:after="62"/>
         <w:ind w:firstLine="480"/>
-      </w:pPr>
-    </w:p>
-    <w:p>
-      <w:pPr>
-        <w:pStyle w:val="2"/>
-        <w:spacing w:before="936" w:after="156"/>
-      </w:pPr>
-      <w:bookmarkStart w:id="14" w:name="_Toc70698343"/>
-      <w:bookmarkStart w:id="15" w:name="_Toc124417059"/>
-      <w:r>
-        <w:rPr>
-          <w:rFonts w:hint="eastAsia"/>
-        </w:rPr>
-        <w:t>作品总结</w:t>
-      </w:r>
-      <w:bookmarkEnd w:id="14"/>
-      <w:r>
-        <w:rPr>
-          <w:rFonts w:hint="eastAsia"/>
-          <w:lang w:val="en-US" w:eastAsia="zh-CN"/>
-        </w:rPr>
-        <w:t>与展望</w:t>
-      </w:r>
-      <w:bookmarkEnd w:id="15"/>
-    </w:p>
-    <w:p>
-      <w:pPr>
-        <w:pStyle w:val="4"/>
-        <w:spacing w:before="468" w:after="93"/>
-      </w:pPr>
-      <w:bookmarkStart w:id="16" w:name="_Toc1575922082"/>
-      <w:r>
-        <w:rPr>
-          <w:rFonts w:hint="eastAsia"/>
-        </w:rPr>
-        <w:t>作品特色与创新点</w:t>
-      </w:r>
-      <w:bookmarkEnd w:id="16"/>
+        <w:rPr>
+          <w:rFonts w:hint="eastAsia"/>
+        </w:rPr>
+      </w:pPr>
+      <w:r>
+        <w:rPr>
+          <w:rFonts w:hint="eastAsia"/>
+        </w:rPr>
+        <w:t>整体研究脉络为</w:t>
+      </w:r>
+      <w:r>
+        <w:rPr>
+          <w:rFonts w:hint="eastAsia"/>
+          <w:lang w:eastAsia="zh-CN"/>
+        </w:rPr>
+        <w:t>“</w:t>
+      </w:r>
+      <w:r>
+        <w:rPr>
+          <w:rFonts w:hint="eastAsia"/>
+        </w:rPr>
+        <w:t>指标构建 → 缺口识别 → 类型划分 → 公平评估 → 优化模拟 → 政策建议</w:t>
+      </w:r>
+      <w:r>
+        <w:rPr>
+          <w:rFonts w:hint="eastAsia"/>
+          <w:lang w:eastAsia="zh-CN"/>
+        </w:rPr>
+        <w:t>”</w:t>
+      </w:r>
+      <w:r>
+        <w:rPr>
+          <w:rFonts w:hint="eastAsia"/>
+        </w:rPr>
+        <w:t>六步闭环：</w:t>
+      </w:r>
     </w:p>
     <w:p>
       <w:pPr>
         <w:pStyle w:val="3"/>
         <w:spacing w:before="62" w:after="62"/>
         <w:ind w:firstLine="480"/>
-      </w:pPr>
-    </w:p>
-    <w:p>
-      <w:pPr>
-        <w:pStyle w:val="4"/>
-        <w:spacing w:before="468" w:after="93"/>
-      </w:pPr>
-      <w:bookmarkStart w:id="17" w:name="_Toc1606613723"/>
-      <w:r>
-        <w:rPr>
-          <w:rFonts w:hint="eastAsia"/>
-        </w:rPr>
-        <w:t>应用推广</w:t>
-      </w:r>
-      <w:r>
-        <w:rPr>
-          <w:rFonts w:hint="eastAsia"/>
-          <w:lang w:val="en-US" w:eastAsia="zh-CN"/>
-        </w:rPr>
-        <w:t>与前景</w:t>
-      </w:r>
-      <w:bookmarkEnd w:id="17"/>
+        <w:rPr>
+          <w:rFonts w:hint="eastAsia"/>
+        </w:rPr>
+      </w:pPr>
+      <w:r>
+        <w:rPr>
+          <w:rFonts w:hint="eastAsia"/>
+        </w:rPr>
+        <w:t>1.从多源数据中提取医生密度、床位密度、卫生支出等一级指标，构造投入指数 $I^{\text{input}}$、产出指数 $I^{\text{output}}$ 和需求指数 $I^{\text{need}}$ 三个综合二级指标；</w:t>
+      </w:r>
     </w:p>
     <w:p>
       <w:pPr>
         <w:pStyle w:val="3"/>
         <w:spacing w:before="62" w:after="62"/>
         <w:ind w:firstLine="480"/>
-      </w:pPr>
+        <w:rPr>
+          <w:rFonts w:hint="eastAsia"/>
+        </w:rPr>
+      </w:pPr>
+      <w:r>
+        <w:rPr>
+          <w:rFonts w:hint="eastAsia"/>
+        </w:rPr>
+        <w:t>2.以 $\text{Gap} = I^{\text{input}} - I^{\text{need}}$ 量化各国资源缺口，五分位划级并可视化；</w:t>
+      </w:r>
     </w:p>
     <w:p>
       <w:pPr>
         <w:pStyle w:val="3"/>
         <w:spacing w:before="62" w:after="62"/>
         <w:ind w:firstLine="480"/>
-      </w:pPr>
-    </w:p>
-    <w:p>
-      <w:pPr>
-        <w:pStyle w:val="4"/>
-        <w:spacing w:before="468" w:after="93"/>
-      </w:pPr>
-      <w:bookmarkStart w:id="18" w:name="_Toc2044948730"/>
-      <w:r>
-        <w:rPr>
-          <w:rFonts w:hint="eastAsia"/>
-        </w:rPr>
-        <w:t>作品</w:t>
-      </w:r>
-      <w:r>
-        <w:rPr>
-          <w:rFonts w:hint="eastAsia"/>
-          <w:lang w:val="en-US" w:eastAsia="zh-CN"/>
-        </w:rPr>
-        <w:t>不足与展望</w:t>
-      </w:r>
-      <w:bookmarkEnd w:id="18"/>
+        <w:rPr>
+          <w:rFonts w:hint="eastAsia"/>
+        </w:rPr>
+      </w:pPr>
+      <w:r>
+        <w:rPr>
+          <w:rFonts w:hint="eastAsia"/>
+        </w:rPr>
+        <w:t>3.以投入/产出双中位数划分四象限，获得国家类型标签；</w:t>
+      </w:r>
     </w:p>
     <w:p>
       <w:pPr>
         <w:pStyle w:val="3"/>
         <w:spacing w:before="62" w:after="62"/>
         <w:ind w:firstLine="480"/>
-      </w:pPr>
+        <w:rPr>
+          <w:rFonts w:hint="eastAsia"/>
+        </w:rPr>
+      </w:pPr>
+      <w:r>
+        <w:rPr>
+          <w:rFonts w:hint="eastAsia"/>
+        </w:rPr>
+        <w:t>4.用 Gini、Theil、σ-收敛三种指标从时序与分组两个维度评估健康公平性；</w:t>
+      </w:r>
     </w:p>
     <w:p>
       <w:pPr>
         <w:pStyle w:val="3"/>
         <w:spacing w:before="62" w:after="62"/>
         <w:ind w:firstLine="480"/>
-      </w:pPr>
+        <w:rPr>
+          <w:rFonts w:hint="eastAsia"/>
+        </w:rPr>
+      </w:pPr>
+      <w:r>
+        <w:rPr>
+          <w:rFonts w:hint="eastAsia"/>
+        </w:rPr>
+        <w:t>5.为每个象限单独拟合对数生产函数 $f_k(x) = a_k \ln(x+1) + b_k$，再分别在</w:t>
+      </w:r>
+      <w:r>
+        <w:rPr>
+          <w:rFonts w:hint="eastAsia"/>
+          <w:lang w:eastAsia="zh-CN"/>
+        </w:rPr>
+        <w:t>“</w:t>
+      </w:r>
+      <w:r>
+        <w:rPr>
+          <w:rFonts w:hint="eastAsia"/>
+        </w:rPr>
+        <w:t>效率优先</w:t>
+      </w:r>
+      <w:r>
+        <w:rPr>
+          <w:rFonts w:hint="eastAsia"/>
+          <w:lang w:eastAsia="zh-CN"/>
+        </w:rPr>
+        <w:t>”</w:t>
+      </w:r>
+      <w:r>
+        <w:rPr>
+          <w:rFonts w:hint="eastAsia"/>
+        </w:rPr>
+        <w:t>（广义注水）和</w:t>
+      </w:r>
+      <w:r>
+        <w:rPr>
+          <w:rFonts w:hint="eastAsia"/>
+          <w:lang w:eastAsia="zh-CN"/>
+        </w:rPr>
+        <w:t>“</w:t>
+      </w:r>
+      <w:r>
+        <w:rPr>
+          <w:rFonts w:hint="eastAsia"/>
+        </w:rPr>
+        <w:t>公平优先</w:t>
+      </w:r>
+      <w:r>
+        <w:rPr>
+          <w:rFonts w:hint="eastAsia"/>
+          <w:lang w:eastAsia="zh-CN"/>
+        </w:rPr>
+        <w:t>”</w:t>
+      </w:r>
+      <w:r>
+        <w:rPr>
+          <w:rFonts w:hint="eastAsia"/>
+        </w:rPr>
+        <w:t>（maximin SLSQP）框架下求解最优再分配；</w:t>
+      </w:r>
     </w:p>
     <w:p>
       <w:pPr>
@@ -3829,6 +3771,3110 @@
         <w:spacing w:before="62" w:after="62"/>
         <w:ind w:firstLine="480"/>
       </w:pPr>
+      <w:r>
+        <w:rPr>
+          <w:rFonts w:hint="eastAsia"/>
+        </w:rPr>
+        <w:t>6.结合缺口与象限类型，提炼 Q3/Q2/Q4 三类地区的差异化政策建议。</w:t>
+      </w:r>
+    </w:p>
+    <w:p>
+      <w:pPr>
+        <w:pStyle w:val="4"/>
+        <w:spacing w:before="468" w:after="93"/>
+      </w:pPr>
+      <w:bookmarkStart w:id="6" w:name="_Toc686018633"/>
+      <w:r>
+        <w:rPr>
+          <w:rFonts w:hint="eastAsia"/>
+          <w:lang w:val="en-US" w:eastAsia="zh-CN"/>
+        </w:rPr>
+        <w:t>技术路线</w:t>
+      </w:r>
+      <w:bookmarkEnd w:id="6"/>
+    </w:p>
+    <w:p>
+      <w:pPr>
+        <w:pStyle w:val="41"/>
+        <w:spacing w:before="156" w:after="312"/>
+      </w:pPr>
+      <w:r>
+        <w:rPr>
+          <w:rFonts w:hint="eastAsia"/>
+        </w:rPr>
+        <w:t>【填写说明：给出技术路线图，明确各阶段核心任务】</w:t>
+      </w:r>
+    </w:p>
+    <w:p>
+      <w:pPr>
+        <w:pStyle w:val="3"/>
+        <w:spacing w:before="62" w:after="62"/>
+        <w:ind w:left="0" w:leftChars="0" w:firstLine="0" w:firstLineChars="0"/>
+        <w:jc w:val="center"/>
+      </w:pPr>
+      <w:r>
+        <w:drawing>
+          <wp:inline distT="0" distB="0" distL="114300" distR="114300">
+            <wp:extent cx="4661535" cy="2427605"/>
+            <wp:effectExtent l="0" t="0" r="12065" b="10795"/>
+            <wp:docPr id="4" name="图片 1"/>
+            <wp:cNvGraphicFramePr>
+              <a:graphicFrameLocks xmlns:a="http://schemas.openxmlformats.org/drawingml/2006/main" noChangeAspect="1"/>
+            </wp:cNvGraphicFramePr>
+            <a:graphic xmlns:a="http://schemas.openxmlformats.org/drawingml/2006/main">
+              <a:graphicData uri="http://schemas.openxmlformats.org/drawingml/2006/picture">
+                <pic:pic xmlns:pic="http://schemas.openxmlformats.org/drawingml/2006/picture">
+                  <pic:nvPicPr>
+                    <pic:cNvPr id="4" name="图片 1"/>
+                    <pic:cNvPicPr>
+                      <a:picLocks noChangeAspect="1"/>
+                    </pic:cNvPicPr>
+                  </pic:nvPicPr>
+                  <pic:blipFill>
+                    <a:blip r:embed="rId7"/>
+                    <a:stretch>
+                      <a:fillRect/>
+                    </a:stretch>
+                  </pic:blipFill>
+                  <pic:spPr>
+                    <a:xfrm>
+                      <a:off x="0" y="0"/>
+                      <a:ext cx="4661535" cy="2427605"/>
+                    </a:xfrm>
+                    <a:prstGeom prst="rect">
+                      <a:avLst/>
+                    </a:prstGeom>
+                    <a:noFill/>
+                    <a:ln>
+                      <a:noFill/>
+                    </a:ln>
+                  </pic:spPr>
+                </pic:pic>
+              </a:graphicData>
+            </a:graphic>
+          </wp:inline>
+        </w:drawing>
+      </w:r>
+    </w:p>
+    <w:p>
+      <w:pPr>
+        <w:pStyle w:val="3"/>
+        <w:spacing w:before="62" w:after="62"/>
+        <w:ind w:left="0" w:leftChars="0" w:firstLine="0" w:firstLineChars="0"/>
+        <w:jc w:val="both"/>
+      </w:pPr>
+    </w:p>
+    <w:p>
+      <w:pPr>
+        <w:pStyle w:val="2"/>
+        <w:spacing w:before="936" w:after="156"/>
+      </w:pPr>
+      <w:bookmarkStart w:id="7" w:name="_Toc75464088"/>
+      <w:r>
+        <w:rPr>
+          <w:rFonts w:hint="eastAsia"/>
+        </w:rPr>
+        <w:t>数据集与预处理</w:t>
+      </w:r>
+      <w:bookmarkEnd w:id="7"/>
+    </w:p>
+    <w:p>
+      <w:pPr>
+        <w:pStyle w:val="4"/>
+        <w:spacing w:before="468" w:after="93"/>
+      </w:pPr>
+      <w:bookmarkStart w:id="8" w:name="_Toc1309575286"/>
+      <w:r>
+        <w:rPr>
+          <w:rFonts w:hint="eastAsia"/>
+          <w:lang w:val="en-US" w:eastAsia="zh-CN"/>
+        </w:rPr>
+        <w:t>数据来源与类型</w:t>
+      </w:r>
+      <w:bookmarkEnd w:id="8"/>
+    </w:p>
+    <w:p>
+      <w:pPr>
+        <w:pStyle w:val="41"/>
+        <w:spacing w:before="156" w:after="312"/>
+        <w:rPr>
+          <w:rFonts w:hint="eastAsia"/>
+        </w:rPr>
+      </w:pPr>
+      <w:r>
+        <w:rPr>
+          <w:rFonts w:hint="eastAsia"/>
+        </w:rPr>
+        <w:t>【填写说明：详细列出数据来源（如公开数据集、合作数据），说明数据类型（结构化 / 非结构化）、核心字段及数据规模，附简单数据来源说明表】</w:t>
+      </w:r>
+    </w:p>
+    <w:tbl>
+      <w:tblPr>
+        <w:tblStyle w:val="22"/>
+        <w:tblW w:w="0" w:type="auto"/>
+        <w:tblInd w:w="0" w:type="dxa"/>
+        <w:tblBorders>
+          <w:top w:val="single" w:color="auto" w:sz="4" w:space="0"/>
+          <w:left w:val="single" w:color="auto" w:sz="4" w:space="0"/>
+          <w:bottom w:val="single" w:color="auto" w:sz="4" w:space="0"/>
+          <w:right w:val="single" w:color="auto" w:sz="4" w:space="0"/>
+          <w:insideH w:val="single" w:color="auto" w:sz="4" w:space="0"/>
+          <w:insideV w:val="single" w:color="auto" w:sz="4" w:space="0"/>
+        </w:tblBorders>
+        <w:tblLayout w:type="autofit"/>
+        <w:tblCellMar>
+          <w:left w:w="108" w:type="dxa"/>
+          <w:right w:w="108" w:type="dxa"/>
+        </w:tblCellMar>
+      </w:tblPr>
+      <w:tblGrid>
+        <w:gridCol w:w="705"/>
+        <w:gridCol w:w="1553"/>
+        <w:gridCol w:w="997"/>
+        <w:gridCol w:w="1447"/>
+        <w:gridCol w:w="1924"/>
+        <w:gridCol w:w="1896"/>
+      </w:tblGrid>
+      <w:tr>
+        <w:tc>
+          <w:tcPr>
+            <w:tcW w:w="705" w:type="dxa"/>
+            <w:vAlign w:val="center"/>
+          </w:tcPr>
+          <w:p>
+            <w:pPr>
+              <w:keepNext w:val="0"/>
+              <w:keepLines w:val="0"/>
+              <w:widowControl/>
+              <w:suppressLineNumbers w:val="0"/>
+              <w:jc w:val="both"/>
+              <w:rPr>
+                <w:rFonts w:hint="eastAsia" w:ascii="Times New Roman" w:hAnsi="Times New Roman" w:eastAsia="宋体" w:cstheme="minorBidi"/>
+                <w:kern w:val="2"/>
+                <w:sz w:val="24"/>
+                <w:szCs w:val="22"/>
+                <w:lang w:val="en-US" w:eastAsia="zh-CN" w:bidi="ar-SA"/>
+              </w:rPr>
+            </w:pPr>
+            <w:r>
+              <w:rPr>
+                <w:rFonts w:hint="eastAsia" w:ascii="Times New Roman" w:hAnsi="Times New Roman" w:eastAsia="宋体" w:cstheme="minorBidi"/>
+                <w:kern w:val="2"/>
+                <w:sz w:val="24"/>
+                <w:szCs w:val="22"/>
+                <w:lang w:val="en-US" w:eastAsia="zh-CN" w:bidi="ar-SA"/>
+              </w:rPr>
+              <w:t>编号</w:t>
+            </w:r>
+          </w:p>
+        </w:tc>
+        <w:tc>
+          <w:tcPr>
+            <w:tcW w:w="1553" w:type="dxa"/>
+            <w:vAlign w:val="center"/>
+          </w:tcPr>
+          <w:p>
+            <w:pPr>
+              <w:keepNext w:val="0"/>
+              <w:keepLines w:val="0"/>
+              <w:widowControl/>
+              <w:suppressLineNumbers w:val="0"/>
+              <w:jc w:val="both"/>
+              <w:rPr>
+                <w:rFonts w:hint="eastAsia" w:ascii="Times New Roman" w:hAnsi="Times New Roman" w:eastAsia="宋体" w:cstheme="minorBidi"/>
+                <w:kern w:val="2"/>
+                <w:sz w:val="24"/>
+                <w:szCs w:val="22"/>
+                <w:lang w:val="en-US" w:eastAsia="zh-CN" w:bidi="ar-SA"/>
+              </w:rPr>
+            </w:pPr>
+            <w:r>
+              <w:rPr>
+                <w:rFonts w:hint="eastAsia" w:ascii="Times New Roman" w:hAnsi="Times New Roman" w:eastAsia="宋体" w:cstheme="minorBidi"/>
+                <w:kern w:val="2"/>
+                <w:sz w:val="24"/>
+                <w:szCs w:val="22"/>
+                <w:lang w:val="en-US" w:eastAsia="zh-CN" w:bidi="ar-SA"/>
+              </w:rPr>
+              <w:t>数据集</w:t>
+            </w:r>
+          </w:p>
+        </w:tc>
+        <w:tc>
+          <w:tcPr>
+            <w:tcW w:w="997" w:type="dxa"/>
+            <w:vAlign w:val="center"/>
+          </w:tcPr>
+          <w:p>
+            <w:pPr>
+              <w:keepNext w:val="0"/>
+              <w:keepLines w:val="0"/>
+              <w:widowControl/>
+              <w:suppressLineNumbers w:val="0"/>
+              <w:jc w:val="both"/>
+              <w:rPr>
+                <w:rFonts w:hint="eastAsia" w:ascii="Times New Roman" w:hAnsi="Times New Roman" w:eastAsia="宋体" w:cstheme="minorBidi"/>
+                <w:kern w:val="2"/>
+                <w:sz w:val="24"/>
+                <w:szCs w:val="22"/>
+                <w:lang w:val="en-US" w:eastAsia="zh-CN" w:bidi="ar-SA"/>
+              </w:rPr>
+            </w:pPr>
+            <w:r>
+              <w:rPr>
+                <w:rFonts w:hint="eastAsia" w:ascii="Times New Roman" w:hAnsi="Times New Roman" w:eastAsia="宋体" w:cstheme="minorBidi"/>
+                <w:kern w:val="2"/>
+                <w:sz w:val="24"/>
+                <w:szCs w:val="22"/>
+                <w:lang w:val="en-US" w:eastAsia="zh-CN" w:bidi="ar-SA"/>
+              </w:rPr>
+              <w:t>来源</w:t>
+            </w:r>
+          </w:p>
+        </w:tc>
+        <w:tc>
+          <w:tcPr>
+            <w:tcW w:w="1447" w:type="dxa"/>
+            <w:vAlign w:val="center"/>
+          </w:tcPr>
+          <w:p>
+            <w:pPr>
+              <w:keepNext w:val="0"/>
+              <w:keepLines w:val="0"/>
+              <w:widowControl/>
+              <w:suppressLineNumbers w:val="0"/>
+              <w:jc w:val="both"/>
+              <w:rPr>
+                <w:rFonts w:hint="eastAsia" w:ascii="Times New Roman" w:hAnsi="Times New Roman" w:eastAsia="宋体" w:cstheme="minorBidi"/>
+                <w:kern w:val="2"/>
+                <w:sz w:val="24"/>
+                <w:szCs w:val="22"/>
+                <w:lang w:val="en-US" w:eastAsia="zh-CN" w:bidi="ar-SA"/>
+              </w:rPr>
+            </w:pPr>
+            <w:r>
+              <w:rPr>
+                <w:rFonts w:hint="eastAsia" w:ascii="Times New Roman" w:hAnsi="Times New Roman" w:eastAsia="宋体" w:cstheme="minorBidi"/>
+                <w:kern w:val="2"/>
+                <w:sz w:val="24"/>
+                <w:szCs w:val="22"/>
+                <w:lang w:val="en-US" w:eastAsia="zh-CN" w:bidi="ar-SA"/>
+              </w:rPr>
+              <w:t>类型</w:t>
+            </w:r>
+          </w:p>
+        </w:tc>
+        <w:tc>
+          <w:tcPr>
+            <w:tcW w:w="1924" w:type="dxa"/>
+            <w:vAlign w:val="center"/>
+          </w:tcPr>
+          <w:p>
+            <w:pPr>
+              <w:keepNext w:val="0"/>
+              <w:keepLines w:val="0"/>
+              <w:widowControl/>
+              <w:suppressLineNumbers w:val="0"/>
+              <w:jc w:val="both"/>
+              <w:rPr>
+                <w:rFonts w:hint="eastAsia" w:ascii="Times New Roman" w:hAnsi="Times New Roman" w:eastAsia="宋体" w:cstheme="minorBidi"/>
+                <w:kern w:val="2"/>
+                <w:sz w:val="24"/>
+                <w:szCs w:val="22"/>
+                <w:lang w:val="en-US" w:eastAsia="zh-CN" w:bidi="ar-SA"/>
+              </w:rPr>
+            </w:pPr>
+            <w:r>
+              <w:rPr>
+                <w:rFonts w:hint="eastAsia" w:ascii="Times New Roman" w:hAnsi="Times New Roman" w:eastAsia="宋体" w:cstheme="minorBidi"/>
+                <w:kern w:val="2"/>
+                <w:sz w:val="24"/>
+                <w:szCs w:val="22"/>
+                <w:lang w:val="en-US" w:eastAsia="zh-CN" w:bidi="ar-SA"/>
+              </w:rPr>
+              <w:t>核心字段</w:t>
+            </w:r>
+          </w:p>
+        </w:tc>
+        <w:tc>
+          <w:tcPr>
+            <w:tcW w:w="1896" w:type="dxa"/>
+            <w:vAlign w:val="center"/>
+          </w:tcPr>
+          <w:p>
+            <w:pPr>
+              <w:keepNext w:val="0"/>
+              <w:keepLines w:val="0"/>
+              <w:widowControl/>
+              <w:suppressLineNumbers w:val="0"/>
+              <w:jc w:val="both"/>
+              <w:rPr>
+                <w:rFonts w:hint="eastAsia" w:ascii="Times New Roman" w:hAnsi="Times New Roman" w:eastAsia="宋体" w:cstheme="minorBidi"/>
+                <w:kern w:val="2"/>
+                <w:sz w:val="24"/>
+                <w:szCs w:val="22"/>
+                <w:lang w:val="en-US" w:eastAsia="zh-CN" w:bidi="ar-SA"/>
+              </w:rPr>
+            </w:pPr>
+            <w:r>
+              <w:rPr>
+                <w:rFonts w:hint="eastAsia" w:ascii="Times New Roman" w:hAnsi="Times New Roman" w:eastAsia="宋体" w:cstheme="minorBidi"/>
+                <w:kern w:val="2"/>
+                <w:sz w:val="24"/>
+                <w:szCs w:val="22"/>
+                <w:lang w:val="en-US" w:eastAsia="zh-CN" w:bidi="ar-SA"/>
+              </w:rPr>
+              <w:t>规模</w:t>
+            </w:r>
+          </w:p>
+        </w:tc>
+      </w:tr>
+      <w:tr>
+        <w:tc>
+          <w:tcPr>
+            <w:tcW w:w="705" w:type="dxa"/>
+            <w:vAlign w:val="center"/>
+          </w:tcPr>
+          <w:p>
+            <w:pPr>
+              <w:keepNext w:val="0"/>
+              <w:keepLines w:val="0"/>
+              <w:widowControl/>
+              <w:suppressLineNumbers w:val="0"/>
+              <w:jc w:val="both"/>
+              <w:rPr>
+                <w:rFonts w:hint="eastAsia" w:ascii="Times New Roman" w:hAnsi="Times New Roman" w:eastAsia="宋体" w:cstheme="minorBidi"/>
+                <w:kern w:val="2"/>
+                <w:sz w:val="24"/>
+                <w:szCs w:val="22"/>
+                <w:lang w:val="en-US" w:eastAsia="zh-CN" w:bidi="ar-SA"/>
+              </w:rPr>
+            </w:pPr>
+            <w:r>
+              <w:rPr>
+                <w:rFonts w:hint="eastAsia" w:ascii="Times New Roman" w:hAnsi="Times New Roman" w:eastAsia="宋体" w:cstheme="minorBidi"/>
+                <w:kern w:val="2"/>
+                <w:sz w:val="24"/>
+                <w:szCs w:val="22"/>
+                <w:lang w:val="en-US" w:eastAsia="zh-CN" w:bidi="ar-SA"/>
+              </w:rPr>
+              <w:t>01</w:t>
+            </w:r>
+          </w:p>
+        </w:tc>
+        <w:tc>
+          <w:tcPr>
+            <w:tcW w:w="1553" w:type="dxa"/>
+            <w:vAlign w:val="center"/>
+          </w:tcPr>
+          <w:p>
+            <w:pPr>
+              <w:keepNext w:val="0"/>
+              <w:keepLines w:val="0"/>
+              <w:widowControl/>
+              <w:suppressLineNumbers w:val="0"/>
+              <w:jc w:val="both"/>
+              <w:rPr>
+                <w:rFonts w:hint="eastAsia" w:ascii="Times New Roman" w:hAnsi="Times New Roman" w:eastAsia="宋体" w:cstheme="minorBidi"/>
+                <w:kern w:val="2"/>
+                <w:sz w:val="24"/>
+                <w:szCs w:val="22"/>
+                <w:lang w:val="en-US" w:eastAsia="zh-CN" w:bidi="ar-SA"/>
+              </w:rPr>
+            </w:pPr>
+            <w:r>
+              <w:rPr>
+                <w:rFonts w:hint="eastAsia" w:ascii="Times New Roman" w:hAnsi="Times New Roman" w:eastAsia="宋体" w:cstheme="minorBidi"/>
+                <w:kern w:val="2"/>
+                <w:sz w:val="24"/>
+                <w:szCs w:val="22"/>
+                <w:lang w:val="en-US" w:eastAsia="zh-CN" w:bidi="ar-SA"/>
+              </w:rPr>
+              <w:t>全球核心疾病与死亡估算</w:t>
+            </w:r>
+          </w:p>
+        </w:tc>
+        <w:tc>
+          <w:tcPr>
+            <w:tcW w:w="997" w:type="dxa"/>
+            <w:vAlign w:val="center"/>
+          </w:tcPr>
+          <w:p>
+            <w:pPr>
+              <w:keepNext w:val="0"/>
+              <w:keepLines w:val="0"/>
+              <w:widowControl/>
+              <w:suppressLineNumbers w:val="0"/>
+              <w:jc w:val="both"/>
+              <w:rPr>
+                <w:rFonts w:hint="eastAsia" w:ascii="Times New Roman" w:hAnsi="Times New Roman" w:eastAsia="宋体" w:cstheme="minorBidi"/>
+                <w:kern w:val="2"/>
+                <w:sz w:val="24"/>
+                <w:szCs w:val="22"/>
+                <w:lang w:val="en-US" w:eastAsia="zh-CN" w:bidi="ar-SA"/>
+              </w:rPr>
+            </w:pPr>
+            <w:r>
+              <w:rPr>
+                <w:rFonts w:hint="eastAsia" w:ascii="Times New Roman" w:hAnsi="Times New Roman" w:eastAsia="宋体" w:cstheme="minorBidi"/>
+                <w:kern w:val="2"/>
+                <w:sz w:val="24"/>
+                <w:szCs w:val="22"/>
+                <w:lang w:val="en-US" w:eastAsia="zh-CN" w:bidi="ar-SA"/>
+              </w:rPr>
+              <w:t>IHME GBD</w:t>
+            </w:r>
+          </w:p>
+        </w:tc>
+        <w:tc>
+          <w:tcPr>
+            <w:tcW w:w="1447" w:type="dxa"/>
+            <w:vAlign w:val="center"/>
+          </w:tcPr>
+          <w:p>
+            <w:pPr>
+              <w:keepNext w:val="0"/>
+              <w:keepLines w:val="0"/>
+              <w:widowControl/>
+              <w:suppressLineNumbers w:val="0"/>
+              <w:jc w:val="both"/>
+              <w:rPr>
+                <w:rFonts w:hint="eastAsia" w:ascii="Times New Roman" w:hAnsi="Times New Roman" w:eastAsia="宋体" w:cstheme="minorBidi"/>
+                <w:kern w:val="2"/>
+                <w:sz w:val="24"/>
+                <w:szCs w:val="22"/>
+                <w:lang w:val="en-US" w:eastAsia="zh-CN" w:bidi="ar-SA"/>
+              </w:rPr>
+            </w:pPr>
+            <w:r>
+              <w:rPr>
+                <w:rFonts w:hint="eastAsia" w:ascii="Times New Roman" w:hAnsi="Times New Roman" w:eastAsia="宋体" w:cstheme="minorBidi"/>
+                <w:kern w:val="2"/>
+                <w:sz w:val="24"/>
+                <w:szCs w:val="22"/>
+                <w:lang w:val="en-US" w:eastAsia="zh-CN" w:bidi="ar-SA"/>
+              </w:rPr>
+              <w:t>结构化 CSV</w:t>
+            </w:r>
+          </w:p>
+        </w:tc>
+        <w:tc>
+          <w:tcPr>
+            <w:tcW w:w="1924" w:type="dxa"/>
+            <w:vAlign w:val="center"/>
+          </w:tcPr>
+          <w:p>
+            <w:pPr>
+              <w:keepNext w:val="0"/>
+              <w:keepLines w:val="0"/>
+              <w:widowControl/>
+              <w:suppressLineNumbers w:val="0"/>
+              <w:jc w:val="both"/>
+              <w:rPr>
+                <w:rFonts w:hint="eastAsia" w:ascii="Times New Roman" w:hAnsi="Times New Roman" w:eastAsia="宋体" w:cstheme="minorBidi"/>
+                <w:kern w:val="2"/>
+                <w:sz w:val="24"/>
+                <w:szCs w:val="22"/>
+                <w:lang w:val="en-US" w:eastAsia="zh-CN" w:bidi="ar-SA"/>
+              </w:rPr>
+            </w:pPr>
+            <w:r>
+              <w:rPr>
+                <w:rFonts w:hint="eastAsia" w:ascii="Times New Roman" w:hAnsi="Times New Roman" w:eastAsia="宋体" w:cstheme="minorBidi"/>
+                <w:kern w:val="2"/>
+                <w:sz w:val="24"/>
+                <w:szCs w:val="22"/>
+                <w:lang w:val="en-US" w:eastAsia="zh-CN" w:bidi="ar-SA"/>
+              </w:rPr>
+              <w:t>地理位置、年份、死因、死亡人数及上下界</w:t>
+            </w:r>
+          </w:p>
+        </w:tc>
+        <w:tc>
+          <w:tcPr>
+            <w:tcW w:w="1896" w:type="dxa"/>
+            <w:vAlign w:val="center"/>
+          </w:tcPr>
+          <w:p>
+            <w:pPr>
+              <w:keepNext w:val="0"/>
+              <w:keepLines w:val="0"/>
+              <w:widowControl/>
+              <w:suppressLineNumbers w:val="0"/>
+              <w:jc w:val="both"/>
+              <w:rPr>
+                <w:rFonts w:hint="eastAsia" w:ascii="Times New Roman" w:hAnsi="Times New Roman" w:eastAsia="宋体" w:cstheme="minorBidi"/>
+                <w:kern w:val="2"/>
+                <w:sz w:val="24"/>
+                <w:szCs w:val="22"/>
+                <w:lang w:val="en-US" w:eastAsia="zh-CN" w:bidi="ar-SA"/>
+              </w:rPr>
+            </w:pPr>
+            <w:r>
+              <w:rPr>
+                <w:rFonts w:hint="eastAsia" w:ascii="Times New Roman" w:hAnsi="Times New Roman" w:eastAsia="宋体" w:cstheme="minorBidi"/>
+                <w:kern w:val="2"/>
+                <w:sz w:val="24"/>
+                <w:szCs w:val="22"/>
+                <w:lang w:val="en-US" w:eastAsia="zh-CN" w:bidi="ar-SA"/>
+              </w:rPr>
+              <w:t>22类死因，2000–2023年</w:t>
+            </w:r>
+          </w:p>
+        </w:tc>
+      </w:tr>
+      <w:tr>
+        <w:tc>
+          <w:tcPr>
+            <w:tcW w:w="705" w:type="dxa"/>
+            <w:vAlign w:val="center"/>
+          </w:tcPr>
+          <w:p>
+            <w:pPr>
+              <w:keepNext w:val="0"/>
+              <w:keepLines w:val="0"/>
+              <w:widowControl/>
+              <w:suppressLineNumbers w:val="0"/>
+              <w:jc w:val="both"/>
+              <w:rPr>
+                <w:rFonts w:hint="eastAsia" w:ascii="Times New Roman" w:hAnsi="Times New Roman" w:eastAsia="宋体" w:cstheme="minorBidi"/>
+                <w:kern w:val="2"/>
+                <w:sz w:val="24"/>
+                <w:szCs w:val="22"/>
+                <w:lang w:val="en-US" w:eastAsia="zh-CN" w:bidi="ar-SA"/>
+              </w:rPr>
+            </w:pPr>
+            <w:r>
+              <w:rPr>
+                <w:rFonts w:hint="eastAsia" w:ascii="Times New Roman" w:hAnsi="Times New Roman" w:eastAsia="宋体" w:cstheme="minorBidi"/>
+                <w:kern w:val="2"/>
+                <w:sz w:val="24"/>
+                <w:szCs w:val="22"/>
+                <w:lang w:val="en-US" w:eastAsia="zh-CN" w:bidi="ar-SA"/>
+              </w:rPr>
+              <w:t>02</w:t>
+            </w:r>
+          </w:p>
+        </w:tc>
+        <w:tc>
+          <w:tcPr>
+            <w:tcW w:w="1553" w:type="dxa"/>
+            <w:vAlign w:val="center"/>
+          </w:tcPr>
+          <w:p>
+            <w:pPr>
+              <w:keepNext w:val="0"/>
+              <w:keepLines w:val="0"/>
+              <w:widowControl/>
+              <w:suppressLineNumbers w:val="0"/>
+              <w:jc w:val="both"/>
+              <w:rPr>
+                <w:rFonts w:hint="eastAsia" w:ascii="Times New Roman" w:hAnsi="Times New Roman" w:eastAsia="宋体" w:cstheme="minorBidi"/>
+                <w:kern w:val="2"/>
+                <w:sz w:val="24"/>
+                <w:szCs w:val="22"/>
+                <w:lang w:val="en-US" w:eastAsia="zh-CN" w:bidi="ar-SA"/>
+              </w:rPr>
+            </w:pPr>
+            <w:r>
+              <w:rPr>
+                <w:rFonts w:hint="eastAsia" w:ascii="Times New Roman" w:hAnsi="Times New Roman" w:eastAsia="宋体" w:cstheme="minorBidi"/>
+                <w:kern w:val="2"/>
+                <w:sz w:val="24"/>
+                <w:szCs w:val="22"/>
+                <w:lang w:val="en-US" w:eastAsia="zh-CN" w:bidi="ar-SA"/>
+              </w:rPr>
+              <w:t>全球健康风险因素</w:t>
+            </w:r>
+          </w:p>
+        </w:tc>
+        <w:tc>
+          <w:tcPr>
+            <w:tcW w:w="997" w:type="dxa"/>
+            <w:vAlign w:val="center"/>
+          </w:tcPr>
+          <w:p>
+            <w:pPr>
+              <w:keepNext w:val="0"/>
+              <w:keepLines w:val="0"/>
+              <w:widowControl/>
+              <w:suppressLineNumbers w:val="0"/>
+              <w:jc w:val="both"/>
+              <w:rPr>
+                <w:rFonts w:hint="eastAsia" w:ascii="Times New Roman" w:hAnsi="Times New Roman" w:eastAsia="宋体" w:cstheme="minorBidi"/>
+                <w:kern w:val="2"/>
+                <w:sz w:val="24"/>
+                <w:szCs w:val="22"/>
+                <w:lang w:val="en-US" w:eastAsia="zh-CN" w:bidi="ar-SA"/>
+              </w:rPr>
+            </w:pPr>
+            <w:r>
+              <w:rPr>
+                <w:rFonts w:hint="eastAsia" w:ascii="Times New Roman" w:hAnsi="Times New Roman" w:eastAsia="宋体" w:cstheme="minorBidi"/>
+                <w:kern w:val="2"/>
+                <w:sz w:val="24"/>
+                <w:szCs w:val="22"/>
+                <w:lang w:val="en-US" w:eastAsia="zh-CN" w:bidi="ar-SA"/>
+              </w:rPr>
+              <w:t>IHME GBD</w:t>
+            </w:r>
+          </w:p>
+        </w:tc>
+        <w:tc>
+          <w:tcPr>
+            <w:tcW w:w="1447" w:type="dxa"/>
+            <w:vAlign w:val="center"/>
+          </w:tcPr>
+          <w:p>
+            <w:pPr>
+              <w:keepNext w:val="0"/>
+              <w:keepLines w:val="0"/>
+              <w:widowControl/>
+              <w:suppressLineNumbers w:val="0"/>
+              <w:jc w:val="both"/>
+              <w:rPr>
+                <w:rFonts w:hint="eastAsia" w:ascii="Times New Roman" w:hAnsi="Times New Roman" w:eastAsia="宋体" w:cstheme="minorBidi"/>
+                <w:kern w:val="2"/>
+                <w:sz w:val="24"/>
+                <w:szCs w:val="22"/>
+                <w:lang w:val="en-US" w:eastAsia="zh-CN" w:bidi="ar-SA"/>
+              </w:rPr>
+            </w:pPr>
+            <w:r>
+              <w:rPr>
+                <w:rFonts w:hint="eastAsia" w:ascii="Times New Roman" w:hAnsi="Times New Roman" w:eastAsia="宋体" w:cstheme="minorBidi"/>
+                <w:kern w:val="2"/>
+                <w:sz w:val="24"/>
+                <w:szCs w:val="22"/>
+                <w:lang w:val="en-US" w:eastAsia="zh-CN" w:bidi="ar-SA"/>
+              </w:rPr>
+              <w:t>结构化 CSV</w:t>
+            </w:r>
+          </w:p>
+        </w:tc>
+        <w:tc>
+          <w:tcPr>
+            <w:tcW w:w="1924" w:type="dxa"/>
+            <w:vAlign w:val="center"/>
+          </w:tcPr>
+          <w:p>
+            <w:pPr>
+              <w:keepNext w:val="0"/>
+              <w:keepLines w:val="0"/>
+              <w:widowControl/>
+              <w:suppressLineNumbers w:val="0"/>
+              <w:jc w:val="both"/>
+              <w:rPr>
+                <w:rFonts w:hint="eastAsia" w:ascii="Times New Roman" w:hAnsi="Times New Roman" w:eastAsia="宋体" w:cstheme="minorBidi"/>
+                <w:kern w:val="2"/>
+                <w:sz w:val="24"/>
+                <w:szCs w:val="22"/>
+                <w:lang w:val="en-US" w:eastAsia="zh-CN" w:bidi="ar-SA"/>
+              </w:rPr>
+            </w:pPr>
+            <w:r>
+              <w:rPr>
+                <w:rFonts w:hint="eastAsia" w:ascii="Times New Roman" w:hAnsi="Times New Roman" w:eastAsia="宋体" w:cstheme="minorBidi"/>
+                <w:kern w:val="2"/>
+                <w:sz w:val="24"/>
+                <w:szCs w:val="22"/>
+                <w:lang w:val="en-US" w:eastAsia="zh-CN" w:bidi="ar-SA"/>
+              </w:rPr>
+              <w:t>地理位置、年份、死因、风险因素、死亡人数</w:t>
+            </w:r>
+          </w:p>
+        </w:tc>
+        <w:tc>
+          <w:tcPr>
+            <w:tcW w:w="1896" w:type="dxa"/>
+            <w:vAlign w:val="center"/>
+          </w:tcPr>
+          <w:p>
+            <w:pPr>
+              <w:keepNext w:val="0"/>
+              <w:keepLines w:val="0"/>
+              <w:widowControl/>
+              <w:suppressLineNumbers w:val="0"/>
+              <w:jc w:val="both"/>
+              <w:rPr>
+                <w:rFonts w:hint="eastAsia" w:ascii="Times New Roman" w:hAnsi="Times New Roman" w:eastAsia="宋体" w:cstheme="minorBidi"/>
+                <w:kern w:val="2"/>
+                <w:sz w:val="24"/>
+                <w:szCs w:val="22"/>
+                <w:lang w:val="en-US" w:eastAsia="zh-CN" w:bidi="ar-SA"/>
+              </w:rPr>
+            </w:pPr>
+            <w:r>
+              <w:rPr>
+                <w:rFonts w:hint="eastAsia" w:ascii="Times New Roman" w:hAnsi="Times New Roman" w:eastAsia="宋体" w:cstheme="minorBidi"/>
+                <w:kern w:val="2"/>
+                <w:sz w:val="24"/>
+                <w:szCs w:val="22"/>
+                <w:lang w:val="en-US" w:eastAsia="zh-CN" w:bidi="ar-SA"/>
+              </w:rPr>
+              <w:t>20类风险，2000–2023年</w:t>
+            </w:r>
+          </w:p>
+        </w:tc>
+      </w:tr>
+      <w:tr>
+        <w:tc>
+          <w:tcPr>
+            <w:tcW w:w="705" w:type="dxa"/>
+            <w:vAlign w:val="center"/>
+          </w:tcPr>
+          <w:p>
+            <w:pPr>
+              <w:keepNext w:val="0"/>
+              <w:keepLines w:val="0"/>
+              <w:widowControl/>
+              <w:suppressLineNumbers w:val="0"/>
+              <w:jc w:val="both"/>
+              <w:rPr>
+                <w:rFonts w:hint="eastAsia" w:ascii="Times New Roman" w:hAnsi="Times New Roman" w:eastAsia="宋体" w:cstheme="minorBidi"/>
+                <w:kern w:val="2"/>
+                <w:sz w:val="24"/>
+                <w:szCs w:val="22"/>
+                <w:lang w:val="en-US" w:eastAsia="zh-CN" w:bidi="ar-SA"/>
+              </w:rPr>
+            </w:pPr>
+            <w:r>
+              <w:rPr>
+                <w:rFonts w:hint="eastAsia" w:ascii="Times New Roman" w:hAnsi="Times New Roman" w:eastAsia="宋体" w:cstheme="minorBidi"/>
+                <w:kern w:val="2"/>
+                <w:sz w:val="24"/>
+                <w:szCs w:val="22"/>
+                <w:lang w:val="en-US" w:eastAsia="zh-CN" w:bidi="ar-SA"/>
+              </w:rPr>
+              <w:t>03</w:t>
+            </w:r>
+          </w:p>
+        </w:tc>
+        <w:tc>
+          <w:tcPr>
+            <w:tcW w:w="1553" w:type="dxa"/>
+            <w:vAlign w:val="center"/>
+          </w:tcPr>
+          <w:p>
+            <w:pPr>
+              <w:keepNext w:val="0"/>
+              <w:keepLines w:val="0"/>
+              <w:widowControl/>
+              <w:suppressLineNumbers w:val="0"/>
+              <w:jc w:val="both"/>
+              <w:rPr>
+                <w:rFonts w:hint="eastAsia" w:ascii="Times New Roman" w:hAnsi="Times New Roman" w:eastAsia="宋体" w:cstheme="minorBidi"/>
+                <w:kern w:val="2"/>
+                <w:sz w:val="24"/>
+                <w:szCs w:val="22"/>
+                <w:lang w:val="en-US" w:eastAsia="zh-CN" w:bidi="ar-SA"/>
+              </w:rPr>
+            </w:pPr>
+            <w:r>
+              <w:rPr>
+                <w:rFonts w:hint="eastAsia" w:ascii="Times New Roman" w:hAnsi="Times New Roman" w:eastAsia="宋体" w:cstheme="minorBidi"/>
+                <w:kern w:val="2"/>
+                <w:sz w:val="24"/>
+                <w:szCs w:val="22"/>
+                <w:lang w:val="en-US" w:eastAsia="zh-CN" w:bidi="ar-SA"/>
+              </w:rPr>
+              <w:t>全球健康营养与人口统计</w:t>
+            </w:r>
+          </w:p>
+        </w:tc>
+        <w:tc>
+          <w:tcPr>
+            <w:tcW w:w="997" w:type="dxa"/>
+            <w:vAlign w:val="center"/>
+          </w:tcPr>
+          <w:p>
+            <w:pPr>
+              <w:keepNext w:val="0"/>
+              <w:keepLines w:val="0"/>
+              <w:widowControl/>
+              <w:suppressLineNumbers w:val="0"/>
+              <w:jc w:val="both"/>
+              <w:rPr>
+                <w:rFonts w:hint="eastAsia" w:ascii="Times New Roman" w:hAnsi="Times New Roman" w:eastAsia="宋体" w:cstheme="minorBidi"/>
+                <w:kern w:val="2"/>
+                <w:sz w:val="24"/>
+                <w:szCs w:val="22"/>
+                <w:lang w:val="en-US" w:eastAsia="zh-CN" w:bidi="ar-SA"/>
+              </w:rPr>
+            </w:pPr>
+            <w:r>
+              <w:rPr>
+                <w:rFonts w:hint="eastAsia" w:ascii="Times New Roman" w:hAnsi="Times New Roman" w:eastAsia="宋体" w:cstheme="minorBidi"/>
+                <w:kern w:val="2"/>
+                <w:sz w:val="24"/>
+                <w:szCs w:val="22"/>
+                <w:lang w:val="en-US" w:eastAsia="zh-CN" w:bidi="ar-SA"/>
+              </w:rPr>
+              <w:t>世界银行 HNP</w:t>
+            </w:r>
+          </w:p>
+        </w:tc>
+        <w:tc>
+          <w:tcPr>
+            <w:tcW w:w="1447" w:type="dxa"/>
+            <w:vAlign w:val="center"/>
+          </w:tcPr>
+          <w:p>
+            <w:pPr>
+              <w:keepNext w:val="0"/>
+              <w:keepLines w:val="0"/>
+              <w:widowControl/>
+              <w:suppressLineNumbers w:val="0"/>
+              <w:jc w:val="both"/>
+              <w:rPr>
+                <w:rFonts w:hint="eastAsia" w:ascii="Times New Roman" w:hAnsi="Times New Roman" w:eastAsia="宋体" w:cstheme="minorBidi"/>
+                <w:kern w:val="2"/>
+                <w:sz w:val="24"/>
+                <w:szCs w:val="22"/>
+                <w:lang w:val="en-US" w:eastAsia="zh-CN" w:bidi="ar-SA"/>
+              </w:rPr>
+            </w:pPr>
+            <w:r>
+              <w:rPr>
+                <w:rFonts w:hint="eastAsia" w:ascii="Times New Roman" w:hAnsi="Times New Roman" w:eastAsia="宋体" w:cstheme="minorBidi"/>
+                <w:kern w:val="2"/>
+                <w:sz w:val="24"/>
+                <w:szCs w:val="22"/>
+                <w:lang w:val="en-US" w:eastAsia="zh-CN" w:bidi="ar-SA"/>
+              </w:rPr>
+              <w:t>结构化 CSV</w:t>
+            </w:r>
+          </w:p>
+        </w:tc>
+        <w:tc>
+          <w:tcPr>
+            <w:tcW w:w="1924" w:type="dxa"/>
+            <w:vAlign w:val="center"/>
+          </w:tcPr>
+          <w:p>
+            <w:pPr>
+              <w:keepNext w:val="0"/>
+              <w:keepLines w:val="0"/>
+              <w:widowControl/>
+              <w:suppressLineNumbers w:val="0"/>
+              <w:jc w:val="both"/>
+              <w:rPr>
+                <w:rFonts w:hint="eastAsia" w:ascii="Times New Roman" w:hAnsi="Times New Roman" w:eastAsia="宋体" w:cstheme="minorBidi"/>
+                <w:kern w:val="2"/>
+                <w:sz w:val="24"/>
+                <w:szCs w:val="22"/>
+                <w:lang w:val="en-US" w:eastAsia="zh-CN" w:bidi="ar-SA"/>
+              </w:rPr>
+            </w:pPr>
+            <w:r>
+              <w:rPr>
+                <w:rFonts w:hint="eastAsia" w:ascii="Times New Roman" w:hAnsi="Times New Roman" w:eastAsia="宋体" w:cstheme="minorBidi"/>
+                <w:kern w:val="2"/>
+                <w:sz w:val="24"/>
+                <w:szCs w:val="22"/>
+                <w:lang w:val="en-US" w:eastAsia="zh-CN" w:bidi="ar-SA"/>
+              </w:rPr>
+              <w:t>SP/SH/SN/SE/SL 类指标，含 LE、IMR、U5MR 等</w:t>
+            </w:r>
+          </w:p>
+        </w:tc>
+        <w:tc>
+          <w:tcPr>
+            <w:tcW w:w="1896" w:type="dxa"/>
+            <w:vAlign w:val="center"/>
+          </w:tcPr>
+          <w:p>
+            <w:pPr>
+              <w:keepNext w:val="0"/>
+              <w:keepLines w:val="0"/>
+              <w:widowControl/>
+              <w:suppressLineNumbers w:val="0"/>
+              <w:jc w:val="both"/>
+              <w:rPr>
+                <w:rFonts w:hint="eastAsia" w:ascii="Times New Roman" w:hAnsi="Times New Roman" w:eastAsia="宋体" w:cstheme="minorBidi"/>
+                <w:kern w:val="2"/>
+                <w:sz w:val="24"/>
+                <w:szCs w:val="22"/>
+                <w:lang w:val="en-US" w:eastAsia="zh-CN" w:bidi="ar-SA"/>
+              </w:rPr>
+            </w:pPr>
+            <w:r>
+              <w:rPr>
+                <w:rFonts w:hint="eastAsia" w:ascii="Times New Roman" w:hAnsi="Times New Roman" w:eastAsia="宋体" w:cstheme="minorBidi"/>
+                <w:kern w:val="2"/>
+                <w:sz w:val="24"/>
+                <w:szCs w:val="22"/>
+                <w:lang w:val="en-US" w:eastAsia="zh-CN" w:bidi="ar-SA"/>
+              </w:rPr>
+              <w:t>2.5 GB，多国多年</w:t>
+            </w:r>
+          </w:p>
+        </w:tc>
+      </w:tr>
+      <w:tr>
+        <w:tc>
+          <w:tcPr>
+            <w:tcW w:w="705" w:type="dxa"/>
+            <w:vAlign w:val="center"/>
+          </w:tcPr>
+          <w:p>
+            <w:pPr>
+              <w:keepNext w:val="0"/>
+              <w:keepLines w:val="0"/>
+              <w:widowControl/>
+              <w:suppressLineNumbers w:val="0"/>
+              <w:jc w:val="both"/>
+              <w:rPr>
+                <w:rFonts w:hint="eastAsia" w:ascii="Times New Roman" w:hAnsi="Times New Roman" w:eastAsia="宋体" w:cstheme="minorBidi"/>
+                <w:kern w:val="2"/>
+                <w:sz w:val="24"/>
+                <w:szCs w:val="22"/>
+                <w:lang w:val="en-US" w:eastAsia="zh-CN" w:bidi="ar-SA"/>
+              </w:rPr>
+            </w:pPr>
+            <w:r>
+              <w:rPr>
+                <w:rFonts w:hint="eastAsia" w:ascii="Times New Roman" w:hAnsi="Times New Roman" w:eastAsia="宋体" w:cstheme="minorBidi"/>
+                <w:kern w:val="2"/>
+                <w:sz w:val="24"/>
+                <w:szCs w:val="22"/>
+                <w:lang w:val="en-US" w:eastAsia="zh-CN" w:bidi="ar-SA"/>
+              </w:rPr>
+              <w:t>04</w:t>
+            </w:r>
+          </w:p>
+        </w:tc>
+        <w:tc>
+          <w:tcPr>
+            <w:tcW w:w="1553" w:type="dxa"/>
+            <w:vAlign w:val="center"/>
+          </w:tcPr>
+          <w:p>
+            <w:pPr>
+              <w:keepNext w:val="0"/>
+              <w:keepLines w:val="0"/>
+              <w:widowControl/>
+              <w:suppressLineNumbers w:val="0"/>
+              <w:jc w:val="both"/>
+              <w:rPr>
+                <w:rFonts w:hint="eastAsia" w:ascii="Times New Roman" w:hAnsi="Times New Roman" w:eastAsia="宋体" w:cstheme="minorBidi"/>
+                <w:kern w:val="2"/>
+                <w:sz w:val="24"/>
+                <w:szCs w:val="22"/>
+                <w:lang w:val="en-US" w:eastAsia="zh-CN" w:bidi="ar-SA"/>
+              </w:rPr>
+            </w:pPr>
+            <w:r>
+              <w:rPr>
+                <w:rFonts w:hint="eastAsia" w:ascii="Times New Roman" w:hAnsi="Times New Roman" w:eastAsia="宋体" w:cstheme="minorBidi"/>
+                <w:kern w:val="2"/>
+                <w:sz w:val="24"/>
+                <w:szCs w:val="22"/>
+                <w:lang w:val="en-US" w:eastAsia="zh-CN" w:bidi="ar-SA"/>
+              </w:rPr>
+              <w:t>社会经济指标</w:t>
+            </w:r>
+          </w:p>
+        </w:tc>
+        <w:tc>
+          <w:tcPr>
+            <w:tcW w:w="997" w:type="dxa"/>
+            <w:vAlign w:val="center"/>
+          </w:tcPr>
+          <w:p>
+            <w:pPr>
+              <w:keepNext w:val="0"/>
+              <w:keepLines w:val="0"/>
+              <w:widowControl/>
+              <w:suppressLineNumbers w:val="0"/>
+              <w:jc w:val="both"/>
+              <w:rPr>
+                <w:rFonts w:hint="eastAsia" w:ascii="Times New Roman" w:hAnsi="Times New Roman" w:eastAsia="宋体" w:cstheme="minorBidi"/>
+                <w:kern w:val="2"/>
+                <w:sz w:val="24"/>
+                <w:szCs w:val="22"/>
+                <w:lang w:val="en-US" w:eastAsia="zh-CN" w:bidi="ar-SA"/>
+              </w:rPr>
+            </w:pPr>
+            <w:r>
+              <w:rPr>
+                <w:rFonts w:hint="eastAsia" w:ascii="Times New Roman" w:hAnsi="Times New Roman" w:eastAsia="宋体" w:cstheme="minorBidi"/>
+                <w:kern w:val="2"/>
+                <w:sz w:val="24"/>
+                <w:szCs w:val="22"/>
+                <w:lang w:val="en-US" w:eastAsia="zh-CN" w:bidi="ar-SA"/>
+              </w:rPr>
+              <w:t>世界银行 WDI</w:t>
+            </w:r>
+          </w:p>
+        </w:tc>
+        <w:tc>
+          <w:tcPr>
+            <w:tcW w:w="1447" w:type="dxa"/>
+            <w:vAlign w:val="center"/>
+          </w:tcPr>
+          <w:p>
+            <w:pPr>
+              <w:keepNext w:val="0"/>
+              <w:keepLines w:val="0"/>
+              <w:widowControl/>
+              <w:suppressLineNumbers w:val="0"/>
+              <w:jc w:val="both"/>
+              <w:rPr>
+                <w:rFonts w:hint="eastAsia" w:ascii="Times New Roman" w:hAnsi="Times New Roman" w:eastAsia="宋体" w:cstheme="minorBidi"/>
+                <w:kern w:val="2"/>
+                <w:sz w:val="24"/>
+                <w:szCs w:val="22"/>
+                <w:lang w:val="en-US" w:eastAsia="zh-CN" w:bidi="ar-SA"/>
+              </w:rPr>
+            </w:pPr>
+            <w:r>
+              <w:rPr>
+                <w:rFonts w:hint="eastAsia" w:ascii="Times New Roman" w:hAnsi="Times New Roman" w:eastAsia="宋体" w:cstheme="minorBidi"/>
+                <w:kern w:val="2"/>
+                <w:sz w:val="24"/>
+                <w:szCs w:val="22"/>
+                <w:lang w:val="en-US" w:eastAsia="zh-CN" w:bidi="ar-SA"/>
+              </w:rPr>
+              <w:t>结构化 CSV（6文件）</w:t>
+            </w:r>
+          </w:p>
+        </w:tc>
+        <w:tc>
+          <w:tcPr>
+            <w:tcW w:w="1924" w:type="dxa"/>
+            <w:vAlign w:val="center"/>
+          </w:tcPr>
+          <w:p>
+            <w:pPr>
+              <w:keepNext w:val="0"/>
+              <w:keepLines w:val="0"/>
+              <w:widowControl/>
+              <w:suppressLineNumbers w:val="0"/>
+              <w:jc w:val="both"/>
+              <w:rPr>
+                <w:rFonts w:hint="eastAsia" w:ascii="Times New Roman" w:hAnsi="Times New Roman" w:eastAsia="宋体" w:cstheme="minorBidi"/>
+                <w:kern w:val="2"/>
+                <w:sz w:val="24"/>
+                <w:szCs w:val="22"/>
+                <w:lang w:val="en-US" w:eastAsia="zh-CN" w:bidi="ar-SA"/>
+              </w:rPr>
+            </w:pPr>
+            <w:r>
+              <w:rPr>
+                <w:rFonts w:hint="eastAsia" w:ascii="Times New Roman" w:hAnsi="Times New Roman" w:eastAsia="宋体" w:cstheme="minorBidi"/>
+                <w:kern w:val="2"/>
+                <w:sz w:val="24"/>
+                <w:szCs w:val="22"/>
+                <w:lang w:val="en-US" w:eastAsia="zh-CN" w:bidi="ar-SA"/>
+              </w:rPr>
+              <w:t>WDICSV、WDICountry（含收入组）、WDISeries 等</w:t>
+            </w:r>
+          </w:p>
+        </w:tc>
+        <w:tc>
+          <w:tcPr>
+            <w:tcW w:w="1896" w:type="dxa"/>
+            <w:vAlign w:val="center"/>
+          </w:tcPr>
+          <w:p>
+            <w:pPr>
+              <w:keepNext w:val="0"/>
+              <w:keepLines w:val="0"/>
+              <w:widowControl/>
+              <w:suppressLineNumbers w:val="0"/>
+              <w:jc w:val="both"/>
+              <w:rPr>
+                <w:rFonts w:hint="eastAsia" w:ascii="Times New Roman" w:hAnsi="Times New Roman" w:eastAsia="宋体" w:cstheme="minorBidi"/>
+                <w:kern w:val="2"/>
+                <w:sz w:val="24"/>
+                <w:szCs w:val="22"/>
+                <w:lang w:val="en-US" w:eastAsia="zh-CN" w:bidi="ar-SA"/>
+              </w:rPr>
+            </w:pPr>
+            <w:r>
+              <w:rPr>
+                <w:rFonts w:hint="eastAsia" w:ascii="Times New Roman" w:hAnsi="Times New Roman" w:eastAsia="宋体" w:cstheme="minorBidi"/>
+                <w:kern w:val="2"/>
+                <w:sz w:val="24"/>
+                <w:szCs w:val="22"/>
+                <w:lang w:val="en-US" w:eastAsia="zh-CN" w:bidi="ar-SA"/>
+              </w:rPr>
+              <w:t>1960–2024年</w:t>
+            </w:r>
+          </w:p>
+        </w:tc>
+      </w:tr>
+      <w:tr>
+        <w:tc>
+          <w:tcPr>
+            <w:tcW w:w="705" w:type="dxa"/>
+            <w:vAlign w:val="center"/>
+          </w:tcPr>
+          <w:p>
+            <w:pPr>
+              <w:keepNext w:val="0"/>
+              <w:keepLines w:val="0"/>
+              <w:widowControl/>
+              <w:suppressLineNumbers w:val="0"/>
+              <w:jc w:val="both"/>
+              <w:rPr>
+                <w:rFonts w:hint="eastAsia" w:ascii="Times New Roman" w:hAnsi="Times New Roman" w:eastAsia="宋体" w:cstheme="minorBidi"/>
+                <w:kern w:val="2"/>
+                <w:sz w:val="24"/>
+                <w:szCs w:val="22"/>
+                <w:lang w:val="en-US" w:eastAsia="zh-CN" w:bidi="ar-SA"/>
+              </w:rPr>
+            </w:pPr>
+            <w:r>
+              <w:rPr>
+                <w:rFonts w:hint="eastAsia" w:ascii="Times New Roman" w:hAnsi="Times New Roman" w:eastAsia="宋体" w:cstheme="minorBidi"/>
+                <w:kern w:val="2"/>
+                <w:sz w:val="24"/>
+                <w:szCs w:val="22"/>
+                <w:lang w:val="en-US" w:eastAsia="zh-CN" w:bidi="ar-SA"/>
+              </w:rPr>
+              <w:t>05</w:t>
+            </w:r>
+          </w:p>
+        </w:tc>
+        <w:tc>
+          <w:tcPr>
+            <w:tcW w:w="1553" w:type="dxa"/>
+            <w:vAlign w:val="center"/>
+          </w:tcPr>
+          <w:p>
+            <w:pPr>
+              <w:keepNext w:val="0"/>
+              <w:keepLines w:val="0"/>
+              <w:widowControl/>
+              <w:suppressLineNumbers w:val="0"/>
+              <w:jc w:val="both"/>
+              <w:rPr>
+                <w:rFonts w:hint="eastAsia" w:ascii="Times New Roman" w:hAnsi="Times New Roman" w:eastAsia="宋体" w:cstheme="minorBidi"/>
+                <w:kern w:val="2"/>
+                <w:sz w:val="24"/>
+                <w:szCs w:val="22"/>
+                <w:lang w:val="en-US" w:eastAsia="zh-CN" w:bidi="ar-SA"/>
+              </w:rPr>
+            </w:pPr>
+            <w:r>
+              <w:rPr>
+                <w:rFonts w:hint="eastAsia" w:ascii="Times New Roman" w:hAnsi="Times New Roman" w:eastAsia="宋体" w:cstheme="minorBidi"/>
+                <w:kern w:val="2"/>
+                <w:sz w:val="24"/>
+                <w:szCs w:val="22"/>
+                <w:lang w:val="en-US" w:eastAsia="zh-CN" w:bidi="ar-SA"/>
+              </w:rPr>
+              <w:t>中国省级卫生数据</w:t>
+            </w:r>
+          </w:p>
+        </w:tc>
+        <w:tc>
+          <w:tcPr>
+            <w:tcW w:w="997" w:type="dxa"/>
+            <w:vAlign w:val="center"/>
+          </w:tcPr>
+          <w:p>
+            <w:pPr>
+              <w:keepNext w:val="0"/>
+              <w:keepLines w:val="0"/>
+              <w:widowControl/>
+              <w:suppressLineNumbers w:val="0"/>
+              <w:jc w:val="both"/>
+              <w:rPr>
+                <w:rFonts w:hint="eastAsia" w:ascii="Times New Roman" w:hAnsi="Times New Roman" w:eastAsia="宋体" w:cstheme="minorBidi"/>
+                <w:kern w:val="2"/>
+                <w:sz w:val="24"/>
+                <w:szCs w:val="22"/>
+                <w:lang w:val="en-US" w:eastAsia="zh-CN" w:bidi="ar-SA"/>
+              </w:rPr>
+            </w:pPr>
+            <w:r>
+              <w:rPr>
+                <w:rFonts w:hint="eastAsia" w:ascii="Times New Roman" w:hAnsi="Times New Roman" w:eastAsia="宋体" w:cstheme="minorBidi"/>
+                <w:kern w:val="2"/>
+                <w:sz w:val="24"/>
+                <w:szCs w:val="22"/>
+                <w:lang w:val="en-US" w:eastAsia="zh-CN" w:bidi="ar-SA"/>
+              </w:rPr>
+              <w:t>国家统计局</w:t>
+            </w:r>
+          </w:p>
+        </w:tc>
+        <w:tc>
+          <w:tcPr>
+            <w:tcW w:w="1447" w:type="dxa"/>
+            <w:vAlign w:val="center"/>
+          </w:tcPr>
+          <w:p>
+            <w:pPr>
+              <w:keepNext w:val="0"/>
+              <w:keepLines w:val="0"/>
+              <w:widowControl/>
+              <w:suppressLineNumbers w:val="0"/>
+              <w:jc w:val="both"/>
+              <w:rPr>
+                <w:rFonts w:hint="eastAsia" w:ascii="Times New Roman" w:hAnsi="Times New Roman" w:eastAsia="宋体" w:cstheme="minorBidi"/>
+                <w:kern w:val="2"/>
+                <w:sz w:val="24"/>
+                <w:szCs w:val="22"/>
+                <w:lang w:val="en-US" w:eastAsia="zh-CN" w:bidi="ar-SA"/>
+              </w:rPr>
+            </w:pPr>
+            <w:r>
+              <w:rPr>
+                <w:rFonts w:hint="eastAsia" w:ascii="Times New Roman" w:hAnsi="Times New Roman" w:eastAsia="宋体" w:cstheme="minorBidi"/>
+                <w:kern w:val="2"/>
+                <w:sz w:val="24"/>
+                <w:szCs w:val="22"/>
+                <w:lang w:val="en-US" w:eastAsia="zh-CN" w:bidi="ar-SA"/>
+              </w:rPr>
+              <w:t>结构化 CSV</w:t>
+            </w:r>
+          </w:p>
+        </w:tc>
+        <w:tc>
+          <w:tcPr>
+            <w:tcW w:w="1924" w:type="dxa"/>
+            <w:vAlign w:val="center"/>
+          </w:tcPr>
+          <w:p>
+            <w:pPr>
+              <w:keepNext w:val="0"/>
+              <w:keepLines w:val="0"/>
+              <w:widowControl/>
+              <w:suppressLineNumbers w:val="0"/>
+              <w:jc w:val="both"/>
+              <w:rPr>
+                <w:rFonts w:hint="eastAsia" w:ascii="Times New Roman" w:hAnsi="Times New Roman" w:eastAsia="宋体" w:cstheme="minorBidi"/>
+                <w:kern w:val="2"/>
+                <w:sz w:val="24"/>
+                <w:szCs w:val="22"/>
+                <w:lang w:val="en-US" w:eastAsia="zh-CN" w:bidi="ar-SA"/>
+              </w:rPr>
+            </w:pPr>
+            <w:r>
+              <w:rPr>
+                <w:rFonts w:hint="eastAsia" w:ascii="Times New Roman" w:hAnsi="Times New Roman" w:eastAsia="宋体" w:cstheme="minorBidi"/>
+                <w:kern w:val="2"/>
+                <w:sz w:val="24"/>
+                <w:szCs w:val="22"/>
+                <w:lang w:val="en-US" w:eastAsia="zh-CN" w:bidi="ar-SA"/>
+              </w:rPr>
+              <w:t>卫生人员、医疗机构数、LE、IMR、出生率</w:t>
+            </w:r>
+          </w:p>
+        </w:tc>
+        <w:tc>
+          <w:tcPr>
+            <w:tcW w:w="1896" w:type="dxa"/>
+            <w:vAlign w:val="center"/>
+          </w:tcPr>
+          <w:p>
+            <w:pPr>
+              <w:keepNext w:val="0"/>
+              <w:keepLines w:val="0"/>
+              <w:widowControl/>
+              <w:suppressLineNumbers w:val="0"/>
+              <w:jc w:val="both"/>
+              <w:rPr>
+                <w:rFonts w:hint="eastAsia" w:ascii="Times New Roman" w:hAnsi="Times New Roman" w:eastAsia="宋体" w:cstheme="minorBidi"/>
+                <w:kern w:val="2"/>
+                <w:sz w:val="24"/>
+                <w:szCs w:val="22"/>
+                <w:lang w:val="en-US" w:eastAsia="zh-CN" w:bidi="ar-SA"/>
+              </w:rPr>
+            </w:pPr>
+            <w:r>
+              <w:rPr>
+                <w:rFonts w:hint="eastAsia" w:ascii="Times New Roman" w:hAnsi="Times New Roman" w:eastAsia="宋体" w:cstheme="minorBidi"/>
+                <w:kern w:val="2"/>
+                <w:sz w:val="24"/>
+                <w:szCs w:val="22"/>
+                <w:lang w:val="en-US" w:eastAsia="zh-CN" w:bidi="ar-SA"/>
+              </w:rPr>
+              <w:t>31省×20年（2005–2024）</w:t>
+            </w:r>
+          </w:p>
+        </w:tc>
+      </w:tr>
+    </w:tbl>
+    <w:p>
+      <w:pPr>
+        <w:pStyle w:val="3"/>
+        <w:ind w:left="0" w:leftChars="0" w:firstLine="0" w:firstLineChars="0"/>
+        <w:rPr>
+          <w:rFonts w:hint="eastAsia"/>
+        </w:rPr>
+      </w:pPr>
+    </w:p>
+    <w:p>
+      <w:pPr>
+        <w:pStyle w:val="3"/>
+        <w:rPr>
+          <w:rFonts w:hint="eastAsia"/>
+        </w:rPr>
+      </w:pPr>
+    </w:p>
+    <w:p>
+      <w:pPr>
+        <w:pStyle w:val="4"/>
+        <w:spacing w:before="468" w:after="93"/>
+      </w:pPr>
+      <w:bookmarkStart w:id="9" w:name="_Toc471933699"/>
+      <w:r>
+        <w:rPr>
+          <w:rFonts w:hint="eastAsia"/>
+          <w:lang w:val="en-US" w:eastAsia="zh-CN"/>
+        </w:rPr>
+        <w:t>数据预处理流程</w:t>
+      </w:r>
+      <w:bookmarkEnd w:id="9"/>
+    </w:p>
+    <w:p>
+      <w:pPr>
+        <w:pStyle w:val="41"/>
+        <w:spacing w:before="156" w:after="312"/>
+        <w:rPr>
+          <w:rFonts w:hint="eastAsia"/>
+        </w:rPr>
+      </w:pPr>
+      <w:r>
+        <w:rPr>
+          <w:rFonts w:hint="eastAsia"/>
+        </w:rPr>
+        <w:t>【填写说明：详细列出数据来源（如公开数据集、合作数据、模拟数据），说明数据类型（结构化 / 非结构化 / 半结构化）、核心字段及数据规模，附数据来源说明表】</w:t>
+      </w:r>
+    </w:p>
+    <w:tbl>
+      <w:tblPr>
+        <w:tblStyle w:val="22"/>
+        <w:tblW w:w="0" w:type="auto"/>
+        <w:tblInd w:w="0" w:type="dxa"/>
+        <w:tblBorders>
+          <w:top w:val="single" w:color="auto" w:sz="4" w:space="0"/>
+          <w:left w:val="single" w:color="auto" w:sz="4" w:space="0"/>
+          <w:bottom w:val="single" w:color="auto" w:sz="4" w:space="0"/>
+          <w:right w:val="single" w:color="auto" w:sz="4" w:space="0"/>
+          <w:insideH w:val="single" w:color="auto" w:sz="4" w:space="0"/>
+          <w:insideV w:val="single" w:color="auto" w:sz="4" w:space="0"/>
+        </w:tblBorders>
+        <w:tblLayout w:type="autofit"/>
+        <w:tblCellMar>
+          <w:left w:w="108" w:type="dxa"/>
+          <w:right w:w="108" w:type="dxa"/>
+        </w:tblCellMar>
+      </w:tblPr>
+      <w:tblGrid>
+        <w:gridCol w:w="1985"/>
+        <w:gridCol w:w="2028"/>
+        <w:gridCol w:w="2524"/>
+        <w:gridCol w:w="1985"/>
+      </w:tblGrid>
+      <w:tr>
+        <w:tc>
+          <w:tcPr>
+            <w:tcW w:w="2130" w:type="dxa"/>
+            <w:vAlign w:val="center"/>
+          </w:tcPr>
+          <w:p>
+            <w:pPr>
+              <w:keepNext w:val="0"/>
+              <w:keepLines w:val="0"/>
+              <w:widowControl/>
+              <w:suppressLineNumbers w:val="0"/>
+              <w:jc w:val="both"/>
+              <w:rPr>
+                <w:rFonts w:hint="eastAsia" w:ascii="Times New Roman" w:hAnsi="Times New Roman" w:eastAsia="宋体" w:cstheme="minorBidi"/>
+                <w:kern w:val="2"/>
+                <w:sz w:val="24"/>
+                <w:szCs w:val="22"/>
+                <w:lang w:val="en-US" w:eastAsia="zh-CN" w:bidi="ar-SA"/>
+              </w:rPr>
+            </w:pPr>
+            <w:r>
+              <w:rPr>
+                <w:rFonts w:hint="eastAsia" w:ascii="Times New Roman" w:hAnsi="Times New Roman" w:eastAsia="宋体" w:cstheme="minorBidi"/>
+                <w:kern w:val="2"/>
+                <w:sz w:val="24"/>
+                <w:szCs w:val="22"/>
+                <w:lang w:val="en-US" w:eastAsia="zh-CN" w:bidi="ar-SA"/>
+              </w:rPr>
+              <w:t>指标名称</w:t>
+            </w:r>
+          </w:p>
+        </w:tc>
+        <w:tc>
+          <w:tcPr>
+            <w:tcW w:w="2130" w:type="dxa"/>
+            <w:vAlign w:val="center"/>
+          </w:tcPr>
+          <w:p>
+            <w:pPr>
+              <w:keepNext w:val="0"/>
+              <w:keepLines w:val="0"/>
+              <w:widowControl/>
+              <w:suppressLineNumbers w:val="0"/>
+              <w:jc w:val="both"/>
+              <w:rPr>
+                <w:rFonts w:hint="eastAsia" w:ascii="Times New Roman" w:hAnsi="Times New Roman" w:eastAsia="宋体" w:cstheme="minorBidi"/>
+                <w:kern w:val="2"/>
+                <w:sz w:val="24"/>
+                <w:szCs w:val="22"/>
+                <w:lang w:val="en-US" w:eastAsia="zh-CN" w:bidi="ar-SA"/>
+              </w:rPr>
+            </w:pPr>
+            <w:r>
+              <w:rPr>
+                <w:rFonts w:hint="eastAsia" w:ascii="Times New Roman" w:hAnsi="Times New Roman" w:eastAsia="宋体" w:cstheme="minorBidi"/>
+                <w:kern w:val="2"/>
+                <w:sz w:val="24"/>
+                <w:szCs w:val="22"/>
+                <w:lang w:val="en-US" w:eastAsia="zh-CN" w:bidi="ar-SA"/>
+              </w:rPr>
+              <w:t>代号</w:t>
+            </w:r>
+          </w:p>
+        </w:tc>
+        <w:tc>
+          <w:tcPr>
+            <w:tcW w:w="2131" w:type="dxa"/>
+            <w:vAlign w:val="center"/>
+          </w:tcPr>
+          <w:p>
+            <w:pPr>
+              <w:keepNext w:val="0"/>
+              <w:keepLines w:val="0"/>
+              <w:widowControl/>
+              <w:suppressLineNumbers w:val="0"/>
+              <w:jc w:val="both"/>
+              <w:rPr>
+                <w:rFonts w:hint="eastAsia" w:ascii="Times New Roman" w:hAnsi="Times New Roman" w:eastAsia="宋体" w:cstheme="minorBidi"/>
+                <w:kern w:val="2"/>
+                <w:sz w:val="24"/>
+                <w:szCs w:val="22"/>
+                <w:lang w:val="en-US" w:eastAsia="zh-CN" w:bidi="ar-SA"/>
+              </w:rPr>
+            </w:pPr>
+            <w:r>
+              <w:rPr>
+                <w:rFonts w:hint="eastAsia" w:ascii="Times New Roman" w:hAnsi="Times New Roman" w:eastAsia="宋体" w:cstheme="minorBidi"/>
+                <w:kern w:val="2"/>
+                <w:sz w:val="24"/>
+                <w:szCs w:val="22"/>
+                <w:lang w:val="en-US" w:eastAsia="zh-CN" w:bidi="ar-SA"/>
+              </w:rPr>
+              <w:t>来源指标码</w:t>
+            </w:r>
+          </w:p>
+        </w:tc>
+        <w:tc>
+          <w:tcPr>
+            <w:tcW w:w="2131" w:type="dxa"/>
+            <w:vAlign w:val="center"/>
+          </w:tcPr>
+          <w:p>
+            <w:pPr>
+              <w:keepNext w:val="0"/>
+              <w:keepLines w:val="0"/>
+              <w:widowControl/>
+              <w:suppressLineNumbers w:val="0"/>
+              <w:jc w:val="both"/>
+              <w:rPr>
+                <w:rFonts w:hint="eastAsia" w:ascii="Times New Roman" w:hAnsi="Times New Roman" w:eastAsia="宋体" w:cstheme="minorBidi"/>
+                <w:kern w:val="2"/>
+                <w:sz w:val="24"/>
+                <w:szCs w:val="22"/>
+                <w:lang w:val="en-US" w:eastAsia="zh-CN" w:bidi="ar-SA"/>
+              </w:rPr>
+            </w:pPr>
+            <w:r>
+              <w:rPr>
+                <w:rFonts w:hint="eastAsia" w:ascii="Times New Roman" w:hAnsi="Times New Roman" w:eastAsia="宋体" w:cstheme="minorBidi"/>
+                <w:kern w:val="2"/>
+                <w:sz w:val="24"/>
+                <w:szCs w:val="22"/>
+                <w:lang w:val="en-US" w:eastAsia="zh-CN" w:bidi="ar-SA"/>
+              </w:rPr>
+              <w:t>说明</w:t>
+            </w:r>
+          </w:p>
+        </w:tc>
+      </w:tr>
+      <w:tr>
+        <w:tc>
+          <w:tcPr>
+            <w:tcW w:w="2130" w:type="dxa"/>
+            <w:vAlign w:val="center"/>
+          </w:tcPr>
+          <w:p>
+            <w:pPr>
+              <w:keepNext w:val="0"/>
+              <w:keepLines w:val="0"/>
+              <w:widowControl/>
+              <w:suppressLineNumbers w:val="0"/>
+              <w:jc w:val="both"/>
+              <w:rPr>
+                <w:rFonts w:hint="eastAsia" w:ascii="Times New Roman" w:hAnsi="Times New Roman" w:eastAsia="宋体" w:cstheme="minorBidi"/>
+                <w:kern w:val="2"/>
+                <w:sz w:val="24"/>
+                <w:szCs w:val="22"/>
+                <w:lang w:val="en-US" w:eastAsia="zh-CN" w:bidi="ar-SA"/>
+              </w:rPr>
+            </w:pPr>
+            <w:r>
+              <w:rPr>
+                <w:rFonts w:hint="eastAsia" w:ascii="Times New Roman" w:hAnsi="Times New Roman" w:eastAsia="宋体" w:cstheme="minorBidi"/>
+                <w:kern w:val="2"/>
+                <w:sz w:val="24"/>
+                <w:szCs w:val="22"/>
+                <w:lang w:val="en-US" w:eastAsia="zh-CN" w:bidi="ar-SA"/>
+              </w:rPr>
+              <w:t>医生密度</w:t>
+            </w:r>
+          </w:p>
+        </w:tc>
+        <w:tc>
+          <w:tcPr>
+            <w:tcW w:w="2130" w:type="dxa"/>
+            <w:vAlign w:val="center"/>
+          </w:tcPr>
+          <w:p>
+            <w:pPr>
+              <w:keepNext w:val="0"/>
+              <w:keepLines w:val="0"/>
+              <w:widowControl/>
+              <w:suppressLineNumbers w:val="0"/>
+              <w:jc w:val="both"/>
+              <w:rPr>
+                <w:rFonts w:hint="eastAsia" w:ascii="Times New Roman" w:hAnsi="Times New Roman" w:eastAsia="宋体" w:cstheme="minorBidi"/>
+                <w:kern w:val="2"/>
+                <w:sz w:val="24"/>
+                <w:szCs w:val="22"/>
+                <w:lang w:val="en-US" w:eastAsia="zh-CN" w:bidi="ar-SA"/>
+              </w:rPr>
+            </w:pPr>
+            <w:r>
+              <w:rPr>
+                <w:rFonts w:hint="eastAsia" w:ascii="Times New Roman" w:hAnsi="Times New Roman" w:eastAsia="宋体" w:cstheme="minorBidi"/>
+                <w:kern w:val="2"/>
+                <w:sz w:val="24"/>
+                <w:szCs w:val="22"/>
+                <w:lang w:val="en-US" w:eastAsia="zh-CN" w:bidi="ar-SA"/>
+              </w:rPr>
+              <w:t>Phys</w:t>
+            </w:r>
+          </w:p>
+        </w:tc>
+        <w:tc>
+          <w:tcPr>
+            <w:tcW w:w="2131" w:type="dxa"/>
+            <w:vAlign w:val="center"/>
+          </w:tcPr>
+          <w:p>
+            <w:pPr>
+              <w:keepNext w:val="0"/>
+              <w:keepLines w:val="0"/>
+              <w:widowControl/>
+              <w:suppressLineNumbers w:val="0"/>
+              <w:jc w:val="both"/>
+              <w:rPr>
+                <w:rFonts w:hint="eastAsia" w:ascii="Times New Roman" w:hAnsi="Times New Roman" w:eastAsia="宋体" w:cstheme="minorBidi"/>
+                <w:kern w:val="2"/>
+                <w:sz w:val="24"/>
+                <w:szCs w:val="22"/>
+                <w:lang w:val="en-US" w:eastAsia="zh-CN" w:bidi="ar-SA"/>
+              </w:rPr>
+            </w:pPr>
+            <w:r>
+              <w:rPr>
+                <w:rFonts w:hint="eastAsia" w:ascii="Times New Roman" w:hAnsi="Times New Roman" w:eastAsia="宋体" w:cstheme="minorBidi"/>
+                <w:kern w:val="2"/>
+                <w:sz w:val="24"/>
+                <w:szCs w:val="22"/>
+                <w:lang w:val="en-US" w:eastAsia="zh-CN" w:bidi="ar-SA"/>
+              </w:rPr>
+              <w:t>SH.MED.PHYS.ZS</w:t>
+            </w:r>
+          </w:p>
+        </w:tc>
+        <w:tc>
+          <w:tcPr>
+            <w:tcW w:w="2131" w:type="dxa"/>
+            <w:vAlign w:val="center"/>
+          </w:tcPr>
+          <w:p>
+            <w:pPr>
+              <w:keepNext w:val="0"/>
+              <w:keepLines w:val="0"/>
+              <w:widowControl/>
+              <w:suppressLineNumbers w:val="0"/>
+              <w:jc w:val="both"/>
+              <w:rPr>
+                <w:rFonts w:hint="eastAsia" w:ascii="Times New Roman" w:hAnsi="Times New Roman" w:eastAsia="宋体" w:cstheme="minorBidi"/>
+                <w:kern w:val="2"/>
+                <w:sz w:val="24"/>
+                <w:szCs w:val="22"/>
+                <w:lang w:val="en-US" w:eastAsia="zh-CN" w:bidi="ar-SA"/>
+              </w:rPr>
+            </w:pPr>
+            <w:r>
+              <w:rPr>
+                <w:rFonts w:hint="eastAsia" w:ascii="Times New Roman" w:hAnsi="Times New Roman" w:eastAsia="宋体" w:cstheme="minorBidi"/>
+                <w:kern w:val="2"/>
+                <w:sz w:val="24"/>
+                <w:szCs w:val="22"/>
+                <w:lang w:val="en-US" w:eastAsia="zh-CN" w:bidi="ar-SA"/>
+              </w:rPr>
+              <w:t>每千人医生数，03优先，缺失回退04</w:t>
+            </w:r>
+          </w:p>
+        </w:tc>
+      </w:tr>
+      <w:tr>
+        <w:tc>
+          <w:tcPr>
+            <w:tcW w:w="2130" w:type="dxa"/>
+            <w:vAlign w:val="center"/>
+          </w:tcPr>
+          <w:p>
+            <w:pPr>
+              <w:keepNext w:val="0"/>
+              <w:keepLines w:val="0"/>
+              <w:widowControl/>
+              <w:suppressLineNumbers w:val="0"/>
+              <w:jc w:val="both"/>
+              <w:rPr>
+                <w:rFonts w:hint="eastAsia" w:ascii="Times New Roman" w:hAnsi="Times New Roman" w:eastAsia="宋体" w:cstheme="minorBidi"/>
+                <w:kern w:val="2"/>
+                <w:sz w:val="24"/>
+                <w:szCs w:val="22"/>
+                <w:lang w:val="en-US" w:eastAsia="zh-CN" w:bidi="ar-SA"/>
+              </w:rPr>
+            </w:pPr>
+            <w:r>
+              <w:rPr>
+                <w:rFonts w:hint="eastAsia" w:ascii="Times New Roman" w:hAnsi="Times New Roman" w:eastAsia="宋体" w:cstheme="minorBidi"/>
+                <w:kern w:val="2"/>
+                <w:sz w:val="24"/>
+                <w:szCs w:val="22"/>
+                <w:lang w:val="en-US" w:eastAsia="zh-CN" w:bidi="ar-SA"/>
+              </w:rPr>
+              <w:t>床位密度</w:t>
+            </w:r>
+          </w:p>
+        </w:tc>
+        <w:tc>
+          <w:tcPr>
+            <w:tcW w:w="2130" w:type="dxa"/>
+            <w:vAlign w:val="center"/>
+          </w:tcPr>
+          <w:p>
+            <w:pPr>
+              <w:keepNext w:val="0"/>
+              <w:keepLines w:val="0"/>
+              <w:widowControl/>
+              <w:suppressLineNumbers w:val="0"/>
+              <w:jc w:val="both"/>
+              <w:rPr>
+                <w:rFonts w:hint="eastAsia" w:ascii="Times New Roman" w:hAnsi="Times New Roman" w:eastAsia="宋体" w:cstheme="minorBidi"/>
+                <w:kern w:val="2"/>
+                <w:sz w:val="24"/>
+                <w:szCs w:val="22"/>
+                <w:lang w:val="en-US" w:eastAsia="zh-CN" w:bidi="ar-SA"/>
+              </w:rPr>
+            </w:pPr>
+            <w:r>
+              <w:rPr>
+                <w:rFonts w:hint="eastAsia" w:ascii="Times New Roman" w:hAnsi="Times New Roman" w:eastAsia="宋体" w:cstheme="minorBidi"/>
+                <w:kern w:val="2"/>
+                <w:sz w:val="24"/>
+                <w:szCs w:val="22"/>
+                <w:lang w:val="en-US" w:eastAsia="zh-CN" w:bidi="ar-SA"/>
+              </w:rPr>
+              <w:t>Beds</w:t>
+            </w:r>
+          </w:p>
+        </w:tc>
+        <w:tc>
+          <w:tcPr>
+            <w:tcW w:w="2131" w:type="dxa"/>
+            <w:vAlign w:val="center"/>
+          </w:tcPr>
+          <w:p>
+            <w:pPr>
+              <w:keepNext w:val="0"/>
+              <w:keepLines w:val="0"/>
+              <w:widowControl/>
+              <w:suppressLineNumbers w:val="0"/>
+              <w:jc w:val="both"/>
+              <w:rPr>
+                <w:rFonts w:hint="eastAsia" w:ascii="Times New Roman" w:hAnsi="Times New Roman" w:eastAsia="宋体" w:cstheme="minorBidi"/>
+                <w:kern w:val="2"/>
+                <w:sz w:val="24"/>
+                <w:szCs w:val="22"/>
+                <w:lang w:val="en-US" w:eastAsia="zh-CN" w:bidi="ar-SA"/>
+              </w:rPr>
+            </w:pPr>
+            <w:r>
+              <w:rPr>
+                <w:rFonts w:hint="eastAsia" w:ascii="Times New Roman" w:hAnsi="Times New Roman" w:eastAsia="宋体" w:cstheme="minorBidi"/>
+                <w:kern w:val="2"/>
+                <w:sz w:val="24"/>
+                <w:szCs w:val="22"/>
+                <w:lang w:val="en-US" w:eastAsia="zh-CN" w:bidi="ar-SA"/>
+              </w:rPr>
+              <w:t>SH.MED.BEDS.ZS</w:t>
+            </w:r>
+          </w:p>
+        </w:tc>
+        <w:tc>
+          <w:tcPr>
+            <w:tcW w:w="2131" w:type="dxa"/>
+            <w:vAlign w:val="center"/>
+          </w:tcPr>
+          <w:p>
+            <w:pPr>
+              <w:keepNext w:val="0"/>
+              <w:keepLines w:val="0"/>
+              <w:widowControl/>
+              <w:suppressLineNumbers w:val="0"/>
+              <w:jc w:val="both"/>
+              <w:rPr>
+                <w:rFonts w:hint="eastAsia" w:ascii="Times New Roman" w:hAnsi="Times New Roman" w:eastAsia="宋体" w:cstheme="minorBidi"/>
+                <w:kern w:val="2"/>
+                <w:sz w:val="24"/>
+                <w:szCs w:val="22"/>
+                <w:lang w:val="en-US" w:eastAsia="zh-CN" w:bidi="ar-SA"/>
+              </w:rPr>
+            </w:pPr>
+            <w:r>
+              <w:rPr>
+                <w:rFonts w:hint="eastAsia" w:ascii="Times New Roman" w:hAnsi="Times New Roman" w:eastAsia="宋体" w:cstheme="minorBidi"/>
+                <w:kern w:val="2"/>
+                <w:sz w:val="24"/>
+                <w:szCs w:val="22"/>
+                <w:lang w:val="en-US" w:eastAsia="zh-CN" w:bidi="ar-SA"/>
+              </w:rPr>
+              <w:t>每千人床位数，03优先，缺失回退04</w:t>
+            </w:r>
+          </w:p>
+        </w:tc>
+      </w:tr>
+      <w:tr>
+        <w:tc>
+          <w:tcPr>
+            <w:tcW w:w="2130" w:type="dxa"/>
+            <w:vAlign w:val="center"/>
+          </w:tcPr>
+          <w:p>
+            <w:pPr>
+              <w:keepNext w:val="0"/>
+              <w:keepLines w:val="0"/>
+              <w:widowControl/>
+              <w:suppressLineNumbers w:val="0"/>
+              <w:jc w:val="both"/>
+              <w:rPr>
+                <w:rFonts w:hint="eastAsia" w:ascii="Times New Roman" w:hAnsi="Times New Roman" w:eastAsia="宋体" w:cstheme="minorBidi"/>
+                <w:kern w:val="2"/>
+                <w:sz w:val="24"/>
+                <w:szCs w:val="22"/>
+                <w:lang w:val="en-US" w:eastAsia="zh-CN" w:bidi="ar-SA"/>
+              </w:rPr>
+            </w:pPr>
+            <w:r>
+              <w:rPr>
+                <w:rFonts w:hint="eastAsia" w:ascii="Times New Roman" w:hAnsi="Times New Roman" w:eastAsia="宋体" w:cstheme="minorBidi"/>
+                <w:kern w:val="2"/>
+                <w:sz w:val="24"/>
+                <w:szCs w:val="22"/>
+                <w:lang w:val="en-US" w:eastAsia="zh-CN" w:bidi="ar-SA"/>
+              </w:rPr>
+              <w:t>卫生支出占GDP</w:t>
+            </w:r>
+          </w:p>
+        </w:tc>
+        <w:tc>
+          <w:tcPr>
+            <w:tcW w:w="2130" w:type="dxa"/>
+            <w:vAlign w:val="center"/>
+          </w:tcPr>
+          <w:p>
+            <w:pPr>
+              <w:keepNext w:val="0"/>
+              <w:keepLines w:val="0"/>
+              <w:widowControl/>
+              <w:suppressLineNumbers w:val="0"/>
+              <w:jc w:val="both"/>
+              <w:rPr>
+                <w:rFonts w:hint="eastAsia" w:ascii="Times New Roman" w:hAnsi="Times New Roman" w:eastAsia="宋体" w:cstheme="minorBidi"/>
+                <w:kern w:val="2"/>
+                <w:sz w:val="24"/>
+                <w:szCs w:val="22"/>
+                <w:lang w:val="en-US" w:eastAsia="zh-CN" w:bidi="ar-SA"/>
+              </w:rPr>
+            </w:pPr>
+            <w:r>
+              <w:rPr>
+                <w:rFonts w:hint="eastAsia" w:ascii="Times New Roman" w:hAnsi="Times New Roman" w:eastAsia="宋体" w:cstheme="minorBidi"/>
+                <w:kern w:val="2"/>
+                <w:sz w:val="24"/>
+                <w:szCs w:val="22"/>
+                <w:lang w:val="en-US" w:eastAsia="zh-CN" w:bidi="ar-SA"/>
+              </w:rPr>
+              <w:t>HExp</w:t>
+            </w:r>
+          </w:p>
+        </w:tc>
+        <w:tc>
+          <w:tcPr>
+            <w:tcW w:w="2131" w:type="dxa"/>
+            <w:vAlign w:val="center"/>
+          </w:tcPr>
+          <w:p>
+            <w:pPr>
+              <w:keepNext w:val="0"/>
+              <w:keepLines w:val="0"/>
+              <w:widowControl/>
+              <w:suppressLineNumbers w:val="0"/>
+              <w:jc w:val="both"/>
+              <w:rPr>
+                <w:rFonts w:hint="eastAsia" w:ascii="Times New Roman" w:hAnsi="Times New Roman" w:eastAsia="宋体" w:cstheme="minorBidi"/>
+                <w:kern w:val="2"/>
+                <w:sz w:val="24"/>
+                <w:szCs w:val="22"/>
+                <w:lang w:val="en-US" w:eastAsia="zh-CN" w:bidi="ar-SA"/>
+              </w:rPr>
+            </w:pPr>
+            <w:r>
+              <w:rPr>
+                <w:rFonts w:hint="eastAsia" w:ascii="Times New Roman" w:hAnsi="Times New Roman" w:eastAsia="宋体" w:cstheme="minorBidi"/>
+                <w:kern w:val="2"/>
+                <w:sz w:val="24"/>
+                <w:szCs w:val="22"/>
+                <w:lang w:val="en-US" w:eastAsia="zh-CN" w:bidi="ar-SA"/>
+              </w:rPr>
+              <w:t>SH.XPD.CHEX.GD.ZS</w:t>
+            </w:r>
+          </w:p>
+        </w:tc>
+        <w:tc>
+          <w:tcPr>
+            <w:tcW w:w="2131" w:type="dxa"/>
+            <w:vAlign w:val="center"/>
+          </w:tcPr>
+          <w:p>
+            <w:pPr>
+              <w:keepNext w:val="0"/>
+              <w:keepLines w:val="0"/>
+              <w:widowControl/>
+              <w:suppressLineNumbers w:val="0"/>
+              <w:jc w:val="both"/>
+              <w:rPr>
+                <w:rFonts w:hint="eastAsia" w:ascii="Times New Roman" w:hAnsi="Times New Roman" w:eastAsia="宋体" w:cstheme="minorBidi"/>
+                <w:kern w:val="2"/>
+                <w:sz w:val="24"/>
+                <w:szCs w:val="22"/>
+                <w:lang w:val="en-US" w:eastAsia="zh-CN" w:bidi="ar-SA"/>
+              </w:rPr>
+            </w:pPr>
+            <w:r>
+              <w:rPr>
+                <w:rFonts w:hint="eastAsia" w:ascii="Times New Roman" w:hAnsi="Times New Roman" w:eastAsia="宋体" w:cstheme="minorBidi"/>
+                <w:kern w:val="2"/>
+                <w:sz w:val="24"/>
+                <w:szCs w:val="22"/>
+                <w:lang w:val="en-US" w:eastAsia="zh-CN" w:bidi="ar-SA"/>
+              </w:rPr>
+              <w:t>来自04</w:t>
+            </w:r>
+          </w:p>
+        </w:tc>
+      </w:tr>
+      <w:tr>
+        <w:tc>
+          <w:tcPr>
+            <w:tcW w:w="2130" w:type="dxa"/>
+            <w:vAlign w:val="center"/>
+          </w:tcPr>
+          <w:p>
+            <w:pPr>
+              <w:keepNext w:val="0"/>
+              <w:keepLines w:val="0"/>
+              <w:widowControl/>
+              <w:suppressLineNumbers w:val="0"/>
+              <w:jc w:val="both"/>
+              <w:rPr>
+                <w:rFonts w:hint="eastAsia" w:ascii="Times New Roman" w:hAnsi="Times New Roman" w:eastAsia="宋体" w:cstheme="minorBidi"/>
+                <w:kern w:val="2"/>
+                <w:sz w:val="24"/>
+                <w:szCs w:val="22"/>
+                <w:lang w:val="en-US" w:eastAsia="zh-CN" w:bidi="ar-SA"/>
+              </w:rPr>
+            </w:pPr>
+            <w:r>
+              <w:rPr>
+                <w:rFonts w:hint="eastAsia" w:ascii="Times New Roman" w:hAnsi="Times New Roman" w:eastAsia="宋体" w:cstheme="minorBidi"/>
+                <w:kern w:val="2"/>
+                <w:sz w:val="24"/>
+                <w:szCs w:val="22"/>
+                <w:lang w:val="en-US" w:eastAsia="zh-CN" w:bidi="ar-SA"/>
+              </w:rPr>
+              <w:t>人均卫生支出</w:t>
+            </w:r>
+          </w:p>
+        </w:tc>
+        <w:tc>
+          <w:tcPr>
+            <w:tcW w:w="2130" w:type="dxa"/>
+            <w:vAlign w:val="center"/>
+          </w:tcPr>
+          <w:p>
+            <w:pPr>
+              <w:keepNext w:val="0"/>
+              <w:keepLines w:val="0"/>
+              <w:widowControl/>
+              <w:suppressLineNumbers w:val="0"/>
+              <w:jc w:val="both"/>
+              <w:rPr>
+                <w:rFonts w:hint="eastAsia" w:ascii="Times New Roman" w:hAnsi="Times New Roman" w:eastAsia="宋体" w:cstheme="minorBidi"/>
+                <w:kern w:val="2"/>
+                <w:sz w:val="24"/>
+                <w:szCs w:val="22"/>
+                <w:lang w:val="en-US" w:eastAsia="zh-CN" w:bidi="ar-SA"/>
+              </w:rPr>
+            </w:pPr>
+            <w:r>
+              <w:rPr>
+                <w:rFonts w:hint="eastAsia" w:ascii="Times New Roman" w:hAnsi="Times New Roman" w:eastAsia="宋体" w:cstheme="minorBidi"/>
+                <w:kern w:val="2"/>
+                <w:sz w:val="24"/>
+                <w:szCs w:val="22"/>
+                <w:lang w:val="en-US" w:eastAsia="zh-CN" w:bidi="ar-SA"/>
+              </w:rPr>
+              <w:t>HExpPC</w:t>
+            </w:r>
+          </w:p>
+        </w:tc>
+        <w:tc>
+          <w:tcPr>
+            <w:tcW w:w="2131" w:type="dxa"/>
+            <w:vAlign w:val="center"/>
+          </w:tcPr>
+          <w:p>
+            <w:pPr>
+              <w:keepNext w:val="0"/>
+              <w:keepLines w:val="0"/>
+              <w:widowControl/>
+              <w:suppressLineNumbers w:val="0"/>
+              <w:jc w:val="both"/>
+              <w:rPr>
+                <w:rFonts w:hint="eastAsia" w:ascii="Times New Roman" w:hAnsi="Times New Roman" w:eastAsia="宋体" w:cstheme="minorBidi"/>
+                <w:kern w:val="2"/>
+                <w:sz w:val="24"/>
+                <w:szCs w:val="22"/>
+                <w:lang w:val="en-US" w:eastAsia="zh-CN" w:bidi="ar-SA"/>
+              </w:rPr>
+            </w:pPr>
+            <w:r>
+              <w:rPr>
+                <w:rFonts w:hint="eastAsia" w:ascii="Times New Roman" w:hAnsi="Times New Roman" w:eastAsia="宋体" w:cstheme="minorBidi"/>
+                <w:kern w:val="2"/>
+                <w:sz w:val="24"/>
+                <w:szCs w:val="22"/>
+                <w:lang w:val="en-US" w:eastAsia="zh-CN" w:bidi="ar-SA"/>
+              </w:rPr>
+              <w:t>SH.XPD.CHEX.PC.CD</w:t>
+            </w:r>
+          </w:p>
+        </w:tc>
+        <w:tc>
+          <w:tcPr>
+            <w:tcW w:w="2131" w:type="dxa"/>
+            <w:vAlign w:val="center"/>
+          </w:tcPr>
+          <w:p>
+            <w:pPr>
+              <w:keepNext w:val="0"/>
+              <w:keepLines w:val="0"/>
+              <w:widowControl/>
+              <w:suppressLineNumbers w:val="0"/>
+              <w:jc w:val="both"/>
+              <w:rPr>
+                <w:rFonts w:hint="eastAsia" w:ascii="Times New Roman" w:hAnsi="Times New Roman" w:eastAsia="宋体" w:cstheme="minorBidi"/>
+                <w:kern w:val="2"/>
+                <w:sz w:val="24"/>
+                <w:szCs w:val="22"/>
+                <w:lang w:val="en-US" w:eastAsia="zh-CN" w:bidi="ar-SA"/>
+              </w:rPr>
+            </w:pPr>
+            <w:r>
+              <w:rPr>
+                <w:rFonts w:hint="eastAsia" w:ascii="Times New Roman" w:hAnsi="Times New Roman" w:eastAsia="宋体" w:cstheme="minorBidi"/>
+                <w:kern w:val="2"/>
+                <w:sz w:val="24"/>
+                <w:szCs w:val="22"/>
+                <w:lang w:val="en-US" w:eastAsia="zh-CN" w:bidi="ar-SA"/>
+              </w:rPr>
+              <w:t>来自04，单位：当前美元</w:t>
+            </w:r>
+          </w:p>
+        </w:tc>
+      </w:tr>
+      <w:tr>
+        <w:tc>
+          <w:tcPr>
+            <w:tcW w:w="2130" w:type="dxa"/>
+            <w:vAlign w:val="center"/>
+          </w:tcPr>
+          <w:p>
+            <w:pPr>
+              <w:keepNext w:val="0"/>
+              <w:keepLines w:val="0"/>
+              <w:widowControl/>
+              <w:suppressLineNumbers w:val="0"/>
+              <w:jc w:val="both"/>
+              <w:rPr>
+                <w:rFonts w:hint="eastAsia" w:ascii="Times New Roman" w:hAnsi="Times New Roman" w:eastAsia="宋体" w:cstheme="minorBidi"/>
+                <w:kern w:val="2"/>
+                <w:sz w:val="24"/>
+                <w:szCs w:val="22"/>
+                <w:lang w:val="en-US" w:eastAsia="zh-CN" w:bidi="ar-SA"/>
+              </w:rPr>
+            </w:pPr>
+            <w:r>
+              <w:rPr>
+                <w:rFonts w:hint="eastAsia" w:ascii="Times New Roman" w:hAnsi="Times New Roman" w:eastAsia="宋体" w:cstheme="minorBidi"/>
+                <w:kern w:val="2"/>
+                <w:sz w:val="24"/>
+                <w:szCs w:val="22"/>
+                <w:lang w:val="en-US" w:eastAsia="zh-CN" w:bidi="ar-SA"/>
+              </w:rPr>
+              <w:t>传染病占比</w:t>
+            </w:r>
+          </w:p>
+        </w:tc>
+        <w:tc>
+          <w:tcPr>
+            <w:tcW w:w="2130" w:type="dxa"/>
+            <w:vAlign w:val="center"/>
+          </w:tcPr>
+          <w:p>
+            <w:pPr>
+              <w:keepNext w:val="0"/>
+              <w:keepLines w:val="0"/>
+              <w:widowControl/>
+              <w:suppressLineNumbers w:val="0"/>
+              <w:jc w:val="both"/>
+              <w:rPr>
+                <w:rFonts w:hint="eastAsia" w:ascii="Times New Roman" w:hAnsi="Times New Roman" w:eastAsia="宋体" w:cstheme="minorBidi"/>
+                <w:kern w:val="2"/>
+                <w:sz w:val="24"/>
+                <w:szCs w:val="22"/>
+                <w:lang w:val="en-US" w:eastAsia="zh-CN" w:bidi="ar-SA"/>
+              </w:rPr>
+            </w:pPr>
+            <w:r>
+              <w:rPr>
+                <w:rFonts w:hint="eastAsia" w:ascii="Times New Roman" w:hAnsi="Times New Roman" w:eastAsia="宋体" w:cstheme="minorBidi"/>
+                <w:kern w:val="2"/>
+                <w:sz w:val="24"/>
+                <w:szCs w:val="22"/>
+                <w:lang w:val="en-US" w:eastAsia="zh-CN" w:bidi="ar-SA"/>
+              </w:rPr>
+              <w:t>CommSh</w:t>
+            </w:r>
+          </w:p>
+        </w:tc>
+        <w:tc>
+          <w:tcPr>
+            <w:tcW w:w="2131" w:type="dxa"/>
+            <w:vAlign w:val="center"/>
+          </w:tcPr>
+          <w:p>
+            <w:pPr>
+              <w:keepNext w:val="0"/>
+              <w:keepLines w:val="0"/>
+              <w:widowControl/>
+              <w:suppressLineNumbers w:val="0"/>
+              <w:jc w:val="both"/>
+              <w:rPr>
+                <w:rFonts w:hint="eastAsia" w:ascii="Times New Roman" w:hAnsi="Times New Roman" w:eastAsia="宋体" w:cstheme="minorBidi"/>
+                <w:kern w:val="2"/>
+                <w:sz w:val="24"/>
+                <w:szCs w:val="22"/>
+                <w:lang w:val="en-US" w:eastAsia="zh-CN" w:bidi="ar-SA"/>
+              </w:rPr>
+            </w:pPr>
+            <w:r>
+              <w:rPr>
+                <w:rFonts w:hint="eastAsia" w:ascii="Times New Roman" w:hAnsi="Times New Roman" w:eastAsia="宋体" w:cstheme="minorBidi"/>
+                <w:kern w:val="2"/>
+                <w:sz w:val="24"/>
+                <w:szCs w:val="22"/>
+                <w:lang w:val="en-US" w:eastAsia="zh-CN" w:bidi="ar-SA"/>
+              </w:rPr>
+              <w:t>数据集01聚合</w:t>
+            </w:r>
+          </w:p>
+        </w:tc>
+        <w:tc>
+          <w:tcPr>
+            <w:tcW w:w="2131" w:type="dxa"/>
+            <w:vAlign w:val="center"/>
+          </w:tcPr>
+          <w:p>
+            <w:pPr>
+              <w:keepNext w:val="0"/>
+              <w:keepLines w:val="0"/>
+              <w:widowControl/>
+              <w:suppressLineNumbers w:val="0"/>
+              <w:jc w:val="both"/>
+              <w:rPr>
+                <w:rFonts w:hint="eastAsia" w:ascii="Times New Roman" w:hAnsi="Times New Roman" w:eastAsia="宋体" w:cstheme="minorBidi"/>
+                <w:kern w:val="2"/>
+                <w:sz w:val="24"/>
+                <w:szCs w:val="22"/>
+                <w:lang w:val="en-US" w:eastAsia="zh-CN" w:bidi="ar-SA"/>
+              </w:rPr>
+            </w:pPr>
+            <w:r>
+              <w:rPr>
+                <w:rFonts w:hint="eastAsia" w:ascii="Times New Roman" w:hAnsi="Times New Roman" w:eastAsia="宋体" w:cstheme="minorBidi"/>
+                <w:kern w:val="2"/>
+                <w:sz w:val="24"/>
+                <w:szCs w:val="22"/>
+                <w:lang w:val="en-US" w:eastAsia="zh-CN" w:bidi="ar-SA"/>
+              </w:rPr>
+              <w:t>传染病死亡/全因死亡</w:t>
+            </w:r>
+          </w:p>
+        </w:tc>
+      </w:tr>
+      <w:tr>
+        <w:tc>
+          <w:tcPr>
+            <w:tcW w:w="2130" w:type="dxa"/>
+            <w:vAlign w:val="center"/>
+          </w:tcPr>
+          <w:p>
+            <w:pPr>
+              <w:keepNext w:val="0"/>
+              <w:keepLines w:val="0"/>
+              <w:widowControl/>
+              <w:suppressLineNumbers w:val="0"/>
+              <w:jc w:val="both"/>
+              <w:rPr>
+                <w:rFonts w:hint="eastAsia" w:ascii="Times New Roman" w:hAnsi="Times New Roman" w:eastAsia="宋体" w:cstheme="minorBidi"/>
+                <w:kern w:val="2"/>
+                <w:sz w:val="24"/>
+                <w:szCs w:val="22"/>
+                <w:lang w:val="en-US" w:eastAsia="zh-CN" w:bidi="ar-SA"/>
+              </w:rPr>
+            </w:pPr>
+            <w:r>
+              <w:rPr>
+                <w:rFonts w:hint="eastAsia" w:ascii="Times New Roman" w:hAnsi="Times New Roman" w:eastAsia="宋体" w:cstheme="minorBidi"/>
+                <w:kern w:val="2"/>
+                <w:sz w:val="24"/>
+                <w:szCs w:val="22"/>
+                <w:lang w:val="en-US" w:eastAsia="zh-CN" w:bidi="ar-SA"/>
+              </w:rPr>
+              <w:t>婴儿死亡率</w:t>
+            </w:r>
+          </w:p>
+        </w:tc>
+        <w:tc>
+          <w:tcPr>
+            <w:tcW w:w="2130" w:type="dxa"/>
+            <w:vAlign w:val="center"/>
+          </w:tcPr>
+          <w:p>
+            <w:pPr>
+              <w:keepNext w:val="0"/>
+              <w:keepLines w:val="0"/>
+              <w:widowControl/>
+              <w:suppressLineNumbers w:val="0"/>
+              <w:jc w:val="both"/>
+              <w:rPr>
+                <w:rFonts w:hint="eastAsia" w:ascii="Times New Roman" w:hAnsi="Times New Roman" w:eastAsia="宋体" w:cstheme="minorBidi"/>
+                <w:kern w:val="2"/>
+                <w:sz w:val="24"/>
+                <w:szCs w:val="22"/>
+                <w:lang w:val="en-US" w:eastAsia="zh-CN" w:bidi="ar-SA"/>
+              </w:rPr>
+            </w:pPr>
+            <w:r>
+              <w:rPr>
+                <w:rFonts w:hint="eastAsia" w:ascii="Times New Roman" w:hAnsi="Times New Roman" w:eastAsia="宋体" w:cstheme="minorBidi"/>
+                <w:kern w:val="2"/>
+                <w:sz w:val="24"/>
+                <w:szCs w:val="22"/>
+                <w:lang w:val="en-US" w:eastAsia="zh-CN" w:bidi="ar-SA"/>
+              </w:rPr>
+              <w:t>IMR</w:t>
+            </w:r>
+          </w:p>
+        </w:tc>
+        <w:tc>
+          <w:tcPr>
+            <w:tcW w:w="2131" w:type="dxa"/>
+            <w:vAlign w:val="center"/>
+          </w:tcPr>
+          <w:p>
+            <w:pPr>
+              <w:keepNext w:val="0"/>
+              <w:keepLines w:val="0"/>
+              <w:widowControl/>
+              <w:suppressLineNumbers w:val="0"/>
+              <w:jc w:val="both"/>
+              <w:rPr>
+                <w:rFonts w:hint="eastAsia" w:ascii="Times New Roman" w:hAnsi="Times New Roman" w:eastAsia="宋体" w:cstheme="minorBidi"/>
+                <w:kern w:val="2"/>
+                <w:sz w:val="24"/>
+                <w:szCs w:val="22"/>
+                <w:lang w:val="en-US" w:eastAsia="zh-CN" w:bidi="ar-SA"/>
+              </w:rPr>
+            </w:pPr>
+            <w:r>
+              <w:rPr>
+                <w:rFonts w:hint="eastAsia" w:ascii="Times New Roman" w:hAnsi="Times New Roman" w:eastAsia="宋体" w:cstheme="minorBidi"/>
+                <w:kern w:val="2"/>
+                <w:sz w:val="24"/>
+                <w:szCs w:val="22"/>
+                <w:lang w:val="en-US" w:eastAsia="zh-CN" w:bidi="ar-SA"/>
+              </w:rPr>
+              <w:t>SP.DYN.IMRT.IN</w:t>
+            </w:r>
+          </w:p>
+        </w:tc>
+        <w:tc>
+          <w:tcPr>
+            <w:tcW w:w="2131" w:type="dxa"/>
+            <w:vAlign w:val="center"/>
+          </w:tcPr>
+          <w:p>
+            <w:pPr>
+              <w:keepNext w:val="0"/>
+              <w:keepLines w:val="0"/>
+              <w:widowControl/>
+              <w:suppressLineNumbers w:val="0"/>
+              <w:jc w:val="both"/>
+              <w:rPr>
+                <w:rFonts w:hint="eastAsia" w:ascii="Times New Roman" w:hAnsi="Times New Roman" w:eastAsia="宋体" w:cstheme="minorBidi"/>
+                <w:kern w:val="2"/>
+                <w:sz w:val="24"/>
+                <w:szCs w:val="22"/>
+                <w:lang w:val="en-US" w:eastAsia="zh-CN" w:bidi="ar-SA"/>
+              </w:rPr>
+            </w:pPr>
+            <w:r>
+              <w:rPr>
+                <w:rFonts w:hint="eastAsia" w:ascii="Times New Roman" w:hAnsi="Times New Roman" w:eastAsia="宋体" w:cstheme="minorBidi"/>
+                <w:kern w:val="2"/>
+                <w:sz w:val="24"/>
+                <w:szCs w:val="22"/>
+                <w:lang w:val="en-US" w:eastAsia="zh-CN" w:bidi="ar-SA"/>
+              </w:rPr>
+              <w:t>每千活产儿，03优先，缺失回退04</w:t>
+            </w:r>
+          </w:p>
+        </w:tc>
+      </w:tr>
+      <w:tr>
+        <w:tc>
+          <w:tcPr>
+            <w:tcW w:w="2130" w:type="dxa"/>
+            <w:vAlign w:val="center"/>
+          </w:tcPr>
+          <w:p>
+            <w:pPr>
+              <w:keepNext w:val="0"/>
+              <w:keepLines w:val="0"/>
+              <w:widowControl/>
+              <w:suppressLineNumbers w:val="0"/>
+              <w:jc w:val="both"/>
+              <w:rPr>
+                <w:rFonts w:hint="eastAsia" w:ascii="Times New Roman" w:hAnsi="Times New Roman" w:eastAsia="宋体" w:cstheme="minorBidi"/>
+                <w:kern w:val="2"/>
+                <w:sz w:val="24"/>
+                <w:szCs w:val="22"/>
+                <w:lang w:val="en-US" w:eastAsia="zh-CN" w:bidi="ar-SA"/>
+              </w:rPr>
+            </w:pPr>
+            <w:r>
+              <w:rPr>
+                <w:rFonts w:hint="eastAsia" w:ascii="Times New Roman" w:hAnsi="Times New Roman" w:eastAsia="宋体" w:cstheme="minorBidi"/>
+                <w:kern w:val="2"/>
+                <w:sz w:val="24"/>
+                <w:szCs w:val="22"/>
+                <w:lang w:val="en-US" w:eastAsia="zh-CN" w:bidi="ar-SA"/>
+              </w:rPr>
+              <w:t>5岁以下死亡率</w:t>
+            </w:r>
+          </w:p>
+        </w:tc>
+        <w:tc>
+          <w:tcPr>
+            <w:tcW w:w="2130" w:type="dxa"/>
+            <w:vAlign w:val="center"/>
+          </w:tcPr>
+          <w:p>
+            <w:pPr>
+              <w:keepNext w:val="0"/>
+              <w:keepLines w:val="0"/>
+              <w:widowControl/>
+              <w:suppressLineNumbers w:val="0"/>
+              <w:jc w:val="both"/>
+              <w:rPr>
+                <w:rFonts w:hint="eastAsia" w:ascii="Times New Roman" w:hAnsi="Times New Roman" w:eastAsia="宋体" w:cstheme="minorBidi"/>
+                <w:kern w:val="2"/>
+                <w:sz w:val="24"/>
+                <w:szCs w:val="22"/>
+                <w:lang w:val="en-US" w:eastAsia="zh-CN" w:bidi="ar-SA"/>
+              </w:rPr>
+            </w:pPr>
+            <w:r>
+              <w:rPr>
+                <w:rFonts w:hint="eastAsia" w:ascii="Times New Roman" w:hAnsi="Times New Roman" w:eastAsia="宋体" w:cstheme="minorBidi"/>
+                <w:kern w:val="2"/>
+                <w:sz w:val="24"/>
+                <w:szCs w:val="22"/>
+                <w:lang w:val="en-US" w:eastAsia="zh-CN" w:bidi="ar-SA"/>
+              </w:rPr>
+              <w:t>U5MR</w:t>
+            </w:r>
+          </w:p>
+        </w:tc>
+        <w:tc>
+          <w:tcPr>
+            <w:tcW w:w="2131" w:type="dxa"/>
+            <w:vAlign w:val="center"/>
+          </w:tcPr>
+          <w:p>
+            <w:pPr>
+              <w:keepNext w:val="0"/>
+              <w:keepLines w:val="0"/>
+              <w:widowControl/>
+              <w:suppressLineNumbers w:val="0"/>
+              <w:jc w:val="both"/>
+              <w:rPr>
+                <w:rFonts w:hint="eastAsia" w:ascii="Times New Roman" w:hAnsi="Times New Roman" w:eastAsia="宋体" w:cstheme="minorBidi"/>
+                <w:kern w:val="2"/>
+                <w:sz w:val="24"/>
+                <w:szCs w:val="22"/>
+                <w:lang w:val="en-US" w:eastAsia="zh-CN" w:bidi="ar-SA"/>
+              </w:rPr>
+            </w:pPr>
+            <w:r>
+              <w:rPr>
+                <w:rFonts w:hint="eastAsia" w:ascii="Times New Roman" w:hAnsi="Times New Roman" w:eastAsia="宋体" w:cstheme="minorBidi"/>
+                <w:kern w:val="2"/>
+                <w:sz w:val="24"/>
+                <w:szCs w:val="22"/>
+                <w:lang w:val="en-US" w:eastAsia="zh-CN" w:bidi="ar-SA"/>
+              </w:rPr>
+              <w:t>SH.DYN.MORT</w:t>
+            </w:r>
+          </w:p>
+        </w:tc>
+        <w:tc>
+          <w:tcPr>
+            <w:tcW w:w="2131" w:type="dxa"/>
+            <w:vAlign w:val="center"/>
+          </w:tcPr>
+          <w:p>
+            <w:pPr>
+              <w:keepNext w:val="0"/>
+              <w:keepLines w:val="0"/>
+              <w:widowControl/>
+              <w:suppressLineNumbers w:val="0"/>
+              <w:jc w:val="both"/>
+              <w:rPr>
+                <w:rFonts w:hint="eastAsia" w:ascii="Times New Roman" w:hAnsi="Times New Roman" w:eastAsia="宋体" w:cstheme="minorBidi"/>
+                <w:kern w:val="2"/>
+                <w:sz w:val="24"/>
+                <w:szCs w:val="22"/>
+                <w:lang w:val="en-US" w:eastAsia="zh-CN" w:bidi="ar-SA"/>
+              </w:rPr>
+            </w:pPr>
+            <w:r>
+              <w:rPr>
+                <w:rFonts w:hint="eastAsia" w:ascii="Times New Roman" w:hAnsi="Times New Roman" w:eastAsia="宋体" w:cstheme="minorBidi"/>
+                <w:kern w:val="2"/>
+                <w:sz w:val="24"/>
+                <w:szCs w:val="22"/>
+                <w:lang w:val="en-US" w:eastAsia="zh-CN" w:bidi="ar-SA"/>
+              </w:rPr>
+              <w:t>每千活产儿，03优先，缺失回退04</w:t>
+            </w:r>
+          </w:p>
+        </w:tc>
+      </w:tr>
+      <w:tr>
+        <w:tc>
+          <w:tcPr>
+            <w:tcW w:w="2130" w:type="dxa"/>
+            <w:vAlign w:val="center"/>
+          </w:tcPr>
+          <w:p>
+            <w:pPr>
+              <w:keepNext w:val="0"/>
+              <w:keepLines w:val="0"/>
+              <w:widowControl/>
+              <w:suppressLineNumbers w:val="0"/>
+              <w:jc w:val="both"/>
+              <w:rPr>
+                <w:rFonts w:hint="eastAsia" w:ascii="Times New Roman" w:hAnsi="Times New Roman" w:eastAsia="宋体" w:cstheme="minorBidi"/>
+                <w:kern w:val="2"/>
+                <w:sz w:val="24"/>
+                <w:szCs w:val="22"/>
+                <w:lang w:val="en-US" w:eastAsia="zh-CN" w:bidi="ar-SA"/>
+              </w:rPr>
+            </w:pPr>
+            <w:r>
+              <w:rPr>
+                <w:rFonts w:hint="eastAsia" w:ascii="Times New Roman" w:hAnsi="Times New Roman" w:eastAsia="宋体" w:cstheme="minorBidi"/>
+                <w:kern w:val="2"/>
+                <w:sz w:val="24"/>
+                <w:szCs w:val="22"/>
+                <w:lang w:val="en-US" w:eastAsia="zh-CN" w:bidi="ar-SA"/>
+              </w:rPr>
+              <w:t>预期寿命</w:t>
+            </w:r>
+          </w:p>
+        </w:tc>
+        <w:tc>
+          <w:tcPr>
+            <w:tcW w:w="2130" w:type="dxa"/>
+            <w:vAlign w:val="center"/>
+          </w:tcPr>
+          <w:p>
+            <w:pPr>
+              <w:keepNext w:val="0"/>
+              <w:keepLines w:val="0"/>
+              <w:widowControl/>
+              <w:suppressLineNumbers w:val="0"/>
+              <w:jc w:val="both"/>
+              <w:rPr>
+                <w:rFonts w:hint="eastAsia" w:ascii="Times New Roman" w:hAnsi="Times New Roman" w:eastAsia="宋体" w:cstheme="minorBidi"/>
+                <w:kern w:val="2"/>
+                <w:sz w:val="24"/>
+                <w:szCs w:val="22"/>
+                <w:lang w:val="en-US" w:eastAsia="zh-CN" w:bidi="ar-SA"/>
+              </w:rPr>
+            </w:pPr>
+            <w:r>
+              <w:rPr>
+                <w:rFonts w:hint="eastAsia" w:ascii="Times New Roman" w:hAnsi="Times New Roman" w:eastAsia="宋体" w:cstheme="minorBidi"/>
+                <w:kern w:val="2"/>
+                <w:sz w:val="24"/>
+                <w:szCs w:val="22"/>
+                <w:lang w:val="en-US" w:eastAsia="zh-CN" w:bidi="ar-SA"/>
+              </w:rPr>
+              <w:t>LE</w:t>
+            </w:r>
+          </w:p>
+        </w:tc>
+        <w:tc>
+          <w:tcPr>
+            <w:tcW w:w="2131" w:type="dxa"/>
+            <w:vAlign w:val="center"/>
+          </w:tcPr>
+          <w:p>
+            <w:pPr>
+              <w:keepNext w:val="0"/>
+              <w:keepLines w:val="0"/>
+              <w:widowControl/>
+              <w:suppressLineNumbers w:val="0"/>
+              <w:jc w:val="both"/>
+              <w:rPr>
+                <w:rFonts w:hint="eastAsia" w:ascii="Times New Roman" w:hAnsi="Times New Roman" w:eastAsia="宋体" w:cstheme="minorBidi"/>
+                <w:kern w:val="2"/>
+                <w:sz w:val="24"/>
+                <w:szCs w:val="22"/>
+                <w:lang w:val="en-US" w:eastAsia="zh-CN" w:bidi="ar-SA"/>
+              </w:rPr>
+            </w:pPr>
+            <w:r>
+              <w:rPr>
+                <w:rFonts w:hint="eastAsia" w:ascii="Times New Roman" w:hAnsi="Times New Roman" w:eastAsia="宋体" w:cstheme="minorBidi"/>
+                <w:kern w:val="2"/>
+                <w:sz w:val="24"/>
+                <w:szCs w:val="22"/>
+                <w:lang w:val="en-US" w:eastAsia="zh-CN" w:bidi="ar-SA"/>
+              </w:rPr>
+              <w:t>SP.DYN.LE00.IN</w:t>
+            </w:r>
+          </w:p>
+        </w:tc>
+        <w:tc>
+          <w:tcPr>
+            <w:tcW w:w="2131" w:type="dxa"/>
+            <w:vAlign w:val="center"/>
+          </w:tcPr>
+          <w:p>
+            <w:pPr>
+              <w:keepNext w:val="0"/>
+              <w:keepLines w:val="0"/>
+              <w:widowControl/>
+              <w:suppressLineNumbers w:val="0"/>
+              <w:jc w:val="both"/>
+              <w:rPr>
+                <w:rFonts w:hint="eastAsia" w:ascii="Times New Roman" w:hAnsi="Times New Roman" w:eastAsia="宋体" w:cstheme="minorBidi"/>
+                <w:kern w:val="2"/>
+                <w:sz w:val="24"/>
+                <w:szCs w:val="22"/>
+                <w:lang w:val="en-US" w:eastAsia="zh-CN" w:bidi="ar-SA"/>
+              </w:rPr>
+            </w:pPr>
+            <w:r>
+              <w:rPr>
+                <w:rFonts w:hint="eastAsia" w:ascii="Times New Roman" w:hAnsi="Times New Roman" w:eastAsia="宋体" w:cstheme="minorBidi"/>
+                <w:kern w:val="2"/>
+                <w:sz w:val="24"/>
+                <w:szCs w:val="22"/>
+                <w:lang w:val="en-US" w:eastAsia="zh-CN" w:bidi="ar-SA"/>
+              </w:rPr>
+              <w:t>岁，03优先，缺失回退04</w:t>
+            </w:r>
+          </w:p>
+        </w:tc>
+      </w:tr>
+    </w:tbl>
+    <w:p>
+      <w:pPr>
+        <w:pStyle w:val="3"/>
+        <w:ind w:left="0" w:leftChars="0" w:firstLine="0" w:firstLineChars="0"/>
+        <w:rPr>
+          <w:rFonts w:hint="eastAsia"/>
+        </w:rPr>
+      </w:pPr>
+    </w:p>
+    <w:p>
+      <w:pPr>
+        <w:pStyle w:val="3"/>
+        <w:ind w:left="0" w:leftChars="0" w:firstLine="0" w:firstLineChars="0"/>
+        <w:rPr>
+          <w:rFonts w:hint="eastAsia"/>
+        </w:rPr>
+      </w:pPr>
+      <w:r>
+        <w:rPr>
+          <w:rFonts w:hint="eastAsia"/>
+        </w:rPr>
+        <w:t>综合指数合成（z-score 标准化后等权合成）：</w:t>
+      </w:r>
+    </w:p>
+    <w:p>
+      <w:pPr>
+        <w:pStyle w:val="3"/>
+        <w:ind w:left="0" w:leftChars="0" w:firstLine="0" w:firstLineChars="0"/>
+        <w:rPr>
+          <w:rFonts w:hint="eastAsia"/>
+        </w:rPr>
+      </w:pPr>
+      <w:r>
+        <w:rPr>
+          <w:rFonts w:hint="eastAsia"/>
+        </w:rPr>
+        <w:t>$$I^{\text{input}} = \frac{1}{4}\left[z(\text{Phys}) + z(\text{Beds}) + z(\text{HExp%}) + z(\text{HExpPC})\right]$$</w:t>
+      </w:r>
+    </w:p>
+    <w:p>
+      <w:pPr>
+        <w:pStyle w:val="3"/>
+        <w:ind w:left="0" w:leftChars="0" w:firstLine="0" w:firstLineChars="0"/>
+        <w:rPr>
+          <w:rFonts w:hint="eastAsia"/>
+        </w:rPr>
+      </w:pPr>
+      <w:r>
+        <w:rPr>
+          <w:rFonts w:hint="eastAsia"/>
+        </w:rPr>
+        <w:t>$$I^{\text{output}} = \frac{1}{3}\left[z(\text{LE}) + z^{-}(\text{IMR}) + z^{-}(\text{U5MR})\right]$$</w:t>
+      </w:r>
+    </w:p>
+    <w:p>
+      <w:pPr>
+        <w:pStyle w:val="3"/>
+        <w:ind w:left="0" w:leftChars="0" w:firstLine="0" w:firstLineChars="0"/>
+        <w:rPr>
+          <w:rFonts w:hint="eastAsia"/>
+        </w:rPr>
+      </w:pPr>
+      <w:r>
+        <w:rPr>
+          <w:rFonts w:hint="eastAsia"/>
+        </w:rPr>
+        <w:t>$$I^{\text{need}} = \frac{1}{4}\left[z(\text{CommSh}) + z(\text{IMR}) + z(\text{U5MR}) + z^{-}(\text{LE})\right]$$</w:t>
+      </w:r>
+    </w:p>
+    <w:p>
+      <w:pPr>
+        <w:pStyle w:val="2"/>
+        <w:spacing w:before="936" w:after="156"/>
+      </w:pPr>
+      <w:bookmarkStart w:id="10" w:name="_Toc1132570722"/>
+      <w:r>
+        <w:rPr>
+          <w:rFonts w:hint="eastAsia"/>
+          <w:lang w:val="en-US" w:eastAsia="zh-CN"/>
+        </w:rPr>
+        <w:t>分析框架与方法应用</w:t>
+      </w:r>
+      <w:bookmarkEnd w:id="10"/>
+    </w:p>
+    <w:p>
+      <w:pPr>
+        <w:pStyle w:val="41"/>
+        <w:spacing w:before="156" w:after="312"/>
+        <w:rPr>
+          <w:rFonts w:hint="eastAsia"/>
+        </w:rPr>
+      </w:pPr>
+      <w:r>
+        <w:rPr>
+          <w:rFonts w:hint="eastAsia"/>
+        </w:rPr>
+        <w:t>【填写说明：侧重分析逻辑与方法的实际应用，明确 “分析什么 + 用什么方法 + 达到什么目的”，保持思路简洁清晰】</w:t>
+      </w:r>
+    </w:p>
+    <w:p>
+      <w:pPr>
+        <w:pStyle w:val="3"/>
+        <w:spacing w:before="62" w:after="62"/>
+        <w:ind w:left="0" w:leftChars="0" w:firstLine="0" w:firstLineChars="0"/>
+        <w:rPr>
+          <w:rFonts w:hint="eastAsia"/>
+        </w:rPr>
+      </w:pPr>
+      <w:r>
+        <w:rPr>
+          <w:rFonts w:hint="eastAsia"/>
+        </w:rPr>
+        <w:t>4.1 资源缺口识别（3-1）</w:t>
+      </w:r>
+    </w:p>
+    <w:p>
+      <w:pPr>
+        <w:pStyle w:val="3"/>
+        <w:spacing w:before="62" w:after="62"/>
+        <w:ind w:left="0" w:leftChars="0" w:firstLine="0" w:firstLineChars="0"/>
+        <w:rPr>
+          <w:rFonts w:hint="eastAsia"/>
+        </w:rPr>
+      </w:pPr>
+      <w:r>
+        <w:rPr>
+          <w:rFonts w:hint="eastAsia"/>
+        </w:rPr>
+        <w:t>资源缺口：</w:t>
+      </w:r>
+    </w:p>
+    <w:p>
+      <w:pPr>
+        <w:pStyle w:val="3"/>
+        <w:spacing w:before="62" w:after="62"/>
+        <w:ind w:left="0" w:leftChars="0" w:firstLine="0" w:firstLineChars="0"/>
+        <w:rPr>
+          <w:rFonts w:hint="eastAsia"/>
+        </w:rPr>
+      </w:pPr>
+      <w:r>
+        <w:rPr>
+          <w:rFonts w:hint="eastAsia"/>
+        </w:rPr>
+        <w:t>$$\text{Gap}_i = I_i^{\text{input}} - I_i^{\text{need}}$$</w:t>
+      </w:r>
+    </w:p>
+    <w:p>
+      <w:pPr>
+        <w:pStyle w:val="3"/>
+        <w:spacing w:before="62" w:after="62"/>
+        <w:ind w:left="0" w:leftChars="0" w:firstLine="0" w:firstLineChars="0"/>
+        <w:rPr>
+          <w:rFonts w:hint="eastAsia"/>
+        </w:rPr>
+      </w:pPr>
+      <w:r>
+        <w:rPr>
+          <w:rFonts w:hint="eastAsia"/>
+        </w:rPr>
+        <w:t>$\text{Gap}_i &lt; 0$ 表示资源低于理论需求。按截面五分位将各国划分 A（富余）至 E（严重不足）五级，以 2023 年为基准截面。</w:t>
+      </w:r>
+    </w:p>
+    <w:p>
+      <w:pPr>
+        <w:pStyle w:val="3"/>
+        <w:spacing w:before="62" w:after="62"/>
+        <w:ind w:left="0" w:leftChars="0" w:firstLine="0" w:firstLineChars="0"/>
+        <w:rPr>
+          <w:rFonts w:hint="eastAsia"/>
+        </w:rPr>
+      </w:pPr>
+      <w:r>
+        <w:rPr>
+          <w:rFonts w:hint="eastAsia"/>
+        </w:rPr>
+        <w:t>2023 年资源缺口最严重的前 15 国全部位于 AFRO 地区，前五位依次为乍得、尼日利亚、索马里、中非共和国、南苏丹。</w:t>
+      </w:r>
+    </w:p>
+    <w:p>
+      <w:pPr>
+        <w:pStyle w:val="3"/>
+        <w:spacing w:before="62" w:after="62"/>
+        <w:ind w:left="0" w:leftChars="0" w:firstLine="0" w:firstLineChars="0"/>
+        <w:rPr>
+          <w:rFonts w:hint="eastAsia"/>
+        </w:rPr>
+      </w:pPr>
+    </w:p>
+    <w:p>
+      <w:pPr>
+        <w:pStyle w:val="3"/>
+        <w:spacing w:before="62" w:after="62"/>
+        <w:ind w:left="0" w:leftChars="0" w:firstLine="0" w:firstLineChars="0"/>
+        <w:rPr>
+          <w:rFonts w:hint="eastAsia"/>
+        </w:rPr>
+      </w:pPr>
+      <w:r>
+        <w:rPr>
+          <w:rFonts w:hint="eastAsia"/>
+        </w:rPr>
+        <w:t>4.2 评估矩阵与公平性分析（3-2）</w:t>
+      </w:r>
+    </w:p>
+    <w:p>
+      <w:pPr>
+        <w:pStyle w:val="3"/>
+        <w:spacing w:before="62" w:after="62"/>
+        <w:ind w:left="0" w:leftChars="0" w:firstLine="0" w:firstLineChars="0"/>
+        <w:rPr>
+          <w:rFonts w:hint="eastAsia"/>
+        </w:rPr>
+      </w:pPr>
+      <w:r>
+        <w:rPr>
+          <w:rFonts w:hint="eastAsia"/>
+        </w:rPr>
+        <w:t>四象限分类（以投入/产出双中位数为阈值）：</w:t>
+      </w:r>
+    </w:p>
+    <w:p>
+      <w:pPr>
+        <w:pStyle w:val="3"/>
+        <w:spacing w:before="62" w:after="62"/>
+        <w:ind w:left="0" w:leftChars="0" w:firstLine="0" w:firstLineChars="0"/>
+        <w:rPr>
+          <w:rFonts w:hint="eastAsia"/>
+        </w:rPr>
+      </w:pPr>
+      <w:r>
+        <w:rPr>
+          <w:rFonts w:hint="eastAsia"/>
+        </w:rPr>
+        <w:t>$$Q_i = \begin{cases} \text{Q1: 高投入–高产出} &amp; I_i^{\text{input}} \geq M^{\text{input}} \land I_i^{\text{output}} \geq M^{\text{output}} \ \text{Q2: 低投入–高产出} &amp; I_i^{\text{input}} &lt; M^{\text{input}} \land I_i^{\text{output}} \geq M^{\text{output}} \ \text{Q3: 高投入–低产出} &amp; I_i^{\text{input}} \geq M^{\text{input}} \land I_i^{\text{output}} &lt; M^{\text{output}} \ \text{Q4: 低投入–低产出} &amp; I_i^{\text{input}} &lt; M^{\text{input}} \land I_i^{\text{output}} &lt; M^{\text{output}} \end{cases}$$</w:t>
+      </w:r>
+    </w:p>
+    <w:p>
+      <w:pPr>
+        <w:pStyle w:val="3"/>
+        <w:spacing w:before="62" w:after="62"/>
+        <w:ind w:left="0" w:leftChars="0" w:firstLine="0" w:firstLineChars="0"/>
+        <w:rPr>
+          <w:rFonts w:hint="eastAsia"/>
+        </w:rPr>
+      </w:pPr>
+      <w:r>
+        <w:rPr>
+          <w:rFonts w:hint="eastAsia"/>
+        </w:rPr>
+        <w:t>2023 年 Q1/Q2/Q3/Q4 国家数量：71/24/26/72（另 10 国缺失）。</w:t>
+      </w:r>
+    </w:p>
+    <w:p>
+      <w:pPr>
+        <w:pStyle w:val="3"/>
+        <w:spacing w:before="62" w:after="62"/>
+        <w:ind w:left="0" w:leftChars="0" w:firstLine="0" w:firstLineChars="0"/>
+        <w:rPr>
+          <w:rFonts w:hint="eastAsia"/>
+        </w:rPr>
+      </w:pPr>
+    </w:p>
+    <w:p>
+      <w:pPr>
+        <w:pStyle w:val="3"/>
+        <w:spacing w:before="62" w:after="62"/>
+        <w:ind w:left="0" w:leftChars="0" w:firstLine="0" w:firstLineChars="0"/>
+        <w:rPr>
+          <w:rFonts w:hint="eastAsia"/>
+        </w:rPr>
+      </w:pPr>
+      <w:r>
+        <w:rPr>
+          <w:rFonts w:hint="eastAsia"/>
+        </w:rPr>
+        <w:t>公平性指标：</w:t>
+      </w:r>
+    </w:p>
+    <w:p>
+      <w:pPr>
+        <w:pStyle w:val="3"/>
+        <w:spacing w:before="62" w:after="62"/>
+        <w:ind w:left="0" w:leftChars="0" w:firstLine="0" w:firstLineChars="0"/>
+        <w:rPr>
+          <w:rFonts w:hint="eastAsia"/>
+        </w:rPr>
+      </w:pPr>
+      <w:r>
+        <w:rPr>
+          <w:rFonts w:hint="eastAsia"/>
+        </w:rPr>
+        <w:t>Theil 指数：$T = \frac{1}{n}\sum_i \frac{y_i}{\bar{y}}\ln\frac{y_i}{\bar{y}}$，可分解为区域间与区域内</w:t>
+      </w:r>
+    </w:p>
+    <w:p>
+      <w:pPr>
+        <w:pStyle w:val="3"/>
+        <w:spacing w:before="62" w:after="62"/>
+        <w:ind w:left="0" w:leftChars="0" w:firstLine="0" w:firstLineChars="0"/>
+        <w:rPr>
+          <w:rFonts w:hint="eastAsia"/>
+        </w:rPr>
+      </w:pPr>
+      <w:r>
+        <w:rPr>
+          <w:rFonts w:hint="eastAsia"/>
+        </w:rPr>
+        <w:t>2000–2023 年趋势：Theil 从 0.0112 降至 0.0057</w:t>
+      </w:r>
+      <w:r>
+        <w:rPr>
+          <w:rFonts w:hint="eastAsia"/>
+          <w:lang w:eastAsia="zh-CN"/>
+        </w:rPr>
+        <w:t>，</w:t>
+      </w:r>
+      <w:r>
+        <w:rPr>
+          <w:rFonts w:hint="eastAsia"/>
+        </w:rPr>
+        <w:t>收敛。</w:t>
+      </w:r>
+    </w:p>
+    <w:p>
+      <w:pPr>
+        <w:pStyle w:val="3"/>
+        <w:spacing w:before="62" w:after="62"/>
+        <w:ind w:left="0" w:leftChars="0" w:firstLine="0" w:firstLineChars="0"/>
+        <w:rPr>
+          <w:rFonts w:hint="eastAsia"/>
+        </w:rPr>
+      </w:pPr>
+    </w:p>
+    <w:p>
+      <w:pPr>
+        <w:pStyle w:val="3"/>
+        <w:spacing w:before="62" w:after="62"/>
+        <w:ind w:left="0" w:leftChars="0" w:firstLine="0" w:firstLineChars="0"/>
+        <w:rPr>
+          <w:rFonts w:hint="eastAsia"/>
+        </w:rPr>
+      </w:pPr>
+      <w:r>
+        <w:rPr>
+          <w:rFonts w:hint="eastAsia"/>
+        </w:rPr>
+        <w:t>4.3 优化模型（3-3）</w:t>
+      </w:r>
+    </w:p>
+    <w:p>
+      <w:pPr>
+        <w:pStyle w:val="3"/>
+        <w:spacing w:before="62" w:after="62"/>
+        <w:ind w:left="0" w:leftChars="0" w:firstLine="0" w:firstLineChars="0"/>
+        <w:rPr>
+          <w:rFonts w:hint="eastAsia"/>
+        </w:rPr>
+      </w:pPr>
+      <w:r>
+        <w:rPr>
+          <w:rFonts w:hint="eastAsia"/>
+        </w:rPr>
+        <w:t>4.3.1 分象限生产函数</w:t>
+      </w:r>
+    </w:p>
+    <w:p>
+      <w:pPr>
+        <w:pStyle w:val="3"/>
+        <w:spacing w:before="62" w:after="62"/>
+        <w:ind w:left="0" w:leftChars="0" w:firstLine="0" w:firstLineChars="0"/>
+        <w:rPr>
+          <w:rFonts w:hint="eastAsia"/>
+        </w:rPr>
+      </w:pPr>
+      <w:r>
+        <w:rPr>
+          <w:rFonts w:hint="eastAsia"/>
+        </w:rPr>
+        <w:t>为各象限 $k \in {\text{Q1,Q2,Q3,Q4}}$ 单独拟合：</w:t>
+      </w:r>
+    </w:p>
+    <w:p>
+      <w:pPr>
+        <w:pStyle w:val="3"/>
+        <w:spacing w:before="62" w:after="62"/>
+        <w:ind w:left="0" w:leftChars="0" w:firstLine="0" w:firstLineChars="0"/>
+        <w:rPr>
+          <w:rFonts w:hint="eastAsia"/>
+        </w:rPr>
+      </w:pPr>
+      <w:r>
+        <w:rPr>
+          <w:rFonts w:hint="eastAsia"/>
+        </w:rPr>
+        <w:t>$$f_k(x) = a_k \cdot \ln(x + 1) + b_k$$</w:t>
+      </w:r>
+    </w:p>
+    <w:p>
+      <w:pPr>
+        <w:pStyle w:val="3"/>
+        <w:spacing w:before="62" w:after="62"/>
+        <w:ind w:left="0" w:leftChars="0" w:firstLine="0" w:firstLineChars="0"/>
+        <w:rPr>
+          <w:rFonts w:hint="eastAsia"/>
+        </w:rPr>
+      </w:pPr>
+      <w:r>
+        <w:rPr>
+          <w:rFonts w:hint="eastAsia"/>
+        </w:rPr>
+        <w:t>参数 $(a_k, b_k)$ 由各象限国家截面最小二乘法拟合（象限内国家数 &lt; 5 时退化为全局拟合）。</w:t>
+      </w:r>
+    </w:p>
+    <w:p>
+      <w:pPr>
+        <w:pStyle w:val="3"/>
+        <w:spacing w:before="62" w:after="62"/>
+        <w:ind w:left="0" w:leftChars="0" w:firstLine="0" w:firstLineChars="0"/>
+        <w:rPr>
+          <w:rFonts w:hint="eastAsia"/>
+        </w:rPr>
+      </w:pPr>
+      <w:r>
+        <w:rPr>
+          <w:rFonts w:hint="eastAsia"/>
+        </w:rPr>
+        <w:t>4.3.2 总产出最大化（效率优先）</w:t>
+      </w:r>
+    </w:p>
+    <w:p>
+      <w:pPr>
+        <w:pStyle w:val="3"/>
+        <w:spacing w:before="62" w:after="62"/>
+        <w:ind w:left="0" w:leftChars="0" w:firstLine="0" w:firstLineChars="0"/>
+        <w:rPr>
+          <w:rFonts w:hint="eastAsia"/>
+        </w:rPr>
+      </w:pPr>
+      <w:r>
+        <w:rPr>
+          <w:rFonts w:hint="eastAsia"/>
+        </w:rPr>
+        <w:t>$$\max_{\mathbf{x}} \sum_{i} f_{k(i)}(x_i), \quad \text{s.t. } \sum_i x_i \leq B,; x_i^{\min} \leq x_i \leq x_i^{\max}$$</w:t>
+      </w:r>
+    </w:p>
+    <w:p>
+      <w:pPr>
+        <w:pStyle w:val="3"/>
+        <w:spacing w:before="62" w:after="62"/>
+        <w:ind w:left="0" w:leftChars="0" w:firstLine="0" w:firstLineChars="0"/>
+        <w:rPr>
+          <w:rFonts w:hint="eastAsia"/>
+        </w:rPr>
+      </w:pPr>
+      <w:r>
+        <w:rPr>
+          <w:rFonts w:hint="eastAsia"/>
+        </w:rPr>
+        <w:t>预算情景：$B = \alpha \cdot \sum_i x_i^{\text{current}}$，$\alpha \in {0.9, 1.0, 1.1}$；约束区间 $[0.5x^{\text{cur}}, 2.0x^{\text{cur}}]$。</w:t>
+      </w:r>
+    </w:p>
+    <w:p>
+      <w:pPr>
+        <w:pStyle w:val="3"/>
+        <w:spacing w:before="62" w:after="62"/>
+        <w:ind w:left="0" w:leftChars="0" w:firstLine="0" w:firstLineChars="0"/>
+        <w:rPr>
+          <w:rFonts w:hint="eastAsia"/>
+        </w:rPr>
+      </w:pPr>
+      <w:r>
+        <w:rPr>
+          <w:rFonts w:hint="eastAsia"/>
+        </w:rPr>
+        <w:t>最优解（广义注水结构）：$x_i^* = \operatorname{clip}!\left(\frac{a_{k(i)}}{\mu} - 1,; x_i^{\min},; x_i^{\max}\right)$，二分法求 $\mu$。</w:t>
+      </w:r>
+    </w:p>
+    <w:p>
+      <w:pPr>
+        <w:pStyle w:val="3"/>
+        <w:spacing w:before="62" w:after="62"/>
+        <w:ind w:left="0" w:leftChars="0" w:firstLine="0" w:firstLineChars="0"/>
+        <w:rPr>
+          <w:rFonts w:hint="eastAsia"/>
+        </w:rPr>
+      </w:pPr>
+    </w:p>
+    <w:p>
+      <w:pPr>
+        <w:pStyle w:val="3"/>
+        <w:spacing w:before="62" w:after="62"/>
+        <w:ind w:left="0" w:leftChars="0" w:firstLine="0" w:firstLineChars="0"/>
+        <w:rPr>
+          <w:rFonts w:hint="eastAsia"/>
+        </w:rPr>
+      </w:pPr>
+      <w:r>
+        <w:rPr>
+          <w:rFonts w:hint="eastAsia"/>
+        </w:rPr>
+        <w:t>4.3.3 Rawlsian maximin（公平优先）</w:t>
+      </w:r>
+    </w:p>
+    <w:p>
+      <w:pPr>
+        <w:pStyle w:val="3"/>
+        <w:spacing w:before="62" w:after="62"/>
+        <w:ind w:left="0" w:leftChars="0" w:firstLine="0" w:firstLineChars="0"/>
+        <w:rPr>
+          <w:rFonts w:hint="eastAsia"/>
+        </w:rPr>
+      </w:pPr>
+      <w:r>
+        <w:rPr>
+          <w:rFonts w:hint="eastAsia"/>
+        </w:rPr>
+        <w:t>$$\max_{\mathbf{x},\tau} \tau, \quad \text{s.t. } f_{k(i)}(x_i) \geq \tau,; \sum_i x_i \leq B,; x_i^{\min} \leq x_i \leq x_i^{\max}$$</w:t>
+      </w:r>
+    </w:p>
+    <w:p>
+      <w:pPr>
+        <w:pStyle w:val="3"/>
+        <w:spacing w:before="62" w:after="62"/>
+        <w:ind w:left="0" w:leftChars="0" w:firstLine="0" w:firstLineChars="0"/>
+      </w:pPr>
+      <w:r>
+        <w:rPr>
+          <w:rFonts w:hint="eastAsia"/>
+        </w:rPr>
+        <w:t>约束区间 $[0.3x^{\text{cur}}, 2.0x^{\text{cur}}]$，SLSQP 求解。</w:t>
+      </w:r>
     </w:p>
     <w:p>
       <w:pPr>
@@ -3840,20 +6886,40 @@
     <w:p>
       <w:pPr>
         <w:pStyle w:val="2"/>
-        <w:bidi w:val="0"/>
-      </w:pPr>
-      <w:bookmarkStart w:id="19" w:name="_Toc1125018522"/>
-      <w:r>
-        <w:rPr>
-          <w:rFonts w:hint="eastAsia"/>
-        </w:rPr>
-        <w:t>参考文献</w:t>
-      </w:r>
-      <w:bookmarkEnd w:id="19"/>
-    </w:p>
-    <w:p>
-      <w:pPr>
-        <w:pStyle w:val="39"/>
+        <w:spacing w:before="936" w:after="156"/>
+      </w:pPr>
+      <w:bookmarkStart w:id="11" w:name="_Toc1968561293"/>
+      <w:r>
+        <w:rPr>
+          <w:rFonts w:hint="eastAsia"/>
+          <w:lang w:val="en-US" w:eastAsia="zh-CN"/>
+        </w:rPr>
+        <w:t>系统实现与结果验证</w:t>
+      </w:r>
+      <w:bookmarkEnd w:id="11"/>
+    </w:p>
+    <w:p>
+      <w:pPr>
+        <w:pStyle w:val="4"/>
+        <w:spacing w:before="468" w:after="93"/>
+        <w:rPr>
+          <w:rFonts w:hint="eastAsia"/>
+          <w:lang w:val="en-US" w:eastAsia="zh-CN"/>
+        </w:rPr>
+      </w:pPr>
+      <w:bookmarkStart w:id="12" w:name="_Toc1476585769"/>
+      <w:r>
+        <w:rPr>
+          <w:rFonts w:hint="eastAsia"/>
+          <w:lang w:val="en-US" w:eastAsia="zh-CN"/>
+        </w:rPr>
+        <w:t>技术选型与实现细节</w:t>
+      </w:r>
+      <w:bookmarkEnd w:id="12"/>
+    </w:p>
+    <w:p>
+      <w:pPr>
+        <w:pStyle w:val="41"/>
         <w:spacing w:before="156" w:after="312"/>
         <w:rPr>
           <w:rFonts w:hint="eastAsia"/>
@@ -3863,7 +6929,2766 @@
         <w:rPr>
           <w:rFonts w:hint="eastAsia"/>
         </w:rPr>
-        <w:t>【填写说明：按 GB/T 7714-2015 规范填写，列出研究过程中引用的文献、技术文档、数据集说明等，按正文引用顺序排列】</w:t>
+        <w:t>【填写说明：列出核心技术栈（如 Python、Spark、ECharts）、工具包及开发环境，说明关键模块的实现过程，遇到的问题及解决方法】</w:t>
+      </w:r>
+    </w:p>
+    <w:p>
+      <w:pPr>
+        <w:pStyle w:val="3"/>
+        <w:rPr>
+          <w:rFonts w:hint="eastAsia"/>
+        </w:rPr>
+      </w:pPr>
+    </w:p>
+    <w:tbl>
+      <w:tblPr>
+        <w:tblStyle w:val="22"/>
+        <w:tblW w:w="0" w:type="auto"/>
+        <w:tblInd w:w="0" w:type="dxa"/>
+        <w:tblBorders>
+          <w:top w:val="single" w:color="auto" w:sz="4" w:space="0"/>
+          <w:left w:val="single" w:color="auto" w:sz="4" w:space="0"/>
+          <w:bottom w:val="single" w:color="auto" w:sz="4" w:space="0"/>
+          <w:right w:val="single" w:color="auto" w:sz="4" w:space="0"/>
+          <w:insideH w:val="single" w:color="auto" w:sz="4" w:space="0"/>
+          <w:insideV w:val="single" w:color="auto" w:sz="4" w:space="0"/>
+        </w:tblBorders>
+        <w:tblLayout w:type="autofit"/>
+        <w:tblCellMar>
+          <w:left w:w="108" w:type="dxa"/>
+          <w:right w:w="108" w:type="dxa"/>
+        </w:tblCellMar>
+      </w:tblPr>
+      <w:tblGrid>
+        <w:gridCol w:w="1755"/>
+        <w:gridCol w:w="6767"/>
+      </w:tblGrid>
+      <w:tr>
+        <w:tc>
+          <w:tcPr>
+            <w:tcW w:w="1755" w:type="dxa"/>
+            <w:vAlign w:val="center"/>
+          </w:tcPr>
+          <w:p>
+            <w:pPr>
+              <w:keepNext w:val="0"/>
+              <w:keepLines w:val="0"/>
+              <w:widowControl/>
+              <w:suppressLineNumbers w:val="0"/>
+              <w:jc w:val="both"/>
+              <w:rPr>
+                <w:rFonts w:hint="eastAsia" w:ascii="Times New Roman" w:hAnsi="Times New Roman" w:eastAsia="宋体" w:cstheme="minorBidi"/>
+                <w:kern w:val="2"/>
+                <w:sz w:val="24"/>
+                <w:szCs w:val="22"/>
+                <w:lang w:val="en-US" w:eastAsia="zh-CN" w:bidi="ar-SA"/>
+              </w:rPr>
+            </w:pPr>
+            <w:r>
+              <w:rPr>
+                <w:rFonts w:hint="eastAsia" w:ascii="Times New Roman" w:hAnsi="Times New Roman" w:eastAsia="宋体" w:cstheme="minorBidi"/>
+                <w:kern w:val="2"/>
+                <w:sz w:val="24"/>
+                <w:szCs w:val="22"/>
+                <w:lang w:val="en-US" w:eastAsia="zh-CN" w:bidi="ar-SA"/>
+              </w:rPr>
+              <w:t>模块</w:t>
+            </w:r>
+          </w:p>
+        </w:tc>
+        <w:tc>
+          <w:tcPr>
+            <w:tcW w:w="6767" w:type="dxa"/>
+            <w:vAlign w:val="center"/>
+          </w:tcPr>
+          <w:p>
+            <w:pPr>
+              <w:keepNext w:val="0"/>
+              <w:keepLines w:val="0"/>
+              <w:widowControl/>
+              <w:suppressLineNumbers w:val="0"/>
+              <w:jc w:val="both"/>
+              <w:rPr>
+                <w:rFonts w:hint="eastAsia" w:ascii="Times New Roman" w:hAnsi="Times New Roman" w:eastAsia="宋体" w:cstheme="minorBidi"/>
+                <w:kern w:val="2"/>
+                <w:sz w:val="24"/>
+                <w:szCs w:val="22"/>
+                <w:lang w:val="en-US" w:eastAsia="zh-CN" w:bidi="ar-SA"/>
+              </w:rPr>
+            </w:pPr>
+            <w:r>
+              <w:rPr>
+                <w:rFonts w:hint="eastAsia" w:ascii="Times New Roman" w:hAnsi="Times New Roman" w:eastAsia="宋体" w:cstheme="minorBidi"/>
+                <w:kern w:val="2"/>
+                <w:sz w:val="24"/>
+                <w:szCs w:val="22"/>
+                <w:lang w:val="en-US" w:eastAsia="zh-CN" w:bidi="ar-SA"/>
+              </w:rPr>
+              <w:t>技术栈</w:t>
+            </w:r>
+          </w:p>
+        </w:tc>
+      </w:tr>
+      <w:tr>
+        <w:tc>
+          <w:tcPr>
+            <w:tcW w:w="1755" w:type="dxa"/>
+            <w:vAlign w:val="center"/>
+          </w:tcPr>
+          <w:p>
+            <w:pPr>
+              <w:keepNext w:val="0"/>
+              <w:keepLines w:val="0"/>
+              <w:widowControl/>
+              <w:suppressLineNumbers w:val="0"/>
+              <w:jc w:val="both"/>
+              <w:rPr>
+                <w:rFonts w:hint="eastAsia" w:ascii="Times New Roman" w:hAnsi="Times New Roman" w:eastAsia="宋体" w:cstheme="minorBidi"/>
+                <w:kern w:val="2"/>
+                <w:sz w:val="24"/>
+                <w:szCs w:val="22"/>
+                <w:lang w:val="en-US" w:eastAsia="zh-CN" w:bidi="ar-SA"/>
+              </w:rPr>
+            </w:pPr>
+            <w:r>
+              <w:rPr>
+                <w:rFonts w:hint="eastAsia" w:ascii="Times New Roman" w:hAnsi="Times New Roman" w:eastAsia="宋体" w:cstheme="minorBidi"/>
+                <w:kern w:val="2"/>
+                <w:sz w:val="24"/>
+                <w:szCs w:val="22"/>
+                <w:lang w:val="en-US" w:eastAsia="zh-CN" w:bidi="ar-SA"/>
+              </w:rPr>
+              <w:t>数据处理</w:t>
+            </w:r>
+          </w:p>
+        </w:tc>
+        <w:tc>
+          <w:tcPr>
+            <w:tcW w:w="6767" w:type="dxa"/>
+            <w:vAlign w:val="center"/>
+          </w:tcPr>
+          <w:p>
+            <w:pPr>
+              <w:keepNext w:val="0"/>
+              <w:keepLines w:val="0"/>
+              <w:widowControl/>
+              <w:suppressLineNumbers w:val="0"/>
+              <w:jc w:val="both"/>
+              <w:rPr>
+                <w:rFonts w:hint="eastAsia" w:ascii="Times New Roman" w:hAnsi="Times New Roman" w:eastAsia="宋体" w:cstheme="minorBidi"/>
+                <w:kern w:val="2"/>
+                <w:sz w:val="24"/>
+                <w:szCs w:val="22"/>
+                <w:lang w:val="en-US" w:eastAsia="zh-CN" w:bidi="ar-SA"/>
+              </w:rPr>
+            </w:pPr>
+            <w:r>
+              <w:rPr>
+                <w:rFonts w:hint="eastAsia" w:ascii="Times New Roman" w:hAnsi="Times New Roman" w:eastAsia="宋体" w:cstheme="minorBidi"/>
+                <w:kern w:val="2"/>
+                <w:sz w:val="24"/>
+                <w:szCs w:val="22"/>
+                <w:lang w:val="en-US" w:eastAsia="zh-CN" w:bidi="ar-SA"/>
+              </w:rPr>
+              <w:t>Python 3.10+, pandas, numpy</w:t>
+            </w:r>
+          </w:p>
+        </w:tc>
+      </w:tr>
+      <w:tr>
+        <w:tc>
+          <w:tcPr>
+            <w:tcW w:w="1755" w:type="dxa"/>
+            <w:vAlign w:val="center"/>
+          </w:tcPr>
+          <w:p>
+            <w:pPr>
+              <w:keepNext w:val="0"/>
+              <w:keepLines w:val="0"/>
+              <w:widowControl/>
+              <w:suppressLineNumbers w:val="0"/>
+              <w:jc w:val="both"/>
+              <w:rPr>
+                <w:rFonts w:hint="eastAsia" w:ascii="Times New Roman" w:hAnsi="Times New Roman" w:eastAsia="宋体" w:cstheme="minorBidi"/>
+                <w:kern w:val="2"/>
+                <w:sz w:val="24"/>
+                <w:szCs w:val="22"/>
+                <w:lang w:val="en-US" w:eastAsia="zh-CN" w:bidi="ar-SA"/>
+              </w:rPr>
+            </w:pPr>
+            <w:r>
+              <w:rPr>
+                <w:rFonts w:hint="eastAsia" w:ascii="Times New Roman" w:hAnsi="Times New Roman" w:eastAsia="宋体" w:cstheme="minorBidi"/>
+                <w:kern w:val="2"/>
+                <w:sz w:val="24"/>
+                <w:szCs w:val="22"/>
+                <w:lang w:val="en-US" w:eastAsia="zh-CN" w:bidi="ar-SA"/>
+              </w:rPr>
+              <w:t>优化求解</w:t>
+            </w:r>
+          </w:p>
+        </w:tc>
+        <w:tc>
+          <w:tcPr>
+            <w:tcW w:w="6767" w:type="dxa"/>
+            <w:vAlign w:val="center"/>
+          </w:tcPr>
+          <w:p>
+            <w:pPr>
+              <w:keepNext w:val="0"/>
+              <w:keepLines w:val="0"/>
+              <w:widowControl/>
+              <w:suppressLineNumbers w:val="0"/>
+              <w:jc w:val="both"/>
+              <w:rPr>
+                <w:rFonts w:hint="eastAsia" w:ascii="Times New Roman" w:hAnsi="Times New Roman" w:eastAsia="宋体" w:cstheme="minorBidi"/>
+                <w:kern w:val="2"/>
+                <w:sz w:val="24"/>
+                <w:szCs w:val="22"/>
+                <w:lang w:val="en-US" w:eastAsia="zh-CN" w:bidi="ar-SA"/>
+              </w:rPr>
+            </w:pPr>
+            <w:r>
+              <w:rPr>
+                <w:rFonts w:hint="eastAsia" w:ascii="Times New Roman" w:hAnsi="Times New Roman" w:eastAsia="宋体" w:cstheme="minorBidi"/>
+                <w:kern w:val="2"/>
+                <w:sz w:val="24"/>
+                <w:szCs w:val="22"/>
+                <w:lang w:val="en-US" w:eastAsia="zh-CN" w:bidi="ar-SA"/>
+              </w:rPr>
+              <w:t>scipy.optimize（SLSQP，二分法注水）</w:t>
+            </w:r>
+          </w:p>
+        </w:tc>
+      </w:tr>
+      <w:tr>
+        <w:tc>
+          <w:tcPr>
+            <w:tcW w:w="1755" w:type="dxa"/>
+            <w:vAlign w:val="center"/>
+          </w:tcPr>
+          <w:p>
+            <w:pPr>
+              <w:keepNext w:val="0"/>
+              <w:keepLines w:val="0"/>
+              <w:widowControl/>
+              <w:suppressLineNumbers w:val="0"/>
+              <w:jc w:val="both"/>
+              <w:rPr>
+                <w:rFonts w:hint="eastAsia" w:ascii="Times New Roman" w:hAnsi="Times New Roman" w:eastAsia="宋体" w:cstheme="minorBidi"/>
+                <w:kern w:val="2"/>
+                <w:sz w:val="24"/>
+                <w:szCs w:val="22"/>
+                <w:lang w:val="en-US" w:eastAsia="zh-CN" w:bidi="ar-SA"/>
+              </w:rPr>
+            </w:pPr>
+            <w:r>
+              <w:rPr>
+                <w:rFonts w:hint="eastAsia" w:ascii="Times New Roman" w:hAnsi="Times New Roman" w:eastAsia="宋体" w:cstheme="minorBidi"/>
+                <w:kern w:val="2"/>
+                <w:sz w:val="24"/>
+                <w:szCs w:val="22"/>
+                <w:lang w:val="en-US" w:eastAsia="zh-CN" w:bidi="ar-SA"/>
+              </w:rPr>
+              <w:t>可视化</w:t>
+            </w:r>
+          </w:p>
+        </w:tc>
+        <w:tc>
+          <w:tcPr>
+            <w:tcW w:w="6767" w:type="dxa"/>
+            <w:vAlign w:val="center"/>
+          </w:tcPr>
+          <w:p>
+            <w:pPr>
+              <w:keepNext w:val="0"/>
+              <w:keepLines w:val="0"/>
+              <w:widowControl/>
+              <w:suppressLineNumbers w:val="0"/>
+              <w:jc w:val="both"/>
+              <w:rPr>
+                <w:rFonts w:hint="eastAsia" w:ascii="Times New Roman" w:hAnsi="Times New Roman" w:eastAsia="宋体" w:cstheme="minorBidi"/>
+                <w:kern w:val="2"/>
+                <w:sz w:val="24"/>
+                <w:szCs w:val="22"/>
+                <w:lang w:val="en-US" w:eastAsia="zh-CN" w:bidi="ar-SA"/>
+              </w:rPr>
+            </w:pPr>
+            <w:r>
+              <w:rPr>
+                <w:rFonts w:hint="eastAsia" w:ascii="Times New Roman" w:hAnsi="Times New Roman" w:eastAsia="宋体" w:cstheme="minorBidi"/>
+                <w:kern w:val="2"/>
+                <w:sz w:val="24"/>
+                <w:szCs w:val="22"/>
+                <w:lang w:val="en-US" w:eastAsia="zh-CN" w:bidi="ar-SA"/>
+              </w:rPr>
+              <w:t>matplotlib, geopandas（世界地图）</w:t>
+            </w:r>
+          </w:p>
+        </w:tc>
+      </w:tr>
+      <w:tr>
+        <w:tc>
+          <w:tcPr>
+            <w:tcW w:w="1755" w:type="dxa"/>
+            <w:vAlign w:val="center"/>
+          </w:tcPr>
+          <w:p>
+            <w:pPr>
+              <w:keepNext w:val="0"/>
+              <w:keepLines w:val="0"/>
+              <w:widowControl/>
+              <w:suppressLineNumbers w:val="0"/>
+              <w:jc w:val="both"/>
+              <w:rPr>
+                <w:rFonts w:hint="eastAsia" w:ascii="Times New Roman" w:hAnsi="Times New Roman" w:eastAsia="宋体" w:cstheme="minorBidi"/>
+                <w:kern w:val="2"/>
+                <w:sz w:val="24"/>
+                <w:szCs w:val="22"/>
+                <w:lang w:val="en-US" w:eastAsia="zh-CN" w:bidi="ar-SA"/>
+              </w:rPr>
+            </w:pPr>
+            <w:r>
+              <w:rPr>
+                <w:rFonts w:hint="eastAsia" w:ascii="Times New Roman" w:hAnsi="Times New Roman" w:eastAsia="宋体" w:cstheme="minorBidi"/>
+                <w:kern w:val="2"/>
+                <w:sz w:val="24"/>
+                <w:szCs w:val="22"/>
+                <w:lang w:val="en-US" w:eastAsia="zh-CN" w:bidi="ar-SA"/>
+              </w:rPr>
+              <w:t>分象限拟合</w:t>
+            </w:r>
+          </w:p>
+        </w:tc>
+        <w:tc>
+          <w:tcPr>
+            <w:tcW w:w="6767" w:type="dxa"/>
+            <w:vAlign w:val="center"/>
+          </w:tcPr>
+          <w:p>
+            <w:pPr>
+              <w:keepNext w:val="0"/>
+              <w:keepLines w:val="0"/>
+              <w:widowControl/>
+              <w:suppressLineNumbers w:val="0"/>
+              <w:jc w:val="both"/>
+              <w:rPr>
+                <w:rFonts w:hint="eastAsia" w:ascii="Times New Roman" w:hAnsi="Times New Roman" w:eastAsia="宋体" w:cstheme="minorBidi"/>
+                <w:kern w:val="2"/>
+                <w:sz w:val="24"/>
+                <w:szCs w:val="22"/>
+                <w:lang w:val="en-US" w:eastAsia="zh-CN" w:bidi="ar-SA"/>
+              </w:rPr>
+            </w:pPr>
+            <w:r>
+              <w:rPr>
+                <w:rFonts w:hint="eastAsia" w:ascii="Times New Roman" w:hAnsi="Times New Roman" w:eastAsia="宋体" w:cstheme="minorBidi"/>
+                <w:kern w:val="2"/>
+                <w:sz w:val="24"/>
+                <w:szCs w:val="22"/>
+                <w:lang w:val="en-US" w:eastAsia="zh-CN" w:bidi="ar-SA"/>
+              </w:rPr>
+              <w:t>scipy.stats.linregress（对数变换后 OLS）</w:t>
+            </w:r>
+          </w:p>
+        </w:tc>
+      </w:tr>
+      <w:tr>
+        <w:tc>
+          <w:tcPr>
+            <w:tcW w:w="1755" w:type="dxa"/>
+            <w:vAlign w:val="center"/>
+          </w:tcPr>
+          <w:p>
+            <w:pPr>
+              <w:keepNext w:val="0"/>
+              <w:keepLines w:val="0"/>
+              <w:widowControl/>
+              <w:suppressLineNumbers w:val="0"/>
+              <w:jc w:val="both"/>
+              <w:rPr>
+                <w:rFonts w:hint="eastAsia" w:ascii="Times New Roman" w:hAnsi="Times New Roman" w:eastAsia="宋体" w:cstheme="minorBidi"/>
+                <w:kern w:val="2"/>
+                <w:sz w:val="24"/>
+                <w:szCs w:val="22"/>
+                <w:lang w:val="en-US" w:eastAsia="zh-CN" w:bidi="ar-SA"/>
+              </w:rPr>
+            </w:pPr>
+            <w:r>
+              <w:rPr>
+                <w:rFonts w:hint="eastAsia" w:ascii="Times New Roman" w:hAnsi="Times New Roman" w:eastAsia="宋体" w:cstheme="minorBidi"/>
+                <w:kern w:val="2"/>
+                <w:sz w:val="24"/>
+                <w:szCs w:val="22"/>
+                <w:lang w:val="en-US" w:eastAsia="zh-CN" w:bidi="ar-SA"/>
+              </w:rPr>
+              <w:t>中国地图</w:t>
+            </w:r>
+          </w:p>
+        </w:tc>
+        <w:tc>
+          <w:tcPr>
+            <w:tcW w:w="6767" w:type="dxa"/>
+            <w:vAlign w:val="center"/>
+          </w:tcPr>
+          <w:p>
+            <w:pPr>
+              <w:keepNext w:val="0"/>
+              <w:keepLines w:val="0"/>
+              <w:widowControl/>
+              <w:suppressLineNumbers w:val="0"/>
+              <w:jc w:val="both"/>
+              <w:rPr>
+                <w:rFonts w:hint="eastAsia" w:ascii="Times New Roman" w:hAnsi="Times New Roman" w:eastAsia="宋体" w:cstheme="minorBidi"/>
+                <w:kern w:val="2"/>
+                <w:sz w:val="24"/>
+                <w:szCs w:val="22"/>
+                <w:lang w:val="en-US" w:eastAsia="zh-CN" w:bidi="ar-SA"/>
+              </w:rPr>
+            </w:pPr>
+            <w:r>
+              <w:rPr>
+                <w:rFonts w:hint="eastAsia" w:ascii="Times New Roman" w:hAnsi="Times New Roman" w:eastAsia="宋体" w:cstheme="minorBidi"/>
+                <w:kern w:val="2"/>
+                <w:sz w:val="24"/>
+                <w:szCs w:val="22"/>
+                <w:lang w:val="en-US" w:eastAsia="zh-CN" w:bidi="ar-SA"/>
+              </w:rPr>
+              <w:t>shapefile + geopandas</w:t>
+            </w:r>
+          </w:p>
+        </w:tc>
+      </w:tr>
+      <w:tr>
+        <w:tc>
+          <w:tcPr>
+            <w:tcW w:w="1755" w:type="dxa"/>
+            <w:vAlign w:val="center"/>
+          </w:tcPr>
+          <w:p>
+            <w:pPr>
+              <w:keepNext w:val="0"/>
+              <w:keepLines w:val="0"/>
+              <w:widowControl/>
+              <w:suppressLineNumbers w:val="0"/>
+              <w:jc w:val="both"/>
+              <w:rPr>
+                <w:rFonts w:hint="eastAsia" w:ascii="Times New Roman" w:hAnsi="Times New Roman" w:eastAsia="宋体" w:cstheme="minorBidi"/>
+                <w:kern w:val="2"/>
+                <w:sz w:val="24"/>
+                <w:szCs w:val="22"/>
+                <w:lang w:val="en-US" w:eastAsia="zh-CN" w:bidi="ar-SA"/>
+              </w:rPr>
+            </w:pPr>
+            <w:r>
+              <w:rPr>
+                <w:rFonts w:hint="eastAsia" w:ascii="Times New Roman" w:hAnsi="Times New Roman" w:eastAsia="宋体" w:cstheme="minorBidi"/>
+                <w:kern w:val="2"/>
+                <w:sz w:val="24"/>
+                <w:szCs w:val="22"/>
+                <w:lang w:val="en-US" w:eastAsia="zh-CN" w:bidi="ar-SA"/>
+              </w:rPr>
+              <w:t>项目结构</w:t>
+            </w:r>
+          </w:p>
+        </w:tc>
+        <w:tc>
+          <w:tcPr>
+            <w:tcW w:w="6767" w:type="dxa"/>
+            <w:vAlign w:val="center"/>
+          </w:tcPr>
+          <w:p>
+            <w:pPr>
+              <w:keepNext w:val="0"/>
+              <w:keepLines w:val="0"/>
+              <w:widowControl/>
+              <w:suppressLineNumbers w:val="0"/>
+              <w:jc w:val="both"/>
+              <w:rPr>
+                <w:rFonts w:hint="eastAsia" w:ascii="Times New Roman" w:hAnsi="Times New Roman" w:eastAsia="宋体" w:cstheme="minorBidi"/>
+                <w:kern w:val="2"/>
+                <w:sz w:val="24"/>
+                <w:szCs w:val="22"/>
+                <w:lang w:val="en-US" w:eastAsia="zh-CN" w:bidi="ar-SA"/>
+              </w:rPr>
+            </w:pPr>
+            <w:r>
+              <w:rPr>
+                <w:rFonts w:hint="eastAsia" w:ascii="Times New Roman" w:hAnsi="Times New Roman" w:eastAsia="宋体" w:cstheme="minorBidi"/>
+                <w:kern w:val="2"/>
+                <w:sz w:val="24"/>
+                <w:szCs w:val="22"/>
+                <w:lang w:val="en-US" w:eastAsia="zh-CN" w:bidi="ar-SA"/>
+              </w:rPr>
+              <w:t>src/hdi/analysis/competition.py（主分析管线），src/hdi/models/optimization.py（优化算法），scripts/generate_p3_paper_assets.py（图表生成）</w:t>
+            </w:r>
+          </w:p>
+        </w:tc>
+      </w:tr>
+    </w:tbl>
+    <w:p>
+      <w:pPr>
+        <w:pStyle w:val="3"/>
+        <w:ind w:left="0" w:leftChars="0" w:firstLine="0" w:firstLineChars="0"/>
+        <w:rPr>
+          <w:rFonts w:hint="eastAsia"/>
+        </w:rPr>
+      </w:pPr>
+    </w:p>
+    <w:p>
+      <w:pPr>
+        <w:pStyle w:val="4"/>
+        <w:spacing w:before="468" w:after="93"/>
+        <w:rPr>
+          <w:rFonts w:hint="eastAsia"/>
+          <w:lang w:val="en-US" w:eastAsia="zh-CN"/>
+        </w:rPr>
+      </w:pPr>
+      <w:bookmarkStart w:id="13" w:name="_Toc655994851"/>
+      <w:r>
+        <w:rPr>
+          <w:rFonts w:hint="eastAsia"/>
+          <w:lang w:val="en-US" w:eastAsia="zh-CN"/>
+        </w:rPr>
+        <w:t>结果可视化呈现</w:t>
+      </w:r>
+      <w:bookmarkEnd w:id="13"/>
+    </w:p>
+    <w:p>
+      <w:pPr>
+        <w:pStyle w:val="41"/>
+        <w:spacing w:before="156" w:after="312"/>
+        <w:rPr>
+          <w:rFonts w:hint="eastAsia"/>
+        </w:rPr>
+      </w:pPr>
+      <w:r>
+        <w:rPr>
+          <w:rFonts w:hint="eastAsia"/>
+        </w:rPr>
+        <w:t>【填写说明：用图表（如趋势图、热力图、聚类图、关系图谱）展示核心结果，所有图表需标注图题、数据来源，清晰说明图表反映的结论】</w:t>
+      </w:r>
+    </w:p>
+    <w:tbl>
+      <w:tblPr>
+        <w:tblStyle w:val="22"/>
+        <w:tblW w:w="0" w:type="auto"/>
+        <w:tblInd w:w="0" w:type="dxa"/>
+        <w:tblBorders>
+          <w:top w:val="single" w:color="auto" w:sz="4" w:space="0"/>
+          <w:left w:val="single" w:color="auto" w:sz="4" w:space="0"/>
+          <w:bottom w:val="single" w:color="auto" w:sz="4" w:space="0"/>
+          <w:right w:val="single" w:color="auto" w:sz="4" w:space="0"/>
+          <w:insideH w:val="single" w:color="auto" w:sz="4" w:space="0"/>
+          <w:insideV w:val="single" w:color="auto" w:sz="4" w:space="0"/>
+        </w:tblBorders>
+        <w:tblLayout w:type="autofit"/>
+        <w:tblCellMar>
+          <w:left w:w="108" w:type="dxa"/>
+          <w:right w:w="108" w:type="dxa"/>
+        </w:tblCellMar>
+      </w:tblPr>
+      <w:tblGrid>
+        <w:gridCol w:w="1009"/>
+        <w:gridCol w:w="4256"/>
+        <w:gridCol w:w="1588"/>
+        <w:gridCol w:w="1669"/>
+      </w:tblGrid>
+      <w:tr>
+        <w:tc>
+          <w:tcPr>
+            <w:tcW w:w="2130" w:type="dxa"/>
+            <w:vAlign w:val="center"/>
+          </w:tcPr>
+          <w:p>
+            <w:pPr>
+              <w:keepNext w:val="0"/>
+              <w:keepLines w:val="0"/>
+              <w:widowControl/>
+              <w:suppressLineNumbers w:val="0"/>
+              <w:jc w:val="both"/>
+              <w:rPr>
+                <w:rFonts w:hint="eastAsia" w:ascii="Times New Roman" w:hAnsi="Times New Roman" w:eastAsia="宋体" w:cstheme="minorBidi"/>
+                <w:kern w:val="2"/>
+                <w:sz w:val="24"/>
+                <w:szCs w:val="22"/>
+                <w:lang w:val="en-US" w:eastAsia="zh-CN" w:bidi="ar-SA"/>
+              </w:rPr>
+            </w:pPr>
+            <w:r>
+              <w:rPr>
+                <w:rFonts w:hint="eastAsia" w:ascii="Times New Roman" w:hAnsi="Times New Roman" w:eastAsia="宋体" w:cstheme="minorBidi"/>
+                <w:kern w:val="2"/>
+                <w:sz w:val="24"/>
+                <w:szCs w:val="22"/>
+                <w:lang w:val="en-US" w:eastAsia="zh-CN" w:bidi="ar-SA"/>
+              </w:rPr>
+              <w:t>图号</w:t>
+            </w:r>
+          </w:p>
+        </w:tc>
+        <w:tc>
+          <w:tcPr>
+            <w:tcW w:w="2130" w:type="dxa"/>
+            <w:vAlign w:val="center"/>
+          </w:tcPr>
+          <w:p>
+            <w:pPr>
+              <w:keepNext w:val="0"/>
+              <w:keepLines w:val="0"/>
+              <w:widowControl/>
+              <w:suppressLineNumbers w:val="0"/>
+              <w:jc w:val="both"/>
+              <w:rPr>
+                <w:rFonts w:hint="eastAsia" w:ascii="Times New Roman" w:hAnsi="Times New Roman" w:eastAsia="宋体" w:cstheme="minorBidi"/>
+                <w:kern w:val="2"/>
+                <w:sz w:val="24"/>
+                <w:szCs w:val="22"/>
+                <w:lang w:val="en-US" w:eastAsia="zh-CN" w:bidi="ar-SA"/>
+              </w:rPr>
+            </w:pPr>
+            <w:r>
+              <w:rPr>
+                <w:rFonts w:hint="eastAsia" w:ascii="Times New Roman" w:hAnsi="Times New Roman" w:eastAsia="宋体" w:cstheme="minorBidi"/>
+                <w:kern w:val="2"/>
+                <w:sz w:val="24"/>
+                <w:szCs w:val="22"/>
+                <w:lang w:val="en-US" w:eastAsia="zh-CN" w:bidi="ar-SA"/>
+              </w:rPr>
+              <w:t>文件名</w:t>
+            </w:r>
+          </w:p>
+        </w:tc>
+        <w:tc>
+          <w:tcPr>
+            <w:tcW w:w="2131" w:type="dxa"/>
+            <w:vAlign w:val="center"/>
+          </w:tcPr>
+          <w:p>
+            <w:pPr>
+              <w:keepNext w:val="0"/>
+              <w:keepLines w:val="0"/>
+              <w:widowControl/>
+              <w:suppressLineNumbers w:val="0"/>
+              <w:jc w:val="both"/>
+              <w:rPr>
+                <w:rFonts w:hint="eastAsia" w:ascii="Times New Roman" w:hAnsi="Times New Roman" w:eastAsia="宋体" w:cstheme="minorBidi"/>
+                <w:kern w:val="2"/>
+                <w:sz w:val="24"/>
+                <w:szCs w:val="22"/>
+                <w:lang w:val="en-US" w:eastAsia="zh-CN" w:bidi="ar-SA"/>
+              </w:rPr>
+            </w:pPr>
+            <w:r>
+              <w:rPr>
+                <w:rFonts w:hint="eastAsia" w:ascii="Times New Roman" w:hAnsi="Times New Roman" w:eastAsia="宋体" w:cstheme="minorBidi"/>
+                <w:kern w:val="2"/>
+                <w:sz w:val="24"/>
+                <w:szCs w:val="22"/>
+                <w:lang w:val="en-US" w:eastAsia="zh-CN" w:bidi="ar-SA"/>
+              </w:rPr>
+              <w:t>内容</w:t>
+            </w:r>
+          </w:p>
+        </w:tc>
+        <w:tc>
+          <w:tcPr>
+            <w:tcW w:w="2131" w:type="dxa"/>
+            <w:vAlign w:val="center"/>
+          </w:tcPr>
+          <w:p>
+            <w:pPr>
+              <w:keepNext w:val="0"/>
+              <w:keepLines w:val="0"/>
+              <w:widowControl/>
+              <w:suppressLineNumbers w:val="0"/>
+              <w:jc w:val="both"/>
+              <w:rPr>
+                <w:rFonts w:hint="eastAsia" w:ascii="Times New Roman" w:hAnsi="Times New Roman" w:eastAsia="宋体" w:cstheme="minorBidi"/>
+                <w:kern w:val="2"/>
+                <w:sz w:val="24"/>
+                <w:szCs w:val="22"/>
+                <w:lang w:val="en-US" w:eastAsia="zh-CN" w:bidi="ar-SA"/>
+              </w:rPr>
+            </w:pPr>
+            <w:r>
+              <w:rPr>
+                <w:rFonts w:hint="eastAsia" w:ascii="Times New Roman" w:hAnsi="Times New Roman" w:eastAsia="宋体" w:cstheme="minorBidi"/>
+                <w:kern w:val="2"/>
+                <w:sz w:val="24"/>
+                <w:szCs w:val="22"/>
+                <w:lang w:val="en-US" w:eastAsia="zh-CN" w:bidi="ar-SA"/>
+              </w:rPr>
+              <w:t>核心结论</w:t>
+            </w:r>
+          </w:p>
+        </w:tc>
+      </w:tr>
+      <w:tr>
+        <w:tc>
+          <w:tcPr>
+            <w:tcW w:w="2130" w:type="dxa"/>
+            <w:vAlign w:val="center"/>
+          </w:tcPr>
+          <w:p>
+            <w:pPr>
+              <w:keepNext w:val="0"/>
+              <w:keepLines w:val="0"/>
+              <w:widowControl/>
+              <w:suppressLineNumbers w:val="0"/>
+              <w:jc w:val="both"/>
+              <w:rPr>
+                <w:rFonts w:hint="eastAsia" w:ascii="Times New Roman" w:hAnsi="Times New Roman" w:eastAsia="宋体" w:cstheme="minorBidi"/>
+                <w:kern w:val="2"/>
+                <w:sz w:val="24"/>
+                <w:szCs w:val="22"/>
+                <w:lang w:val="en-US" w:eastAsia="zh-CN" w:bidi="ar-SA"/>
+              </w:rPr>
+            </w:pPr>
+            <w:r>
+              <w:rPr>
+                <w:rFonts w:hint="eastAsia" w:ascii="Times New Roman" w:hAnsi="Times New Roman" w:eastAsia="宋体" w:cstheme="minorBidi"/>
+                <w:kern w:val="2"/>
+                <w:sz w:val="24"/>
+                <w:szCs w:val="22"/>
+                <w:lang w:val="en-US" w:eastAsia="zh-CN" w:bidi="ar-SA"/>
+              </w:rPr>
+              <w:t>图3-1</w:t>
+            </w:r>
+          </w:p>
+        </w:tc>
+        <w:tc>
+          <w:tcPr>
+            <w:tcW w:w="2130" w:type="dxa"/>
+            <w:vAlign w:val="center"/>
+          </w:tcPr>
+          <w:p>
+            <w:pPr>
+              <w:keepNext w:val="0"/>
+              <w:keepLines w:val="0"/>
+              <w:widowControl/>
+              <w:suppressLineNumbers w:val="0"/>
+              <w:jc w:val="both"/>
+              <w:rPr>
+                <w:rFonts w:hint="eastAsia" w:ascii="Times New Roman" w:hAnsi="Times New Roman" w:eastAsia="宋体" w:cstheme="minorBidi"/>
+                <w:kern w:val="2"/>
+                <w:sz w:val="24"/>
+                <w:szCs w:val="22"/>
+                <w:lang w:val="en-US" w:eastAsia="zh-CN" w:bidi="ar-SA"/>
+              </w:rPr>
+            </w:pPr>
+            <w:r>
+              <w:rPr>
+                <w:rFonts w:hint="eastAsia" w:ascii="Times New Roman" w:hAnsi="Times New Roman" w:eastAsia="宋体" w:cstheme="minorBidi"/>
+                <w:kern w:val="2"/>
+                <w:sz w:val="24"/>
+                <w:szCs w:val="22"/>
+                <w:lang w:val="en-US" w:eastAsia="zh-CN" w:bidi="ar-SA"/>
+              </w:rPr>
+              <w:t>p3_01_global_gap_map.png</w:t>
+            </w:r>
+          </w:p>
+          <w:p>
+            <w:pPr>
+              <w:keepNext w:val="0"/>
+              <w:keepLines w:val="0"/>
+              <w:widowControl/>
+              <w:suppressLineNumbers w:val="0"/>
+              <w:jc w:val="both"/>
+              <w:rPr>
+                <w:rFonts w:hint="eastAsia" w:ascii="Times New Roman" w:hAnsi="Times New Roman" w:eastAsia="宋体" w:cstheme="minorBidi"/>
+                <w:kern w:val="2"/>
+                <w:sz w:val="24"/>
+                <w:szCs w:val="22"/>
+                <w:lang w:val="en-US" w:eastAsia="zh-CN" w:bidi="ar-SA"/>
+              </w:rPr>
+            </w:pPr>
+            <w:r>
+              <w:rPr>
+                <w:rFonts w:hint="eastAsia" w:ascii="Times New Roman" w:hAnsi="Times New Roman" w:eastAsia="宋体" w:cstheme="minorBidi"/>
+                <w:kern w:val="2"/>
+                <w:sz w:val="24"/>
+                <w:szCs w:val="22"/>
+                <w:lang w:val="en-US" w:eastAsia="zh-CN" w:bidi="ar-SA"/>
+              </w:rPr>
+              <w:drawing>
+                <wp:inline distT="0" distB="0" distL="114300" distR="114300">
+                  <wp:extent cx="2551430" cy="1482725"/>
+                  <wp:effectExtent l="0" t="0" r="13970" b="15875"/>
+                  <wp:docPr id="5" name="图片 5" descr="p3_01_global_gap_map"/>
+                  <wp:cNvGraphicFramePr>
+                    <a:graphicFrameLocks xmlns:a="http://schemas.openxmlformats.org/drawingml/2006/main" noChangeAspect="1"/>
+                  </wp:cNvGraphicFramePr>
+                  <a:graphic xmlns:a="http://schemas.openxmlformats.org/drawingml/2006/main">
+                    <a:graphicData uri="http://schemas.openxmlformats.org/drawingml/2006/picture">
+                      <pic:pic xmlns:pic="http://schemas.openxmlformats.org/drawingml/2006/picture">
+                        <pic:nvPicPr>
+                          <pic:cNvPr id="5" name="图片 5" descr="p3_01_global_gap_map"/>
+                          <pic:cNvPicPr>
+                            <a:picLocks noChangeAspect="1"/>
+                          </pic:cNvPicPr>
+                        </pic:nvPicPr>
+                        <pic:blipFill>
+                          <a:blip r:embed="rId8"/>
+                          <a:stretch>
+                            <a:fillRect/>
+                          </a:stretch>
+                        </pic:blipFill>
+                        <pic:spPr>
+                          <a:xfrm>
+                            <a:off x="0" y="0"/>
+                            <a:ext cx="2551430" cy="1482725"/>
+                          </a:xfrm>
+                          <a:prstGeom prst="rect">
+                            <a:avLst/>
+                          </a:prstGeom>
+                        </pic:spPr>
+                      </pic:pic>
+                    </a:graphicData>
+                  </a:graphic>
+                </wp:inline>
+              </w:drawing>
+            </w:r>
+          </w:p>
+        </w:tc>
+        <w:tc>
+          <w:tcPr>
+            <w:tcW w:w="2131" w:type="dxa"/>
+            <w:vAlign w:val="center"/>
+          </w:tcPr>
+          <w:p>
+            <w:pPr>
+              <w:keepNext w:val="0"/>
+              <w:keepLines w:val="0"/>
+              <w:widowControl/>
+              <w:suppressLineNumbers w:val="0"/>
+              <w:jc w:val="both"/>
+              <w:rPr>
+                <w:rFonts w:hint="eastAsia" w:ascii="Times New Roman" w:hAnsi="Times New Roman" w:eastAsia="宋体" w:cstheme="minorBidi"/>
+                <w:kern w:val="2"/>
+                <w:sz w:val="24"/>
+                <w:szCs w:val="22"/>
+                <w:lang w:val="en-US" w:eastAsia="zh-CN" w:bidi="ar-SA"/>
+              </w:rPr>
+            </w:pPr>
+            <w:r>
+              <w:rPr>
+                <w:rFonts w:hint="eastAsia" w:ascii="Times New Roman" w:hAnsi="Times New Roman" w:eastAsia="宋体" w:cstheme="minorBidi"/>
+                <w:kern w:val="2"/>
+                <w:sz w:val="24"/>
+                <w:szCs w:val="22"/>
+                <w:lang w:val="en-US" w:eastAsia="zh-CN" w:bidi="ar-SA"/>
+              </w:rPr>
+              <w:t>2023年全球资源缺口五级地图</w:t>
+            </w:r>
+          </w:p>
+        </w:tc>
+        <w:tc>
+          <w:tcPr>
+            <w:tcW w:w="2131" w:type="dxa"/>
+            <w:vAlign w:val="center"/>
+          </w:tcPr>
+          <w:p>
+            <w:pPr>
+              <w:keepNext w:val="0"/>
+              <w:keepLines w:val="0"/>
+              <w:widowControl/>
+              <w:suppressLineNumbers w:val="0"/>
+              <w:jc w:val="both"/>
+              <w:rPr>
+                <w:rFonts w:hint="eastAsia" w:ascii="Times New Roman" w:hAnsi="Times New Roman" w:eastAsia="宋体" w:cstheme="minorBidi"/>
+                <w:kern w:val="2"/>
+                <w:sz w:val="24"/>
+                <w:szCs w:val="22"/>
+                <w:lang w:val="en-US" w:eastAsia="zh-CN" w:bidi="ar-SA"/>
+              </w:rPr>
+            </w:pPr>
+            <w:r>
+              <w:rPr>
+                <w:rFonts w:hint="eastAsia" w:ascii="Times New Roman" w:hAnsi="Times New Roman" w:eastAsia="宋体" w:cstheme="minorBidi"/>
+                <w:kern w:val="2"/>
+                <w:sz w:val="24"/>
+                <w:szCs w:val="22"/>
+                <w:lang w:val="en-US" w:eastAsia="zh-CN" w:bidi="ar-SA"/>
+              </w:rPr>
+              <w:t>缺口集中于撒哈拉以南非洲</w:t>
+            </w:r>
+          </w:p>
+        </w:tc>
+      </w:tr>
+      <w:tr>
+        <w:tc>
+          <w:tcPr>
+            <w:tcW w:w="2130" w:type="dxa"/>
+            <w:vAlign w:val="center"/>
+          </w:tcPr>
+          <w:p>
+            <w:pPr>
+              <w:keepNext w:val="0"/>
+              <w:keepLines w:val="0"/>
+              <w:widowControl/>
+              <w:suppressLineNumbers w:val="0"/>
+              <w:jc w:val="both"/>
+              <w:rPr>
+                <w:rFonts w:hint="eastAsia" w:ascii="Times New Roman" w:hAnsi="Times New Roman" w:eastAsia="宋体" w:cstheme="minorBidi"/>
+                <w:kern w:val="2"/>
+                <w:sz w:val="24"/>
+                <w:szCs w:val="22"/>
+                <w:lang w:val="en-US" w:eastAsia="zh-CN" w:bidi="ar-SA"/>
+              </w:rPr>
+            </w:pPr>
+            <w:r>
+              <w:rPr>
+                <w:rFonts w:hint="eastAsia" w:ascii="Times New Roman" w:hAnsi="Times New Roman" w:eastAsia="宋体" w:cstheme="minorBidi"/>
+                <w:kern w:val="2"/>
+                <w:sz w:val="24"/>
+                <w:szCs w:val="22"/>
+                <w:lang w:val="en-US" w:eastAsia="zh-CN" w:bidi="ar-SA"/>
+              </w:rPr>
+              <w:t>图3-2</w:t>
+            </w:r>
+          </w:p>
+        </w:tc>
+        <w:tc>
+          <w:tcPr>
+            <w:tcW w:w="2130" w:type="dxa"/>
+            <w:vAlign w:val="center"/>
+          </w:tcPr>
+          <w:p>
+            <w:pPr>
+              <w:keepNext w:val="0"/>
+              <w:keepLines w:val="0"/>
+              <w:widowControl/>
+              <w:suppressLineNumbers w:val="0"/>
+              <w:jc w:val="both"/>
+              <w:rPr>
+                <w:rFonts w:hint="eastAsia" w:ascii="Times New Roman" w:hAnsi="Times New Roman" w:eastAsia="宋体" w:cstheme="minorBidi"/>
+                <w:kern w:val="2"/>
+                <w:sz w:val="24"/>
+                <w:szCs w:val="22"/>
+                <w:lang w:val="en-US" w:eastAsia="zh-CN" w:bidi="ar-SA"/>
+              </w:rPr>
+            </w:pPr>
+            <w:r>
+              <w:rPr>
+                <w:rFonts w:hint="eastAsia" w:ascii="Times New Roman" w:hAnsi="Times New Roman" w:eastAsia="宋体" w:cstheme="minorBidi"/>
+                <w:kern w:val="2"/>
+                <w:sz w:val="24"/>
+                <w:szCs w:val="22"/>
+                <w:lang w:val="en-US" w:eastAsia="zh-CN" w:bidi="ar-SA"/>
+              </w:rPr>
+              <w:t>p3_02_global_gap_top15.png</w:t>
+            </w:r>
+          </w:p>
+          <w:p>
+            <w:pPr>
+              <w:keepNext w:val="0"/>
+              <w:keepLines w:val="0"/>
+              <w:widowControl/>
+              <w:suppressLineNumbers w:val="0"/>
+              <w:jc w:val="both"/>
+              <w:rPr>
+                <w:rFonts w:hint="eastAsia" w:ascii="Times New Roman" w:hAnsi="Times New Roman" w:eastAsia="宋体" w:cstheme="minorBidi"/>
+                <w:kern w:val="2"/>
+                <w:sz w:val="24"/>
+                <w:szCs w:val="22"/>
+                <w:lang w:val="en-US" w:eastAsia="zh-CN" w:bidi="ar-SA"/>
+              </w:rPr>
+            </w:pPr>
+            <w:r>
+              <w:rPr>
+                <w:rFonts w:hint="eastAsia" w:ascii="Times New Roman" w:hAnsi="Times New Roman" w:eastAsia="宋体" w:cstheme="minorBidi"/>
+                <w:kern w:val="2"/>
+                <w:sz w:val="24"/>
+                <w:szCs w:val="22"/>
+                <w:lang w:val="en-US" w:eastAsia="zh-CN" w:bidi="ar-SA"/>
+              </w:rPr>
+              <w:drawing>
+                <wp:inline distT="0" distB="0" distL="114300" distR="114300">
+                  <wp:extent cx="2561590" cy="1900555"/>
+                  <wp:effectExtent l="0" t="0" r="3810" b="4445"/>
+                  <wp:docPr id="6" name="图片 6" descr="p3_02_global_gap_top15"/>
+                  <wp:cNvGraphicFramePr>
+                    <a:graphicFrameLocks xmlns:a="http://schemas.openxmlformats.org/drawingml/2006/main" noChangeAspect="1"/>
+                  </wp:cNvGraphicFramePr>
+                  <a:graphic xmlns:a="http://schemas.openxmlformats.org/drawingml/2006/main">
+                    <a:graphicData uri="http://schemas.openxmlformats.org/drawingml/2006/picture">
+                      <pic:pic xmlns:pic="http://schemas.openxmlformats.org/drawingml/2006/picture">
+                        <pic:nvPicPr>
+                          <pic:cNvPr id="6" name="图片 6" descr="p3_02_global_gap_top15"/>
+                          <pic:cNvPicPr>
+                            <a:picLocks noChangeAspect="1"/>
+                          </pic:cNvPicPr>
+                        </pic:nvPicPr>
+                        <pic:blipFill>
+                          <a:blip r:embed="rId9"/>
+                          <a:stretch>
+                            <a:fillRect/>
+                          </a:stretch>
+                        </pic:blipFill>
+                        <pic:spPr>
+                          <a:xfrm>
+                            <a:off x="0" y="0"/>
+                            <a:ext cx="2561590" cy="1900555"/>
+                          </a:xfrm>
+                          <a:prstGeom prst="rect">
+                            <a:avLst/>
+                          </a:prstGeom>
+                        </pic:spPr>
+                      </pic:pic>
+                    </a:graphicData>
+                  </a:graphic>
+                </wp:inline>
+              </w:drawing>
+            </w:r>
+          </w:p>
+        </w:tc>
+        <w:tc>
+          <w:tcPr>
+            <w:tcW w:w="2131" w:type="dxa"/>
+            <w:vAlign w:val="center"/>
+          </w:tcPr>
+          <w:p>
+            <w:pPr>
+              <w:keepNext w:val="0"/>
+              <w:keepLines w:val="0"/>
+              <w:widowControl/>
+              <w:suppressLineNumbers w:val="0"/>
+              <w:jc w:val="both"/>
+              <w:rPr>
+                <w:rFonts w:hint="eastAsia" w:ascii="Times New Roman" w:hAnsi="Times New Roman" w:eastAsia="宋体" w:cstheme="minorBidi"/>
+                <w:kern w:val="2"/>
+                <w:sz w:val="24"/>
+                <w:szCs w:val="22"/>
+                <w:lang w:val="en-US" w:eastAsia="zh-CN" w:bidi="ar-SA"/>
+              </w:rPr>
+            </w:pPr>
+            <w:r>
+              <w:rPr>
+                <w:rFonts w:hint="eastAsia" w:ascii="Times New Roman" w:hAnsi="Times New Roman" w:eastAsia="宋体" w:cstheme="minorBidi"/>
+                <w:kern w:val="2"/>
+                <w:sz w:val="24"/>
+                <w:szCs w:val="22"/>
+                <w:lang w:val="en-US" w:eastAsia="zh-CN" w:bidi="ar-SA"/>
+              </w:rPr>
+              <w:t>缺口最严重前15国</w:t>
+            </w:r>
+          </w:p>
+        </w:tc>
+        <w:tc>
+          <w:tcPr>
+            <w:tcW w:w="2131" w:type="dxa"/>
+            <w:vAlign w:val="center"/>
+          </w:tcPr>
+          <w:p>
+            <w:pPr>
+              <w:keepNext w:val="0"/>
+              <w:keepLines w:val="0"/>
+              <w:widowControl/>
+              <w:suppressLineNumbers w:val="0"/>
+              <w:jc w:val="both"/>
+              <w:rPr>
+                <w:rFonts w:hint="eastAsia" w:ascii="Times New Roman" w:hAnsi="Times New Roman" w:eastAsia="宋体" w:cstheme="minorBidi"/>
+                <w:kern w:val="2"/>
+                <w:sz w:val="24"/>
+                <w:szCs w:val="22"/>
+                <w:lang w:val="en-US" w:eastAsia="zh-CN" w:bidi="ar-SA"/>
+              </w:rPr>
+            </w:pPr>
+            <w:r>
+              <w:rPr>
+                <w:rFonts w:hint="eastAsia" w:ascii="Times New Roman" w:hAnsi="Times New Roman" w:eastAsia="宋体" w:cstheme="minorBidi"/>
+                <w:kern w:val="2"/>
+                <w:sz w:val="24"/>
+                <w:szCs w:val="22"/>
+                <w:lang w:val="en-US" w:eastAsia="zh-CN" w:bidi="ar-SA"/>
+              </w:rPr>
+              <w:t>全部为AFRO国家，乍得居首</w:t>
+            </w:r>
+          </w:p>
+        </w:tc>
+      </w:tr>
+      <w:tr>
+        <w:tc>
+          <w:tcPr>
+            <w:tcW w:w="2130" w:type="dxa"/>
+            <w:vAlign w:val="center"/>
+          </w:tcPr>
+          <w:p>
+            <w:pPr>
+              <w:keepNext w:val="0"/>
+              <w:keepLines w:val="0"/>
+              <w:widowControl/>
+              <w:suppressLineNumbers w:val="0"/>
+              <w:jc w:val="both"/>
+              <w:rPr>
+                <w:rFonts w:hint="eastAsia" w:ascii="Times New Roman" w:hAnsi="Times New Roman" w:eastAsia="宋体" w:cstheme="minorBidi"/>
+                <w:kern w:val="2"/>
+                <w:sz w:val="24"/>
+                <w:szCs w:val="22"/>
+                <w:lang w:val="en-US" w:eastAsia="zh-CN" w:bidi="ar-SA"/>
+              </w:rPr>
+            </w:pPr>
+            <w:r>
+              <w:rPr>
+                <w:rFonts w:hint="eastAsia" w:ascii="Times New Roman" w:hAnsi="Times New Roman" w:eastAsia="宋体" w:cstheme="minorBidi"/>
+                <w:kern w:val="2"/>
+                <w:sz w:val="24"/>
+                <w:szCs w:val="22"/>
+                <w:lang w:val="en-US" w:eastAsia="zh-CN" w:bidi="ar-SA"/>
+              </w:rPr>
+              <w:t>图3-3</w:t>
+            </w:r>
+          </w:p>
+        </w:tc>
+        <w:tc>
+          <w:tcPr>
+            <w:tcW w:w="2130" w:type="dxa"/>
+            <w:vAlign w:val="center"/>
+          </w:tcPr>
+          <w:p>
+            <w:pPr>
+              <w:keepNext w:val="0"/>
+              <w:keepLines w:val="0"/>
+              <w:widowControl/>
+              <w:suppressLineNumbers w:val="0"/>
+              <w:jc w:val="both"/>
+              <w:rPr>
+                <w:rFonts w:hint="eastAsia" w:ascii="Times New Roman" w:hAnsi="Times New Roman" w:eastAsia="宋体" w:cstheme="minorBidi"/>
+                <w:kern w:val="2"/>
+                <w:sz w:val="24"/>
+                <w:szCs w:val="22"/>
+                <w:lang w:val="en-US" w:eastAsia="zh-CN" w:bidi="ar-SA"/>
+              </w:rPr>
+            </w:pPr>
+            <w:r>
+              <w:rPr>
+                <w:rFonts w:hint="eastAsia" w:ascii="Times New Roman" w:hAnsi="Times New Roman" w:eastAsia="宋体" w:cstheme="minorBidi"/>
+                <w:kern w:val="2"/>
+                <w:sz w:val="24"/>
+                <w:szCs w:val="22"/>
+                <w:lang w:val="en-US" w:eastAsia="zh-CN" w:bidi="ar-SA"/>
+              </w:rPr>
+              <w:t>p3_03_global_quadrant.png</w:t>
+            </w:r>
+          </w:p>
+          <w:p>
+            <w:pPr>
+              <w:keepNext w:val="0"/>
+              <w:keepLines w:val="0"/>
+              <w:widowControl/>
+              <w:suppressLineNumbers w:val="0"/>
+              <w:jc w:val="both"/>
+              <w:rPr>
+                <w:rFonts w:hint="eastAsia" w:ascii="Times New Roman" w:hAnsi="Times New Roman" w:eastAsia="宋体" w:cstheme="minorBidi"/>
+                <w:kern w:val="2"/>
+                <w:sz w:val="24"/>
+                <w:szCs w:val="22"/>
+                <w:lang w:val="en-US" w:eastAsia="zh-CN" w:bidi="ar-SA"/>
+              </w:rPr>
+            </w:pPr>
+            <w:r>
+              <w:rPr>
+                <w:rFonts w:hint="eastAsia" w:ascii="Times New Roman" w:hAnsi="Times New Roman" w:eastAsia="宋体" w:cstheme="minorBidi"/>
+                <w:kern w:val="2"/>
+                <w:sz w:val="24"/>
+                <w:szCs w:val="22"/>
+                <w:lang w:val="en-US" w:eastAsia="zh-CN" w:bidi="ar-SA"/>
+              </w:rPr>
+              <w:drawing>
+                <wp:inline distT="0" distB="0" distL="114300" distR="114300">
+                  <wp:extent cx="2564130" cy="2143760"/>
+                  <wp:effectExtent l="0" t="0" r="1270" b="15240"/>
+                  <wp:docPr id="7" name="图片 7" descr="p3_03_global_quadrant"/>
+                  <wp:cNvGraphicFramePr>
+                    <a:graphicFrameLocks xmlns:a="http://schemas.openxmlformats.org/drawingml/2006/main" noChangeAspect="1"/>
+                  </wp:cNvGraphicFramePr>
+                  <a:graphic xmlns:a="http://schemas.openxmlformats.org/drawingml/2006/main">
+                    <a:graphicData uri="http://schemas.openxmlformats.org/drawingml/2006/picture">
+                      <pic:pic xmlns:pic="http://schemas.openxmlformats.org/drawingml/2006/picture">
+                        <pic:nvPicPr>
+                          <pic:cNvPr id="7" name="图片 7" descr="p3_03_global_quadrant"/>
+                          <pic:cNvPicPr>
+                            <a:picLocks noChangeAspect="1"/>
+                          </pic:cNvPicPr>
+                        </pic:nvPicPr>
+                        <pic:blipFill>
+                          <a:blip r:embed="rId10"/>
+                          <a:stretch>
+                            <a:fillRect/>
+                          </a:stretch>
+                        </pic:blipFill>
+                        <pic:spPr>
+                          <a:xfrm>
+                            <a:off x="0" y="0"/>
+                            <a:ext cx="2564130" cy="2143760"/>
+                          </a:xfrm>
+                          <a:prstGeom prst="rect">
+                            <a:avLst/>
+                          </a:prstGeom>
+                        </pic:spPr>
+                      </pic:pic>
+                    </a:graphicData>
+                  </a:graphic>
+                </wp:inline>
+              </w:drawing>
+            </w:r>
+          </w:p>
+        </w:tc>
+        <w:tc>
+          <w:tcPr>
+            <w:tcW w:w="2131" w:type="dxa"/>
+            <w:vAlign w:val="center"/>
+          </w:tcPr>
+          <w:p>
+            <w:pPr>
+              <w:keepNext w:val="0"/>
+              <w:keepLines w:val="0"/>
+              <w:widowControl/>
+              <w:suppressLineNumbers w:val="0"/>
+              <w:jc w:val="both"/>
+              <w:rPr>
+                <w:rFonts w:hint="eastAsia" w:ascii="Times New Roman" w:hAnsi="Times New Roman" w:eastAsia="宋体" w:cstheme="minorBidi"/>
+                <w:kern w:val="2"/>
+                <w:sz w:val="24"/>
+                <w:szCs w:val="22"/>
+                <w:lang w:val="en-US" w:eastAsia="zh-CN" w:bidi="ar-SA"/>
+              </w:rPr>
+            </w:pPr>
+            <w:r>
+              <w:rPr>
+                <w:rFonts w:hint="eastAsia" w:ascii="Times New Roman" w:hAnsi="Times New Roman" w:eastAsia="宋体" w:cstheme="minorBidi"/>
+                <w:kern w:val="2"/>
+                <w:sz w:val="24"/>
+                <w:szCs w:val="22"/>
+                <w:lang w:val="en-US" w:eastAsia="zh-CN" w:bidi="ar-SA"/>
+              </w:rPr>
+              <w:t>2023年全球四象限散点图</w:t>
+            </w:r>
+          </w:p>
+        </w:tc>
+        <w:tc>
+          <w:tcPr>
+            <w:tcW w:w="2131" w:type="dxa"/>
+            <w:vAlign w:val="center"/>
+          </w:tcPr>
+          <w:p>
+            <w:pPr>
+              <w:keepNext w:val="0"/>
+              <w:keepLines w:val="0"/>
+              <w:widowControl/>
+              <w:suppressLineNumbers w:val="0"/>
+              <w:jc w:val="both"/>
+              <w:rPr>
+                <w:rFonts w:hint="eastAsia" w:ascii="Times New Roman" w:hAnsi="Times New Roman" w:eastAsia="宋体" w:cstheme="minorBidi"/>
+                <w:kern w:val="2"/>
+                <w:sz w:val="24"/>
+                <w:szCs w:val="22"/>
+                <w:lang w:val="en-US" w:eastAsia="zh-CN" w:bidi="ar-SA"/>
+              </w:rPr>
+            </w:pPr>
+            <w:r>
+              <w:rPr>
+                <w:rFonts w:hint="eastAsia" w:ascii="Times New Roman" w:hAnsi="Times New Roman" w:eastAsia="宋体" w:cstheme="minorBidi"/>
+                <w:kern w:val="2"/>
+                <w:sz w:val="24"/>
+                <w:szCs w:val="22"/>
+                <w:lang w:val="en-US" w:eastAsia="zh-CN" w:bidi="ar-SA"/>
+              </w:rPr>
+              <w:t>Q4占比最多（72国），Q2最少（24国）</w:t>
+            </w:r>
+          </w:p>
+        </w:tc>
+      </w:tr>
+      <w:tr>
+        <w:tc>
+          <w:tcPr>
+            <w:tcW w:w="2130" w:type="dxa"/>
+            <w:vAlign w:val="center"/>
+          </w:tcPr>
+          <w:p>
+            <w:pPr>
+              <w:keepNext w:val="0"/>
+              <w:keepLines w:val="0"/>
+              <w:widowControl/>
+              <w:suppressLineNumbers w:val="0"/>
+              <w:jc w:val="both"/>
+              <w:rPr>
+                <w:rFonts w:hint="eastAsia" w:ascii="Times New Roman" w:hAnsi="Times New Roman" w:eastAsia="宋体" w:cstheme="minorBidi"/>
+                <w:kern w:val="2"/>
+                <w:sz w:val="24"/>
+                <w:szCs w:val="22"/>
+                <w:lang w:val="en-US" w:eastAsia="zh-CN" w:bidi="ar-SA"/>
+              </w:rPr>
+            </w:pPr>
+            <w:r>
+              <w:rPr>
+                <w:rFonts w:hint="eastAsia" w:ascii="Times New Roman" w:hAnsi="Times New Roman" w:eastAsia="宋体" w:cstheme="minorBidi"/>
+                <w:kern w:val="2"/>
+                <w:sz w:val="24"/>
+                <w:szCs w:val="22"/>
+                <w:lang w:val="en-US" w:eastAsia="zh-CN" w:bidi="ar-SA"/>
+              </w:rPr>
+              <w:t>图3-4</w:t>
+            </w:r>
+          </w:p>
+        </w:tc>
+        <w:tc>
+          <w:tcPr>
+            <w:tcW w:w="2130" w:type="dxa"/>
+            <w:vAlign w:val="center"/>
+          </w:tcPr>
+          <w:p>
+            <w:pPr>
+              <w:keepNext w:val="0"/>
+              <w:keepLines w:val="0"/>
+              <w:widowControl/>
+              <w:suppressLineNumbers w:val="0"/>
+              <w:jc w:val="both"/>
+              <w:rPr>
+                <w:rFonts w:hint="eastAsia" w:ascii="Times New Roman" w:hAnsi="Times New Roman" w:eastAsia="宋体" w:cstheme="minorBidi"/>
+                <w:kern w:val="2"/>
+                <w:sz w:val="24"/>
+                <w:szCs w:val="22"/>
+                <w:lang w:val="en-US" w:eastAsia="zh-CN" w:bidi="ar-SA"/>
+              </w:rPr>
+            </w:pPr>
+            <w:r>
+              <w:rPr>
+                <w:rFonts w:hint="eastAsia" w:ascii="Times New Roman" w:hAnsi="Times New Roman" w:eastAsia="宋体" w:cstheme="minorBidi"/>
+                <w:kern w:val="2"/>
+                <w:sz w:val="24"/>
+                <w:szCs w:val="22"/>
+                <w:lang w:val="en-US" w:eastAsia="zh-CN" w:bidi="ar-SA"/>
+              </w:rPr>
+              <w:t>p3_04_global_equity_trends.png</w:t>
+            </w:r>
+          </w:p>
+          <w:p>
+            <w:pPr>
+              <w:keepNext w:val="0"/>
+              <w:keepLines w:val="0"/>
+              <w:widowControl/>
+              <w:suppressLineNumbers w:val="0"/>
+              <w:jc w:val="both"/>
+              <w:rPr>
+                <w:rFonts w:hint="eastAsia" w:ascii="Times New Roman" w:hAnsi="Times New Roman" w:eastAsia="宋体" w:cstheme="minorBidi"/>
+                <w:kern w:val="2"/>
+                <w:sz w:val="24"/>
+                <w:szCs w:val="22"/>
+                <w:lang w:val="en-US" w:eastAsia="zh-CN" w:bidi="ar-SA"/>
+              </w:rPr>
+            </w:pPr>
+            <w:r>
+              <w:rPr>
+                <w:rFonts w:hint="eastAsia" w:ascii="Times New Roman" w:hAnsi="Times New Roman" w:eastAsia="宋体" w:cstheme="minorBidi"/>
+                <w:kern w:val="2"/>
+                <w:sz w:val="24"/>
+                <w:szCs w:val="22"/>
+                <w:lang w:val="en-US" w:eastAsia="zh-CN" w:bidi="ar-SA"/>
+              </w:rPr>
+              <w:drawing>
+                <wp:inline distT="0" distB="0" distL="114300" distR="114300">
+                  <wp:extent cx="2564765" cy="815340"/>
+                  <wp:effectExtent l="0" t="0" r="635" b="22860"/>
+                  <wp:docPr id="8" name="图片 8" descr="p3_04_global_equity_trends"/>
+                  <wp:cNvGraphicFramePr>
+                    <a:graphicFrameLocks xmlns:a="http://schemas.openxmlformats.org/drawingml/2006/main" noChangeAspect="1"/>
+                  </wp:cNvGraphicFramePr>
+                  <a:graphic xmlns:a="http://schemas.openxmlformats.org/drawingml/2006/main">
+                    <a:graphicData uri="http://schemas.openxmlformats.org/drawingml/2006/picture">
+                      <pic:pic xmlns:pic="http://schemas.openxmlformats.org/drawingml/2006/picture">
+                        <pic:nvPicPr>
+                          <pic:cNvPr id="8" name="图片 8" descr="p3_04_global_equity_trends"/>
+                          <pic:cNvPicPr>
+                            <a:picLocks noChangeAspect="1"/>
+                          </pic:cNvPicPr>
+                        </pic:nvPicPr>
+                        <pic:blipFill>
+                          <a:blip r:embed="rId11"/>
+                          <a:stretch>
+                            <a:fillRect/>
+                          </a:stretch>
+                        </pic:blipFill>
+                        <pic:spPr>
+                          <a:xfrm>
+                            <a:off x="0" y="0"/>
+                            <a:ext cx="2564765" cy="815340"/>
+                          </a:xfrm>
+                          <a:prstGeom prst="rect">
+                            <a:avLst/>
+                          </a:prstGeom>
+                        </pic:spPr>
+                      </pic:pic>
+                    </a:graphicData>
+                  </a:graphic>
+                </wp:inline>
+              </w:drawing>
+            </w:r>
+          </w:p>
+        </w:tc>
+        <w:tc>
+          <w:tcPr>
+            <w:tcW w:w="2131" w:type="dxa"/>
+            <w:vAlign w:val="center"/>
+          </w:tcPr>
+          <w:p>
+            <w:pPr>
+              <w:keepNext w:val="0"/>
+              <w:keepLines w:val="0"/>
+              <w:widowControl/>
+              <w:suppressLineNumbers w:val="0"/>
+              <w:jc w:val="both"/>
+              <w:rPr>
+                <w:rFonts w:hint="eastAsia" w:ascii="Times New Roman" w:hAnsi="Times New Roman" w:eastAsia="宋体" w:cstheme="minorBidi"/>
+                <w:kern w:val="2"/>
+                <w:sz w:val="24"/>
+                <w:szCs w:val="22"/>
+                <w:lang w:val="en-US" w:eastAsia="zh-CN" w:bidi="ar-SA"/>
+              </w:rPr>
+            </w:pPr>
+            <w:r>
+              <w:rPr>
+                <w:rFonts w:hint="eastAsia" w:ascii="Times New Roman" w:hAnsi="Times New Roman" w:eastAsia="宋体" w:cstheme="minorBidi"/>
+                <w:kern w:val="2"/>
+                <w:sz w:val="24"/>
+                <w:szCs w:val="22"/>
+                <w:lang w:val="en-US" w:eastAsia="zh-CN" w:bidi="ar-SA"/>
+              </w:rPr>
+              <w:t>2000–2023年公平性趋势</w:t>
+            </w:r>
+          </w:p>
+        </w:tc>
+        <w:tc>
+          <w:tcPr>
+            <w:tcW w:w="2131" w:type="dxa"/>
+            <w:vAlign w:val="center"/>
+          </w:tcPr>
+          <w:p>
+            <w:pPr>
+              <w:keepNext w:val="0"/>
+              <w:keepLines w:val="0"/>
+              <w:widowControl/>
+              <w:suppressLineNumbers w:val="0"/>
+              <w:jc w:val="both"/>
+              <w:rPr>
+                <w:rFonts w:hint="eastAsia" w:ascii="Times New Roman" w:hAnsi="Times New Roman" w:eastAsia="宋体" w:cstheme="minorBidi"/>
+                <w:kern w:val="2"/>
+                <w:sz w:val="24"/>
+                <w:szCs w:val="22"/>
+                <w:lang w:val="en-US" w:eastAsia="zh-CN" w:bidi="ar-SA"/>
+              </w:rPr>
+            </w:pPr>
+            <w:r>
+              <w:rPr>
+                <w:rFonts w:hint="eastAsia" w:ascii="Times New Roman" w:hAnsi="Times New Roman" w:eastAsia="宋体" w:cstheme="minorBidi"/>
+                <w:kern w:val="2"/>
+                <w:sz w:val="24"/>
+                <w:szCs w:val="22"/>
+                <w:lang w:val="en-US" w:eastAsia="zh-CN" w:bidi="ar-SA"/>
+              </w:rPr>
+              <w:t>Gini/Theil/σ均呈下降收敛</w:t>
+            </w:r>
+          </w:p>
+        </w:tc>
+      </w:tr>
+      <w:tr>
+        <w:tc>
+          <w:tcPr>
+            <w:tcW w:w="2130" w:type="dxa"/>
+            <w:vAlign w:val="center"/>
+          </w:tcPr>
+          <w:p>
+            <w:pPr>
+              <w:keepNext w:val="0"/>
+              <w:keepLines w:val="0"/>
+              <w:widowControl/>
+              <w:suppressLineNumbers w:val="0"/>
+              <w:jc w:val="both"/>
+              <w:rPr>
+                <w:rFonts w:hint="eastAsia" w:ascii="Times New Roman" w:hAnsi="Times New Roman" w:eastAsia="宋体" w:cstheme="minorBidi"/>
+                <w:kern w:val="2"/>
+                <w:sz w:val="24"/>
+                <w:szCs w:val="22"/>
+                <w:lang w:val="en-US" w:eastAsia="zh-CN" w:bidi="ar-SA"/>
+              </w:rPr>
+            </w:pPr>
+            <w:r>
+              <w:rPr>
+                <w:rFonts w:hint="eastAsia" w:ascii="Times New Roman" w:hAnsi="Times New Roman" w:eastAsia="宋体" w:cstheme="minorBidi"/>
+                <w:kern w:val="2"/>
+                <w:sz w:val="24"/>
+                <w:szCs w:val="22"/>
+                <w:lang w:val="en-US" w:eastAsia="zh-CN" w:bidi="ar-SA"/>
+              </w:rPr>
+              <w:t>图3-5</w:t>
+            </w:r>
+          </w:p>
+        </w:tc>
+        <w:tc>
+          <w:tcPr>
+            <w:tcW w:w="2130" w:type="dxa"/>
+            <w:vAlign w:val="center"/>
+          </w:tcPr>
+          <w:p>
+            <w:pPr>
+              <w:keepNext w:val="0"/>
+              <w:keepLines w:val="0"/>
+              <w:widowControl/>
+              <w:suppressLineNumbers w:val="0"/>
+              <w:jc w:val="both"/>
+              <w:rPr>
+                <w:rFonts w:hint="eastAsia" w:ascii="Times New Roman" w:hAnsi="Times New Roman" w:eastAsia="宋体" w:cstheme="minorBidi"/>
+                <w:kern w:val="2"/>
+                <w:sz w:val="24"/>
+                <w:szCs w:val="22"/>
+                <w:lang w:val="en-US" w:eastAsia="zh-CN" w:bidi="ar-SA"/>
+              </w:rPr>
+            </w:pPr>
+            <w:r>
+              <w:rPr>
+                <w:rFonts w:hint="eastAsia" w:ascii="Times New Roman" w:hAnsi="Times New Roman" w:eastAsia="宋体" w:cstheme="minorBidi"/>
+                <w:kern w:val="2"/>
+                <w:sz w:val="24"/>
+                <w:szCs w:val="22"/>
+                <w:lang w:val="en-US" w:eastAsia="zh-CN" w:bidi="ar-SA"/>
+              </w:rPr>
+              <w:t>p3_05_global_group_fairness.png</w:t>
+            </w:r>
+          </w:p>
+          <w:p>
+            <w:pPr>
+              <w:keepNext w:val="0"/>
+              <w:keepLines w:val="0"/>
+              <w:widowControl/>
+              <w:suppressLineNumbers w:val="0"/>
+              <w:jc w:val="both"/>
+              <w:rPr>
+                <w:rFonts w:hint="eastAsia" w:ascii="Times New Roman" w:hAnsi="Times New Roman" w:eastAsia="宋体" w:cstheme="minorBidi"/>
+                <w:kern w:val="2"/>
+                <w:sz w:val="24"/>
+                <w:szCs w:val="22"/>
+                <w:lang w:val="en-US" w:eastAsia="zh-CN" w:bidi="ar-SA"/>
+              </w:rPr>
+            </w:pPr>
+            <w:r>
+              <w:rPr>
+                <w:rFonts w:hint="eastAsia" w:ascii="Times New Roman" w:hAnsi="Times New Roman" w:eastAsia="宋体" w:cstheme="minorBidi"/>
+                <w:kern w:val="2"/>
+                <w:sz w:val="24"/>
+                <w:szCs w:val="22"/>
+                <w:lang w:val="en-US" w:eastAsia="zh-CN" w:bidi="ar-SA"/>
+              </w:rPr>
+              <w:drawing>
+                <wp:inline distT="0" distB="0" distL="114300" distR="114300">
+                  <wp:extent cx="2562225" cy="951865"/>
+                  <wp:effectExtent l="0" t="0" r="3175" b="13335"/>
+                  <wp:docPr id="10" name="图片 10" descr="p3_05_global_group_fairness"/>
+                  <wp:cNvGraphicFramePr>
+                    <a:graphicFrameLocks xmlns:a="http://schemas.openxmlformats.org/drawingml/2006/main" noChangeAspect="1"/>
+                  </wp:cNvGraphicFramePr>
+                  <a:graphic xmlns:a="http://schemas.openxmlformats.org/drawingml/2006/main">
+                    <a:graphicData uri="http://schemas.openxmlformats.org/drawingml/2006/picture">
+                      <pic:pic xmlns:pic="http://schemas.openxmlformats.org/drawingml/2006/picture">
+                        <pic:nvPicPr>
+                          <pic:cNvPr id="10" name="图片 10" descr="p3_05_global_group_fairness"/>
+                          <pic:cNvPicPr>
+                            <a:picLocks noChangeAspect="1"/>
+                          </pic:cNvPicPr>
+                        </pic:nvPicPr>
+                        <pic:blipFill>
+                          <a:blip r:embed="rId12"/>
+                          <a:stretch>
+                            <a:fillRect/>
+                          </a:stretch>
+                        </pic:blipFill>
+                        <pic:spPr>
+                          <a:xfrm>
+                            <a:off x="0" y="0"/>
+                            <a:ext cx="2562225" cy="951865"/>
+                          </a:xfrm>
+                          <a:prstGeom prst="rect">
+                            <a:avLst/>
+                          </a:prstGeom>
+                        </pic:spPr>
+                      </pic:pic>
+                    </a:graphicData>
+                  </a:graphic>
+                </wp:inline>
+              </w:drawing>
+            </w:r>
+          </w:p>
+        </w:tc>
+        <w:tc>
+          <w:tcPr>
+            <w:tcW w:w="2131" w:type="dxa"/>
+            <w:vAlign w:val="center"/>
+          </w:tcPr>
+          <w:p>
+            <w:pPr>
+              <w:keepNext w:val="0"/>
+              <w:keepLines w:val="0"/>
+              <w:widowControl/>
+              <w:suppressLineNumbers w:val="0"/>
+              <w:jc w:val="both"/>
+              <w:rPr>
+                <w:rFonts w:hint="eastAsia" w:ascii="Times New Roman" w:hAnsi="Times New Roman" w:eastAsia="宋体" w:cstheme="minorBidi"/>
+                <w:kern w:val="2"/>
+                <w:sz w:val="24"/>
+                <w:szCs w:val="22"/>
+                <w:lang w:val="en-US" w:eastAsia="zh-CN" w:bidi="ar-SA"/>
+              </w:rPr>
+            </w:pPr>
+            <w:r>
+              <w:rPr>
+                <w:rFonts w:hint="eastAsia" w:ascii="Times New Roman" w:hAnsi="Times New Roman" w:eastAsia="宋体" w:cstheme="minorBidi"/>
+                <w:kern w:val="2"/>
+                <w:sz w:val="24"/>
+                <w:szCs w:val="22"/>
+                <w:lang w:val="en-US" w:eastAsia="zh-CN" w:bidi="ar-SA"/>
+              </w:rPr>
+              <w:t>收入组与象限内公平性对比</w:t>
+            </w:r>
+          </w:p>
+        </w:tc>
+        <w:tc>
+          <w:tcPr>
+            <w:tcW w:w="2131" w:type="dxa"/>
+            <w:vAlign w:val="center"/>
+          </w:tcPr>
+          <w:p>
+            <w:pPr>
+              <w:keepNext w:val="0"/>
+              <w:keepLines w:val="0"/>
+              <w:widowControl/>
+              <w:suppressLineNumbers w:val="0"/>
+              <w:jc w:val="both"/>
+              <w:rPr>
+                <w:rFonts w:hint="eastAsia" w:ascii="Times New Roman" w:hAnsi="Times New Roman" w:eastAsia="宋体" w:cstheme="minorBidi"/>
+                <w:kern w:val="2"/>
+                <w:sz w:val="24"/>
+                <w:szCs w:val="22"/>
+                <w:lang w:val="en-US" w:eastAsia="zh-CN" w:bidi="ar-SA"/>
+              </w:rPr>
+            </w:pPr>
+            <w:r>
+              <w:rPr>
+                <w:rFonts w:hint="eastAsia" w:ascii="Times New Roman" w:hAnsi="Times New Roman" w:eastAsia="宋体" w:cstheme="minorBidi"/>
+                <w:kern w:val="2"/>
+                <w:sz w:val="24"/>
+                <w:szCs w:val="22"/>
+                <w:lang w:val="en-US" w:eastAsia="zh-CN" w:bidi="ar-SA"/>
+              </w:rPr>
+              <w:t>HIC与LIC收入差距极大，Q2内部最平等</w:t>
+            </w:r>
+          </w:p>
+        </w:tc>
+      </w:tr>
+      <w:tr>
+        <w:tc>
+          <w:tcPr>
+            <w:tcW w:w="2130" w:type="dxa"/>
+            <w:vAlign w:val="center"/>
+          </w:tcPr>
+          <w:p>
+            <w:pPr>
+              <w:keepNext w:val="0"/>
+              <w:keepLines w:val="0"/>
+              <w:widowControl/>
+              <w:suppressLineNumbers w:val="0"/>
+              <w:jc w:val="both"/>
+              <w:rPr>
+                <w:rFonts w:hint="eastAsia" w:ascii="Times New Roman" w:hAnsi="Times New Roman" w:eastAsia="宋体" w:cstheme="minorBidi"/>
+                <w:kern w:val="2"/>
+                <w:sz w:val="24"/>
+                <w:szCs w:val="22"/>
+                <w:lang w:val="en-US" w:eastAsia="zh-CN" w:bidi="ar-SA"/>
+              </w:rPr>
+            </w:pPr>
+            <w:r>
+              <w:rPr>
+                <w:rFonts w:hint="eastAsia" w:ascii="Times New Roman" w:hAnsi="Times New Roman" w:eastAsia="宋体" w:cstheme="minorBidi"/>
+                <w:kern w:val="2"/>
+                <w:sz w:val="24"/>
+                <w:szCs w:val="22"/>
+                <w:lang w:val="en-US" w:eastAsia="zh-CN" w:bidi="ar-SA"/>
+              </w:rPr>
+              <w:t>图3-6</w:t>
+            </w:r>
+          </w:p>
+        </w:tc>
+        <w:tc>
+          <w:tcPr>
+            <w:tcW w:w="2130" w:type="dxa"/>
+            <w:vAlign w:val="center"/>
+          </w:tcPr>
+          <w:p>
+            <w:pPr>
+              <w:keepNext w:val="0"/>
+              <w:keepLines w:val="0"/>
+              <w:widowControl/>
+              <w:suppressLineNumbers w:val="0"/>
+              <w:jc w:val="both"/>
+              <w:rPr>
+                <w:rFonts w:hint="eastAsia" w:ascii="Times New Roman" w:hAnsi="Times New Roman" w:eastAsia="宋体" w:cstheme="minorBidi"/>
+                <w:kern w:val="2"/>
+                <w:sz w:val="24"/>
+                <w:szCs w:val="22"/>
+                <w:lang w:val="en-US" w:eastAsia="zh-CN" w:bidi="ar-SA"/>
+              </w:rPr>
+            </w:pPr>
+            <w:r>
+              <w:rPr>
+                <w:rFonts w:hint="eastAsia" w:ascii="Times New Roman" w:hAnsi="Times New Roman" w:eastAsia="宋体" w:cstheme="minorBidi"/>
+                <w:kern w:val="2"/>
+                <w:sz w:val="24"/>
+                <w:szCs w:val="22"/>
+                <w:lang w:val="en-US" w:eastAsia="zh-CN" w:bidi="ar-SA"/>
+              </w:rPr>
+              <w:t>p3_06_production_fit.png</w:t>
+            </w:r>
+          </w:p>
+          <w:p>
+            <w:pPr>
+              <w:keepNext w:val="0"/>
+              <w:keepLines w:val="0"/>
+              <w:widowControl/>
+              <w:suppressLineNumbers w:val="0"/>
+              <w:jc w:val="both"/>
+              <w:rPr>
+                <w:rFonts w:hint="eastAsia" w:ascii="Times New Roman" w:hAnsi="Times New Roman" w:eastAsia="宋体" w:cstheme="minorBidi"/>
+                <w:kern w:val="2"/>
+                <w:sz w:val="24"/>
+                <w:szCs w:val="22"/>
+                <w:lang w:val="en-US" w:eastAsia="zh-CN" w:bidi="ar-SA"/>
+              </w:rPr>
+            </w:pPr>
+            <w:r>
+              <w:rPr>
+                <w:rFonts w:hint="eastAsia" w:ascii="Times New Roman" w:hAnsi="Times New Roman" w:eastAsia="宋体" w:cstheme="minorBidi"/>
+                <w:kern w:val="2"/>
+                <w:sz w:val="24"/>
+                <w:szCs w:val="22"/>
+                <w:lang w:val="en-US" w:eastAsia="zh-CN" w:bidi="ar-SA"/>
+              </w:rPr>
+              <w:drawing>
+                <wp:inline distT="0" distB="0" distL="114300" distR="114300">
+                  <wp:extent cx="2557780" cy="999490"/>
+                  <wp:effectExtent l="0" t="0" r="7620" b="16510"/>
+                  <wp:docPr id="11" name="图片 11" descr="p3_06_production_fit"/>
+                  <wp:cNvGraphicFramePr>
+                    <a:graphicFrameLocks xmlns:a="http://schemas.openxmlformats.org/drawingml/2006/main" noChangeAspect="1"/>
+                  </wp:cNvGraphicFramePr>
+                  <a:graphic xmlns:a="http://schemas.openxmlformats.org/drawingml/2006/main">
+                    <a:graphicData uri="http://schemas.openxmlformats.org/drawingml/2006/picture">
+                      <pic:pic xmlns:pic="http://schemas.openxmlformats.org/drawingml/2006/picture">
+                        <pic:nvPicPr>
+                          <pic:cNvPr id="11" name="图片 11" descr="p3_06_production_fit"/>
+                          <pic:cNvPicPr>
+                            <a:picLocks noChangeAspect="1"/>
+                          </pic:cNvPicPr>
+                        </pic:nvPicPr>
+                        <pic:blipFill>
+                          <a:blip r:embed="rId13"/>
+                          <a:stretch>
+                            <a:fillRect/>
+                          </a:stretch>
+                        </pic:blipFill>
+                        <pic:spPr>
+                          <a:xfrm>
+                            <a:off x="0" y="0"/>
+                            <a:ext cx="2557780" cy="999490"/>
+                          </a:xfrm>
+                          <a:prstGeom prst="rect">
+                            <a:avLst/>
+                          </a:prstGeom>
+                        </pic:spPr>
+                      </pic:pic>
+                    </a:graphicData>
+                  </a:graphic>
+                </wp:inline>
+              </w:drawing>
+            </w:r>
+          </w:p>
+        </w:tc>
+        <w:tc>
+          <w:tcPr>
+            <w:tcW w:w="2131" w:type="dxa"/>
+            <w:vAlign w:val="center"/>
+          </w:tcPr>
+          <w:p>
+            <w:pPr>
+              <w:keepNext w:val="0"/>
+              <w:keepLines w:val="0"/>
+              <w:widowControl/>
+              <w:suppressLineNumbers w:val="0"/>
+              <w:jc w:val="both"/>
+              <w:rPr>
+                <w:rFonts w:hint="eastAsia" w:ascii="Times New Roman" w:hAnsi="Times New Roman" w:eastAsia="宋体" w:cstheme="minorBidi"/>
+                <w:kern w:val="2"/>
+                <w:sz w:val="24"/>
+                <w:szCs w:val="22"/>
+                <w:lang w:val="en-US" w:eastAsia="zh-CN" w:bidi="ar-SA"/>
+              </w:rPr>
+            </w:pPr>
+            <w:r>
+              <w:rPr>
+                <w:rFonts w:hint="eastAsia" w:ascii="Times New Roman" w:hAnsi="Times New Roman" w:eastAsia="宋体" w:cstheme="minorBidi"/>
+                <w:kern w:val="2"/>
+                <w:sz w:val="24"/>
+                <w:szCs w:val="22"/>
+                <w:lang w:val="en-US" w:eastAsia="zh-CN" w:bidi="ar-SA"/>
+              </w:rPr>
+              <w:t>四象限分组生产函数拟合</w:t>
+            </w:r>
+          </w:p>
+        </w:tc>
+        <w:tc>
+          <w:tcPr>
+            <w:tcW w:w="2131" w:type="dxa"/>
+            <w:vAlign w:val="center"/>
+          </w:tcPr>
+          <w:p>
+            <w:pPr>
+              <w:keepNext w:val="0"/>
+              <w:keepLines w:val="0"/>
+              <w:widowControl/>
+              <w:suppressLineNumbers w:val="0"/>
+              <w:jc w:val="both"/>
+              <w:rPr>
+                <w:rFonts w:hint="eastAsia" w:ascii="Times New Roman" w:hAnsi="Times New Roman" w:eastAsia="宋体" w:cstheme="minorBidi"/>
+                <w:kern w:val="2"/>
+                <w:sz w:val="24"/>
+                <w:szCs w:val="22"/>
+                <w:lang w:val="en-US" w:eastAsia="zh-CN" w:bidi="ar-SA"/>
+              </w:rPr>
+            </w:pPr>
+            <w:r>
+              <w:rPr>
+                <w:rFonts w:hint="eastAsia" w:ascii="Times New Roman" w:hAnsi="Times New Roman" w:eastAsia="宋体" w:cstheme="minorBidi"/>
+                <w:kern w:val="2"/>
+                <w:sz w:val="24"/>
+                <w:szCs w:val="22"/>
+                <w:lang w:val="en-US" w:eastAsia="zh-CN" w:bidi="ar-SA"/>
+              </w:rPr>
+              <w:t>各象限斜率与截距差异明显</w:t>
+            </w:r>
+          </w:p>
+        </w:tc>
+      </w:tr>
+      <w:tr>
+        <w:tc>
+          <w:tcPr>
+            <w:tcW w:w="2130" w:type="dxa"/>
+            <w:vAlign w:val="center"/>
+          </w:tcPr>
+          <w:p>
+            <w:pPr>
+              <w:keepNext w:val="0"/>
+              <w:keepLines w:val="0"/>
+              <w:widowControl/>
+              <w:suppressLineNumbers w:val="0"/>
+              <w:jc w:val="both"/>
+              <w:rPr>
+                <w:rFonts w:hint="eastAsia" w:ascii="Times New Roman" w:hAnsi="Times New Roman" w:eastAsia="宋体" w:cstheme="minorBidi"/>
+                <w:kern w:val="2"/>
+                <w:sz w:val="24"/>
+                <w:szCs w:val="22"/>
+                <w:lang w:val="en-US" w:eastAsia="zh-CN" w:bidi="ar-SA"/>
+              </w:rPr>
+            </w:pPr>
+            <w:r>
+              <w:rPr>
+                <w:rFonts w:hint="eastAsia" w:ascii="Times New Roman" w:hAnsi="Times New Roman" w:eastAsia="宋体" w:cstheme="minorBidi"/>
+                <w:kern w:val="2"/>
+                <w:sz w:val="24"/>
+                <w:szCs w:val="22"/>
+                <w:lang w:val="en-US" w:eastAsia="zh-CN" w:bidi="ar-SA"/>
+              </w:rPr>
+              <w:t>图3-7</w:t>
+            </w:r>
+          </w:p>
+        </w:tc>
+        <w:tc>
+          <w:tcPr>
+            <w:tcW w:w="2130" w:type="dxa"/>
+            <w:vAlign w:val="center"/>
+          </w:tcPr>
+          <w:p>
+            <w:pPr>
+              <w:keepNext w:val="0"/>
+              <w:keepLines w:val="0"/>
+              <w:widowControl/>
+              <w:suppressLineNumbers w:val="0"/>
+              <w:jc w:val="both"/>
+              <w:rPr>
+                <w:rFonts w:hint="eastAsia" w:ascii="Times New Roman" w:hAnsi="Times New Roman" w:eastAsia="宋体" w:cstheme="minorBidi"/>
+                <w:kern w:val="2"/>
+                <w:sz w:val="24"/>
+                <w:szCs w:val="22"/>
+                <w:lang w:val="en-US" w:eastAsia="zh-CN" w:bidi="ar-SA"/>
+              </w:rPr>
+            </w:pPr>
+            <w:r>
+              <w:rPr>
+                <w:rFonts w:hint="eastAsia" w:ascii="Times New Roman" w:hAnsi="Times New Roman" w:eastAsia="宋体" w:cstheme="minorBidi"/>
+                <w:kern w:val="2"/>
+                <w:sz w:val="24"/>
+                <w:szCs w:val="22"/>
+                <w:lang w:val="en-US" w:eastAsia="zh-CN" w:bidi="ar-SA"/>
+              </w:rPr>
+              <w:t>p3_07_global_optimization_compare.png</w:t>
+            </w:r>
+          </w:p>
+          <w:p>
+            <w:pPr>
+              <w:keepNext w:val="0"/>
+              <w:keepLines w:val="0"/>
+              <w:widowControl/>
+              <w:suppressLineNumbers w:val="0"/>
+              <w:jc w:val="both"/>
+              <w:rPr>
+                <w:rFonts w:hint="eastAsia" w:ascii="Times New Roman" w:hAnsi="Times New Roman" w:eastAsia="宋体" w:cstheme="minorBidi"/>
+                <w:kern w:val="2"/>
+                <w:sz w:val="24"/>
+                <w:szCs w:val="22"/>
+                <w:lang w:val="en-US" w:eastAsia="zh-CN" w:bidi="ar-SA"/>
+              </w:rPr>
+            </w:pPr>
+            <w:r>
+              <w:rPr>
+                <w:rFonts w:hint="eastAsia" w:ascii="Times New Roman" w:hAnsi="Times New Roman" w:eastAsia="宋体" w:cstheme="minorBidi"/>
+                <w:kern w:val="2"/>
+                <w:sz w:val="24"/>
+                <w:szCs w:val="22"/>
+                <w:lang w:val="en-US" w:eastAsia="zh-CN" w:bidi="ar-SA"/>
+              </w:rPr>
+              <w:drawing>
+                <wp:inline distT="0" distB="0" distL="114300" distR="114300">
+                  <wp:extent cx="2560320" cy="1757680"/>
+                  <wp:effectExtent l="0" t="0" r="5080" b="20320"/>
+                  <wp:docPr id="12" name="图片 12" descr="p3_07_global_optimization_compare"/>
+                  <wp:cNvGraphicFramePr>
+                    <a:graphicFrameLocks xmlns:a="http://schemas.openxmlformats.org/drawingml/2006/main" noChangeAspect="1"/>
+                  </wp:cNvGraphicFramePr>
+                  <a:graphic xmlns:a="http://schemas.openxmlformats.org/drawingml/2006/main">
+                    <a:graphicData uri="http://schemas.openxmlformats.org/drawingml/2006/picture">
+                      <pic:pic xmlns:pic="http://schemas.openxmlformats.org/drawingml/2006/picture">
+                        <pic:nvPicPr>
+                          <pic:cNvPr id="12" name="图片 12" descr="p3_07_global_optimization_compare"/>
+                          <pic:cNvPicPr>
+                            <a:picLocks noChangeAspect="1"/>
+                          </pic:cNvPicPr>
+                        </pic:nvPicPr>
+                        <pic:blipFill>
+                          <a:blip r:embed="rId14"/>
+                          <a:stretch>
+                            <a:fillRect/>
+                          </a:stretch>
+                        </pic:blipFill>
+                        <pic:spPr>
+                          <a:xfrm>
+                            <a:off x="0" y="0"/>
+                            <a:ext cx="2560320" cy="1757680"/>
+                          </a:xfrm>
+                          <a:prstGeom prst="rect">
+                            <a:avLst/>
+                          </a:prstGeom>
+                        </pic:spPr>
+                      </pic:pic>
+                    </a:graphicData>
+                  </a:graphic>
+                </wp:inline>
+              </w:drawing>
+            </w:r>
+          </w:p>
+        </w:tc>
+        <w:tc>
+          <w:tcPr>
+            <w:tcW w:w="2131" w:type="dxa"/>
+            <w:vAlign w:val="center"/>
+          </w:tcPr>
+          <w:p>
+            <w:pPr>
+              <w:keepNext w:val="0"/>
+              <w:keepLines w:val="0"/>
+              <w:widowControl/>
+              <w:suppressLineNumbers w:val="0"/>
+              <w:jc w:val="both"/>
+              <w:rPr>
+                <w:rFonts w:hint="eastAsia" w:ascii="Times New Roman" w:hAnsi="Times New Roman" w:eastAsia="宋体" w:cstheme="minorBidi"/>
+                <w:kern w:val="2"/>
+                <w:sz w:val="24"/>
+                <w:szCs w:val="22"/>
+                <w:lang w:val="en-US" w:eastAsia="zh-CN" w:bidi="ar-SA"/>
+              </w:rPr>
+            </w:pPr>
+            <w:r>
+              <w:rPr>
+                <w:rFonts w:hint="eastAsia" w:ascii="Times New Roman" w:hAnsi="Times New Roman" w:eastAsia="宋体" w:cstheme="minorBidi"/>
+                <w:kern w:val="2"/>
+                <w:sz w:val="24"/>
+                <w:szCs w:val="22"/>
+                <w:lang w:val="en-US" w:eastAsia="zh-CN" w:bidi="ar-SA"/>
+              </w:rPr>
+              <w:t>全球预算持平再分配对比</w:t>
+            </w:r>
+          </w:p>
+        </w:tc>
+        <w:tc>
+          <w:tcPr>
+            <w:tcW w:w="2131" w:type="dxa"/>
+            <w:vAlign w:val="center"/>
+          </w:tcPr>
+          <w:p>
+            <w:pPr>
+              <w:keepNext w:val="0"/>
+              <w:keepLines w:val="0"/>
+              <w:widowControl/>
+              <w:suppressLineNumbers w:val="0"/>
+              <w:jc w:val="both"/>
+              <w:rPr>
+                <w:rFonts w:hint="eastAsia" w:ascii="Times New Roman" w:hAnsi="Times New Roman" w:eastAsia="宋体" w:cstheme="minorBidi"/>
+                <w:kern w:val="2"/>
+                <w:sz w:val="24"/>
+                <w:szCs w:val="22"/>
+                <w:lang w:val="en-US" w:eastAsia="zh-CN" w:bidi="ar-SA"/>
+              </w:rPr>
+            </w:pPr>
+            <w:r>
+              <w:rPr>
+                <w:rFonts w:hint="eastAsia" w:ascii="Times New Roman" w:hAnsi="Times New Roman" w:eastAsia="宋体" w:cstheme="minorBidi"/>
+                <w:kern w:val="2"/>
+                <w:sz w:val="24"/>
+                <w:szCs w:val="22"/>
+                <w:lang w:val="en-US" w:eastAsia="zh-CN" w:bidi="ar-SA"/>
+              </w:rPr>
+              <w:t>效率优先：163受益/28转出；公平优先：9受益/182转出</w:t>
+            </w:r>
+          </w:p>
+        </w:tc>
+      </w:tr>
+      <w:tr>
+        <w:tc>
+          <w:tcPr>
+            <w:tcW w:w="2130" w:type="dxa"/>
+            <w:vAlign w:val="center"/>
+          </w:tcPr>
+          <w:p>
+            <w:pPr>
+              <w:keepNext w:val="0"/>
+              <w:keepLines w:val="0"/>
+              <w:widowControl/>
+              <w:suppressLineNumbers w:val="0"/>
+              <w:jc w:val="both"/>
+              <w:rPr>
+                <w:rFonts w:hint="eastAsia" w:ascii="Times New Roman" w:hAnsi="Times New Roman" w:eastAsia="宋体" w:cstheme="minorBidi"/>
+                <w:kern w:val="2"/>
+                <w:sz w:val="24"/>
+                <w:szCs w:val="22"/>
+                <w:lang w:val="en-US" w:eastAsia="zh-CN" w:bidi="ar-SA"/>
+              </w:rPr>
+            </w:pPr>
+            <w:r>
+              <w:rPr>
+                <w:rFonts w:hint="eastAsia" w:ascii="Times New Roman" w:hAnsi="Times New Roman" w:eastAsia="宋体" w:cstheme="minorBidi"/>
+                <w:kern w:val="2"/>
+                <w:sz w:val="24"/>
+                <w:szCs w:val="22"/>
+                <w:lang w:val="en-US" w:eastAsia="zh-CN" w:bidi="ar-SA"/>
+              </w:rPr>
+              <w:t>图3-8</w:t>
+            </w:r>
+          </w:p>
+        </w:tc>
+        <w:tc>
+          <w:tcPr>
+            <w:tcW w:w="2130" w:type="dxa"/>
+            <w:vAlign w:val="center"/>
+          </w:tcPr>
+          <w:p>
+            <w:pPr>
+              <w:keepNext w:val="0"/>
+              <w:keepLines w:val="0"/>
+              <w:widowControl/>
+              <w:suppressLineNumbers w:val="0"/>
+              <w:jc w:val="both"/>
+              <w:rPr>
+                <w:rFonts w:hint="eastAsia" w:ascii="Times New Roman" w:hAnsi="Times New Roman" w:eastAsia="宋体" w:cstheme="minorBidi"/>
+                <w:kern w:val="2"/>
+                <w:sz w:val="24"/>
+                <w:szCs w:val="22"/>
+                <w:lang w:val="en-US" w:eastAsia="zh-CN" w:bidi="ar-SA"/>
+              </w:rPr>
+            </w:pPr>
+            <w:r>
+              <w:rPr>
+                <w:rFonts w:hint="eastAsia" w:ascii="Times New Roman" w:hAnsi="Times New Roman" w:eastAsia="宋体" w:cstheme="minorBidi"/>
+                <w:kern w:val="2"/>
+                <w:sz w:val="24"/>
+                <w:szCs w:val="22"/>
+                <w:lang w:val="en-US" w:eastAsia="zh-CN" w:bidi="ar-SA"/>
+              </w:rPr>
+              <w:t>p3_08_china_trends.png</w:t>
+            </w:r>
+          </w:p>
+          <w:p>
+            <w:pPr>
+              <w:keepNext w:val="0"/>
+              <w:keepLines w:val="0"/>
+              <w:widowControl/>
+              <w:suppressLineNumbers w:val="0"/>
+              <w:jc w:val="both"/>
+              <w:rPr>
+                <w:rFonts w:hint="eastAsia" w:ascii="Times New Roman" w:hAnsi="Times New Roman" w:eastAsia="宋体" w:cstheme="minorBidi"/>
+                <w:kern w:val="2"/>
+                <w:sz w:val="24"/>
+                <w:szCs w:val="22"/>
+                <w:lang w:val="en-US" w:eastAsia="zh-CN" w:bidi="ar-SA"/>
+              </w:rPr>
+            </w:pPr>
+            <w:r>
+              <w:rPr>
+                <w:rFonts w:hint="eastAsia" w:ascii="Times New Roman" w:hAnsi="Times New Roman" w:eastAsia="宋体" w:cstheme="minorBidi"/>
+                <w:kern w:val="2"/>
+                <w:sz w:val="24"/>
+                <w:szCs w:val="22"/>
+                <w:lang w:val="en-US" w:eastAsia="zh-CN" w:bidi="ar-SA"/>
+              </w:rPr>
+              <w:drawing>
+                <wp:inline distT="0" distB="0" distL="114300" distR="114300">
+                  <wp:extent cx="2562860" cy="1021715"/>
+                  <wp:effectExtent l="0" t="0" r="2540" b="19685"/>
+                  <wp:docPr id="13" name="图片 13" descr="p3_08_china_trends"/>
+                  <wp:cNvGraphicFramePr>
+                    <a:graphicFrameLocks xmlns:a="http://schemas.openxmlformats.org/drawingml/2006/main" noChangeAspect="1"/>
+                  </wp:cNvGraphicFramePr>
+                  <a:graphic xmlns:a="http://schemas.openxmlformats.org/drawingml/2006/main">
+                    <a:graphicData uri="http://schemas.openxmlformats.org/drawingml/2006/picture">
+                      <pic:pic xmlns:pic="http://schemas.openxmlformats.org/drawingml/2006/picture">
+                        <pic:nvPicPr>
+                          <pic:cNvPr id="13" name="图片 13" descr="p3_08_china_trends"/>
+                          <pic:cNvPicPr>
+                            <a:picLocks noChangeAspect="1"/>
+                          </pic:cNvPicPr>
+                        </pic:nvPicPr>
+                        <pic:blipFill>
+                          <a:blip r:embed="rId15"/>
+                          <a:stretch>
+                            <a:fillRect/>
+                          </a:stretch>
+                        </pic:blipFill>
+                        <pic:spPr>
+                          <a:xfrm>
+                            <a:off x="0" y="0"/>
+                            <a:ext cx="2562860" cy="1021715"/>
+                          </a:xfrm>
+                          <a:prstGeom prst="rect">
+                            <a:avLst/>
+                          </a:prstGeom>
+                        </pic:spPr>
+                      </pic:pic>
+                    </a:graphicData>
+                  </a:graphic>
+                </wp:inline>
+              </w:drawing>
+            </w:r>
+          </w:p>
+        </w:tc>
+        <w:tc>
+          <w:tcPr>
+            <w:tcW w:w="2131" w:type="dxa"/>
+            <w:vAlign w:val="center"/>
+          </w:tcPr>
+          <w:p>
+            <w:pPr>
+              <w:keepNext w:val="0"/>
+              <w:keepLines w:val="0"/>
+              <w:widowControl/>
+              <w:suppressLineNumbers w:val="0"/>
+              <w:jc w:val="both"/>
+              <w:rPr>
+                <w:rFonts w:hint="eastAsia" w:ascii="Times New Roman" w:hAnsi="Times New Roman" w:eastAsia="宋体" w:cstheme="minorBidi"/>
+                <w:kern w:val="2"/>
+                <w:sz w:val="24"/>
+                <w:szCs w:val="22"/>
+                <w:lang w:val="en-US" w:eastAsia="zh-CN" w:bidi="ar-SA"/>
+              </w:rPr>
+            </w:pPr>
+            <w:r>
+              <w:rPr>
+                <w:rFonts w:hint="eastAsia" w:ascii="Times New Roman" w:hAnsi="Times New Roman" w:eastAsia="宋体" w:cstheme="minorBidi"/>
+                <w:kern w:val="2"/>
+                <w:sz w:val="24"/>
+                <w:szCs w:val="22"/>
+                <w:lang w:val="en-US" w:eastAsia="zh-CN" w:bidi="ar-SA"/>
+              </w:rPr>
+              <w:t>中国省份卫生资源趋势</w:t>
+            </w:r>
+          </w:p>
+        </w:tc>
+        <w:tc>
+          <w:tcPr>
+            <w:tcW w:w="2131" w:type="dxa"/>
+            <w:vAlign w:val="center"/>
+          </w:tcPr>
+          <w:p>
+            <w:pPr>
+              <w:keepNext w:val="0"/>
+              <w:keepLines w:val="0"/>
+              <w:widowControl/>
+              <w:suppressLineNumbers w:val="0"/>
+              <w:jc w:val="both"/>
+              <w:rPr>
+                <w:rFonts w:hint="eastAsia" w:ascii="Times New Roman" w:hAnsi="Times New Roman" w:eastAsia="宋体" w:cstheme="minorBidi"/>
+                <w:kern w:val="2"/>
+                <w:sz w:val="24"/>
+                <w:szCs w:val="22"/>
+                <w:lang w:val="en-US" w:eastAsia="zh-CN" w:bidi="ar-SA"/>
+              </w:rPr>
+            </w:pPr>
+            <w:r>
+              <w:rPr>
+                <w:rFonts w:hint="eastAsia" w:ascii="Times New Roman" w:hAnsi="Times New Roman" w:eastAsia="宋体" w:cstheme="minorBidi"/>
+                <w:kern w:val="2"/>
+                <w:sz w:val="24"/>
+                <w:szCs w:val="22"/>
+                <w:lang w:val="en-US" w:eastAsia="zh-CN" w:bidi="ar-SA"/>
+              </w:rPr>
+              <w:t>人口大省总量领先，西部省份追赶加速</w:t>
+            </w:r>
+          </w:p>
+        </w:tc>
+      </w:tr>
+      <w:tr>
+        <w:tc>
+          <w:tcPr>
+            <w:tcW w:w="2130" w:type="dxa"/>
+            <w:vAlign w:val="center"/>
+          </w:tcPr>
+          <w:p>
+            <w:pPr>
+              <w:keepNext w:val="0"/>
+              <w:keepLines w:val="0"/>
+              <w:widowControl/>
+              <w:suppressLineNumbers w:val="0"/>
+              <w:jc w:val="both"/>
+              <w:rPr>
+                <w:rFonts w:hint="eastAsia" w:ascii="Times New Roman" w:hAnsi="Times New Roman" w:eastAsia="宋体" w:cstheme="minorBidi"/>
+                <w:kern w:val="2"/>
+                <w:sz w:val="24"/>
+                <w:szCs w:val="22"/>
+                <w:lang w:val="en-US" w:eastAsia="zh-CN" w:bidi="ar-SA"/>
+              </w:rPr>
+            </w:pPr>
+            <w:r>
+              <w:rPr>
+                <w:rFonts w:hint="eastAsia" w:ascii="Times New Roman" w:hAnsi="Times New Roman" w:eastAsia="宋体" w:cstheme="minorBidi"/>
+                <w:kern w:val="2"/>
+                <w:sz w:val="24"/>
+                <w:szCs w:val="22"/>
+                <w:lang w:val="en-US" w:eastAsia="zh-CN" w:bidi="ar-SA"/>
+              </w:rPr>
+              <w:t>图3-9</w:t>
+            </w:r>
+          </w:p>
+        </w:tc>
+        <w:tc>
+          <w:tcPr>
+            <w:tcW w:w="2130" w:type="dxa"/>
+            <w:vAlign w:val="center"/>
+          </w:tcPr>
+          <w:p>
+            <w:pPr>
+              <w:keepNext w:val="0"/>
+              <w:keepLines w:val="0"/>
+              <w:widowControl/>
+              <w:suppressLineNumbers w:val="0"/>
+              <w:jc w:val="both"/>
+              <w:rPr>
+                <w:rFonts w:hint="eastAsia" w:ascii="Times New Roman" w:hAnsi="Times New Roman" w:eastAsia="宋体" w:cstheme="minorBidi"/>
+                <w:kern w:val="2"/>
+                <w:sz w:val="24"/>
+                <w:szCs w:val="22"/>
+                <w:lang w:val="en-US" w:eastAsia="zh-CN" w:bidi="ar-SA"/>
+              </w:rPr>
+            </w:pPr>
+            <w:r>
+              <w:rPr>
+                <w:rFonts w:hint="eastAsia" w:ascii="Times New Roman" w:hAnsi="Times New Roman" w:eastAsia="宋体" w:cstheme="minorBidi"/>
+                <w:kern w:val="2"/>
+                <w:sz w:val="24"/>
+                <w:szCs w:val="22"/>
+                <w:lang w:val="en-US" w:eastAsia="zh-CN" w:bidi="ar-SA"/>
+              </w:rPr>
+              <w:t>p3_09_china_gap_efficiency.png</w:t>
+            </w:r>
+          </w:p>
+          <w:p>
+            <w:pPr>
+              <w:keepNext w:val="0"/>
+              <w:keepLines w:val="0"/>
+              <w:widowControl/>
+              <w:suppressLineNumbers w:val="0"/>
+              <w:jc w:val="both"/>
+              <w:rPr>
+                <w:rFonts w:hint="eastAsia" w:ascii="Times New Roman" w:hAnsi="Times New Roman" w:eastAsia="宋体" w:cstheme="minorBidi"/>
+                <w:kern w:val="2"/>
+                <w:sz w:val="24"/>
+                <w:szCs w:val="22"/>
+                <w:lang w:val="en-US" w:eastAsia="zh-CN" w:bidi="ar-SA"/>
+              </w:rPr>
+            </w:pPr>
+            <w:r>
+              <w:rPr>
+                <w:rFonts w:hint="eastAsia" w:ascii="Times New Roman" w:hAnsi="Times New Roman" w:eastAsia="宋体" w:cstheme="minorBidi"/>
+                <w:kern w:val="2"/>
+                <w:sz w:val="24"/>
+                <w:szCs w:val="22"/>
+                <w:lang w:val="en-US" w:eastAsia="zh-CN" w:bidi="ar-SA"/>
+              </w:rPr>
+              <w:drawing>
+                <wp:inline distT="0" distB="0" distL="114300" distR="114300">
+                  <wp:extent cx="2528570" cy="944880"/>
+                  <wp:effectExtent l="0" t="0" r="11430" b="20320"/>
+                  <wp:docPr id="14" name="图片 14" descr="p3_09_china_gap_efficiency"/>
+                  <wp:cNvGraphicFramePr>
+                    <a:graphicFrameLocks xmlns:a="http://schemas.openxmlformats.org/drawingml/2006/main" noChangeAspect="1"/>
+                  </wp:cNvGraphicFramePr>
+                  <a:graphic xmlns:a="http://schemas.openxmlformats.org/drawingml/2006/main">
+                    <a:graphicData uri="http://schemas.openxmlformats.org/drawingml/2006/picture">
+                      <pic:pic xmlns:pic="http://schemas.openxmlformats.org/drawingml/2006/picture">
+                        <pic:nvPicPr>
+                          <pic:cNvPr id="14" name="图片 14" descr="p3_09_china_gap_efficiency"/>
+                          <pic:cNvPicPr>
+                            <a:picLocks noChangeAspect="1"/>
+                          </pic:cNvPicPr>
+                        </pic:nvPicPr>
+                        <pic:blipFill>
+                          <a:blip r:embed="rId16"/>
+                          <a:stretch>
+                            <a:fillRect/>
+                          </a:stretch>
+                        </pic:blipFill>
+                        <pic:spPr>
+                          <a:xfrm>
+                            <a:off x="0" y="0"/>
+                            <a:ext cx="2528570" cy="944880"/>
+                          </a:xfrm>
+                          <a:prstGeom prst="rect">
+                            <a:avLst/>
+                          </a:prstGeom>
+                        </pic:spPr>
+                      </pic:pic>
+                    </a:graphicData>
+                  </a:graphic>
+                </wp:inline>
+              </w:drawing>
+            </w:r>
+          </w:p>
+        </w:tc>
+        <w:tc>
+          <w:tcPr>
+            <w:tcW w:w="2131" w:type="dxa"/>
+            <w:vAlign w:val="center"/>
+          </w:tcPr>
+          <w:p>
+            <w:pPr>
+              <w:keepNext w:val="0"/>
+              <w:keepLines w:val="0"/>
+              <w:widowControl/>
+              <w:suppressLineNumbers w:val="0"/>
+              <w:jc w:val="both"/>
+              <w:rPr>
+                <w:rFonts w:hint="eastAsia" w:ascii="Times New Roman" w:hAnsi="Times New Roman" w:eastAsia="宋体" w:cstheme="minorBidi"/>
+                <w:kern w:val="2"/>
+                <w:sz w:val="24"/>
+                <w:szCs w:val="22"/>
+                <w:lang w:val="en-US" w:eastAsia="zh-CN" w:bidi="ar-SA"/>
+              </w:rPr>
+            </w:pPr>
+            <w:r>
+              <w:rPr>
+                <w:rFonts w:hint="eastAsia" w:ascii="Times New Roman" w:hAnsi="Times New Roman" w:eastAsia="宋体" w:cstheme="minorBidi"/>
+                <w:kern w:val="2"/>
+                <w:sz w:val="24"/>
+                <w:szCs w:val="22"/>
+                <w:lang w:val="en-US" w:eastAsia="zh-CN" w:bidi="ar-SA"/>
+              </w:rPr>
+              <w:t>中国省级资源缺口与四象限</w:t>
+            </w:r>
+          </w:p>
+        </w:tc>
+        <w:tc>
+          <w:tcPr>
+            <w:tcW w:w="2131" w:type="dxa"/>
+            <w:vAlign w:val="center"/>
+          </w:tcPr>
+          <w:p>
+            <w:pPr>
+              <w:keepNext w:val="0"/>
+              <w:keepLines w:val="0"/>
+              <w:widowControl/>
+              <w:suppressLineNumbers w:val="0"/>
+              <w:jc w:val="both"/>
+              <w:rPr>
+                <w:rFonts w:hint="eastAsia" w:ascii="Times New Roman" w:hAnsi="Times New Roman" w:eastAsia="宋体" w:cstheme="minorBidi"/>
+                <w:kern w:val="2"/>
+                <w:sz w:val="24"/>
+                <w:szCs w:val="22"/>
+                <w:lang w:val="en-US" w:eastAsia="zh-CN" w:bidi="ar-SA"/>
+              </w:rPr>
+            </w:pPr>
+            <w:r>
+              <w:rPr>
+                <w:rFonts w:hint="eastAsia" w:ascii="Times New Roman" w:hAnsi="Times New Roman" w:eastAsia="宋体" w:cstheme="minorBidi"/>
+                <w:kern w:val="2"/>
+                <w:sz w:val="24"/>
+                <w:szCs w:val="22"/>
+                <w:lang w:val="en-US" w:eastAsia="zh-CN" w:bidi="ar-SA"/>
+              </w:rPr>
+              <w:t>云南、新疆、贵州缺口最大</w:t>
+            </w:r>
+          </w:p>
+        </w:tc>
+      </w:tr>
+      <w:tr>
+        <w:tc>
+          <w:tcPr>
+            <w:tcW w:w="2130" w:type="dxa"/>
+            <w:vAlign w:val="center"/>
+          </w:tcPr>
+          <w:p>
+            <w:pPr>
+              <w:keepNext w:val="0"/>
+              <w:keepLines w:val="0"/>
+              <w:widowControl/>
+              <w:suppressLineNumbers w:val="0"/>
+              <w:jc w:val="both"/>
+              <w:rPr>
+                <w:rFonts w:hint="eastAsia" w:ascii="Times New Roman" w:hAnsi="Times New Roman" w:eastAsia="宋体" w:cstheme="minorBidi"/>
+                <w:kern w:val="2"/>
+                <w:sz w:val="24"/>
+                <w:szCs w:val="22"/>
+                <w:lang w:val="en-US" w:eastAsia="zh-CN" w:bidi="ar-SA"/>
+              </w:rPr>
+            </w:pPr>
+            <w:r>
+              <w:rPr>
+                <w:rFonts w:hint="eastAsia" w:ascii="Times New Roman" w:hAnsi="Times New Roman" w:eastAsia="宋体" w:cstheme="minorBidi"/>
+                <w:kern w:val="2"/>
+                <w:sz w:val="24"/>
+                <w:szCs w:val="22"/>
+                <w:lang w:val="en-US" w:eastAsia="zh-CN" w:bidi="ar-SA"/>
+              </w:rPr>
+              <w:t>图3-10</w:t>
+            </w:r>
+          </w:p>
+        </w:tc>
+        <w:tc>
+          <w:tcPr>
+            <w:tcW w:w="2130" w:type="dxa"/>
+            <w:vAlign w:val="center"/>
+          </w:tcPr>
+          <w:p>
+            <w:pPr>
+              <w:keepNext w:val="0"/>
+              <w:keepLines w:val="0"/>
+              <w:widowControl/>
+              <w:suppressLineNumbers w:val="0"/>
+              <w:jc w:val="both"/>
+              <w:rPr>
+                <w:rFonts w:hint="eastAsia" w:ascii="Times New Roman" w:hAnsi="Times New Roman" w:eastAsia="宋体" w:cstheme="minorBidi"/>
+                <w:kern w:val="2"/>
+                <w:sz w:val="24"/>
+                <w:szCs w:val="22"/>
+                <w:lang w:val="en-US" w:eastAsia="zh-CN" w:bidi="ar-SA"/>
+              </w:rPr>
+            </w:pPr>
+            <w:r>
+              <w:rPr>
+                <w:rFonts w:hint="eastAsia" w:ascii="Times New Roman" w:hAnsi="Times New Roman" w:eastAsia="宋体" w:cstheme="minorBidi"/>
+                <w:kern w:val="2"/>
+                <w:sz w:val="24"/>
+                <w:szCs w:val="22"/>
+                <w:lang w:val="en-US" w:eastAsia="zh-CN" w:bidi="ar-SA"/>
+              </w:rPr>
+              <w:t>p3_10_china_optimization_compare.png</w:t>
+            </w:r>
+          </w:p>
+          <w:p>
+            <w:pPr>
+              <w:keepNext w:val="0"/>
+              <w:keepLines w:val="0"/>
+              <w:widowControl/>
+              <w:suppressLineNumbers w:val="0"/>
+              <w:jc w:val="both"/>
+              <w:rPr>
+                <w:rFonts w:hint="eastAsia" w:ascii="Times New Roman" w:hAnsi="Times New Roman" w:eastAsia="宋体" w:cstheme="minorBidi"/>
+                <w:kern w:val="2"/>
+                <w:sz w:val="24"/>
+                <w:szCs w:val="22"/>
+                <w:lang w:val="en-US" w:eastAsia="zh-CN" w:bidi="ar-SA"/>
+              </w:rPr>
+            </w:pPr>
+            <w:r>
+              <w:rPr>
+                <w:rFonts w:hint="eastAsia" w:ascii="Times New Roman" w:hAnsi="Times New Roman" w:eastAsia="宋体" w:cstheme="minorBidi"/>
+                <w:kern w:val="2"/>
+                <w:sz w:val="24"/>
+                <w:szCs w:val="22"/>
+                <w:lang w:val="en-US" w:eastAsia="zh-CN" w:bidi="ar-SA"/>
+              </w:rPr>
+              <w:drawing>
+                <wp:inline distT="0" distB="0" distL="114300" distR="114300">
+                  <wp:extent cx="2560320" cy="1757680"/>
+                  <wp:effectExtent l="0" t="0" r="5080" b="20320"/>
+                  <wp:docPr id="15" name="图片 15" descr="p3_10_china_optimization_compare"/>
+                  <wp:cNvGraphicFramePr>
+                    <a:graphicFrameLocks xmlns:a="http://schemas.openxmlformats.org/drawingml/2006/main" noChangeAspect="1"/>
+                  </wp:cNvGraphicFramePr>
+                  <a:graphic xmlns:a="http://schemas.openxmlformats.org/drawingml/2006/main">
+                    <a:graphicData uri="http://schemas.openxmlformats.org/drawingml/2006/picture">
+                      <pic:pic xmlns:pic="http://schemas.openxmlformats.org/drawingml/2006/picture">
+                        <pic:nvPicPr>
+                          <pic:cNvPr id="15" name="图片 15" descr="p3_10_china_optimization_compare"/>
+                          <pic:cNvPicPr>
+                            <a:picLocks noChangeAspect="1"/>
+                          </pic:cNvPicPr>
+                        </pic:nvPicPr>
+                        <pic:blipFill>
+                          <a:blip r:embed="rId17"/>
+                          <a:stretch>
+                            <a:fillRect/>
+                          </a:stretch>
+                        </pic:blipFill>
+                        <pic:spPr>
+                          <a:xfrm>
+                            <a:off x="0" y="0"/>
+                            <a:ext cx="2560320" cy="1757680"/>
+                          </a:xfrm>
+                          <a:prstGeom prst="rect">
+                            <a:avLst/>
+                          </a:prstGeom>
+                        </pic:spPr>
+                      </pic:pic>
+                    </a:graphicData>
+                  </a:graphic>
+                </wp:inline>
+              </w:drawing>
+            </w:r>
+          </w:p>
+        </w:tc>
+        <w:tc>
+          <w:tcPr>
+            <w:tcW w:w="2131" w:type="dxa"/>
+            <w:vAlign w:val="center"/>
+          </w:tcPr>
+          <w:p>
+            <w:pPr>
+              <w:keepNext w:val="0"/>
+              <w:keepLines w:val="0"/>
+              <w:widowControl/>
+              <w:suppressLineNumbers w:val="0"/>
+              <w:jc w:val="both"/>
+              <w:rPr>
+                <w:rFonts w:hint="eastAsia" w:ascii="Times New Roman" w:hAnsi="Times New Roman" w:eastAsia="宋体" w:cstheme="minorBidi"/>
+                <w:kern w:val="2"/>
+                <w:sz w:val="24"/>
+                <w:szCs w:val="22"/>
+                <w:lang w:val="en-US" w:eastAsia="zh-CN" w:bidi="ar-SA"/>
+              </w:rPr>
+            </w:pPr>
+            <w:r>
+              <w:rPr>
+                <w:rFonts w:hint="eastAsia" w:ascii="Times New Roman" w:hAnsi="Times New Roman" w:eastAsia="宋体" w:cstheme="minorBidi"/>
+                <w:kern w:val="2"/>
+                <w:sz w:val="24"/>
+                <w:szCs w:val="22"/>
+                <w:lang w:val="en-US" w:eastAsia="zh-CN" w:bidi="ar-SA"/>
+              </w:rPr>
+              <w:t>中国预算持平再分配对比</w:t>
+            </w:r>
+          </w:p>
+        </w:tc>
+        <w:tc>
+          <w:tcPr>
+            <w:tcW w:w="2131" w:type="dxa"/>
+            <w:vAlign w:val="center"/>
+          </w:tcPr>
+          <w:p>
+            <w:pPr>
+              <w:keepNext w:val="0"/>
+              <w:keepLines w:val="0"/>
+              <w:widowControl/>
+              <w:suppressLineNumbers w:val="0"/>
+              <w:jc w:val="both"/>
+              <w:rPr>
+                <w:rFonts w:hint="eastAsia" w:ascii="Times New Roman" w:hAnsi="Times New Roman" w:eastAsia="宋体" w:cstheme="minorBidi"/>
+                <w:kern w:val="2"/>
+                <w:sz w:val="24"/>
+                <w:szCs w:val="22"/>
+                <w:lang w:val="en-US" w:eastAsia="zh-CN" w:bidi="ar-SA"/>
+              </w:rPr>
+            </w:pPr>
+            <w:r>
+              <w:rPr>
+                <w:rFonts w:hint="eastAsia" w:ascii="Times New Roman" w:hAnsi="Times New Roman" w:eastAsia="宋体" w:cstheme="minorBidi"/>
+                <w:kern w:val="2"/>
+                <w:sz w:val="24"/>
+                <w:szCs w:val="22"/>
+                <w:lang w:val="en-US" w:eastAsia="zh-CN" w:bidi="ar-SA"/>
+              </w:rPr>
+              <w:t>效率与公平均指向"中西部补短板"</w:t>
+            </w:r>
+          </w:p>
+        </w:tc>
+      </w:tr>
+    </w:tbl>
+    <w:p>
+      <w:pPr>
+        <w:pStyle w:val="3"/>
+        <w:spacing w:before="62" w:after="62"/>
+        <w:ind w:left="0" w:leftChars="0" w:firstLine="0" w:firstLineChars="0"/>
+      </w:pPr>
+    </w:p>
+    <w:p>
+      <w:pPr>
+        <w:pStyle w:val="2"/>
+        <w:spacing w:before="936" w:after="156"/>
+      </w:pPr>
+      <w:bookmarkStart w:id="14" w:name="_Toc70698343"/>
+      <w:bookmarkStart w:id="15" w:name="_Toc124417059"/>
+      <w:r>
+        <w:rPr>
+          <w:rFonts w:hint="eastAsia"/>
+        </w:rPr>
+        <w:t>作品总结</w:t>
+      </w:r>
+      <w:bookmarkEnd w:id="14"/>
+      <w:r>
+        <w:rPr>
+          <w:rFonts w:hint="eastAsia"/>
+          <w:lang w:val="en-US" w:eastAsia="zh-CN"/>
+        </w:rPr>
+        <w:t>与展望</w:t>
+      </w:r>
+      <w:bookmarkEnd w:id="15"/>
+    </w:p>
+    <w:p>
+      <w:pPr>
+        <w:pStyle w:val="4"/>
+        <w:spacing w:before="468" w:after="93"/>
+      </w:pPr>
+      <w:bookmarkStart w:id="16" w:name="_Toc1575922082"/>
+      <w:r>
+        <w:rPr>
+          <w:rFonts w:hint="eastAsia"/>
+        </w:rPr>
+        <w:t>作品特色与创新点</w:t>
+      </w:r>
+      <w:bookmarkEnd w:id="16"/>
+    </w:p>
+    <w:p>
+      <w:pPr>
+        <w:pStyle w:val="3"/>
+        <w:spacing w:before="62" w:after="62"/>
+        <w:ind w:left="0" w:leftChars="0" w:firstLine="0" w:firstLineChars="0"/>
+      </w:pPr>
+    </w:p>
+    <w:p>
+      <w:pPr>
+        <w:pStyle w:val="3"/>
+        <w:spacing w:before="62" w:after="62"/>
+        <w:ind w:left="0" w:leftChars="0" w:firstLine="0" w:firstLineChars="0"/>
+        <w:rPr>
+          <w:rFonts w:hint="eastAsia"/>
+        </w:rPr>
+      </w:pPr>
+      <w:r>
+        <w:rPr>
+          <w:rFonts w:hint="eastAsia"/>
+        </w:rPr>
+        <w:t>1.分象限生产函数：不同于统一拟合，本作品为 Q1–Q4 四类国家各自拟合对数生产函数，捕捉不同效率结构下卫生投入-产出的异质性，广义注水算法的最优解形式仍保留解析性；</w:t>
+      </w:r>
+    </w:p>
+    <w:p>
+      <w:pPr>
+        <w:pStyle w:val="3"/>
+        <w:spacing w:before="62" w:after="62"/>
+        <w:ind w:left="0" w:leftChars="0" w:firstLine="0" w:firstLineChars="0"/>
+        <w:rPr>
+          <w:rFonts w:hint="eastAsia"/>
+        </w:rPr>
+      </w:pPr>
+      <w:r>
+        <w:rPr>
+          <w:rFonts w:hint="eastAsia"/>
+        </w:rPr>
+        <w:t>2.效率与公平双目标优化：同时实现效率优先（注水模型）与公平优先（Rawlsian maximin）两套方案，并以三种预算情景形成 6 × 2 的对比矩阵；</w:t>
+      </w:r>
+    </w:p>
+    <w:p>
+      <w:pPr>
+        <w:pStyle w:val="3"/>
+        <w:spacing w:before="62" w:after="62"/>
+        <w:ind w:left="0" w:leftChars="0" w:firstLine="0" w:firstLineChars="0"/>
+        <w:rPr>
+          <w:rFonts w:hint="eastAsia"/>
+        </w:rPr>
+      </w:pPr>
+      <w:r>
+        <w:rPr>
+          <w:rFonts w:hint="eastAsia"/>
+        </w:rPr>
+        <w:t>3.全球-中国双层分析：在同一分析框架下同时完成全球国家间与中国省级内部的资源再分配模拟，结论互相印证；</w:t>
+      </w:r>
+    </w:p>
+    <w:p>
+      <w:pPr>
+        <w:pStyle w:val="3"/>
+        <w:spacing w:before="62" w:after="62"/>
+        <w:ind w:left="0" w:leftChars="0" w:firstLine="0" w:firstLineChars="0"/>
+      </w:pPr>
+      <w:r>
+        <w:rPr>
+          <w:rFonts w:hint="eastAsia"/>
+        </w:rPr>
+        <w:t>4.闭环政策建议：将优化结果与四象限类型标签结合，为 Q3/Q2/Q4 三类地区分别提炼治理策略，形成"识别—模拟—建议"完整闭环。</w:t>
+      </w:r>
+    </w:p>
+    <w:p>
+      <w:pPr>
+        <w:pStyle w:val="4"/>
+        <w:spacing w:before="468" w:after="93"/>
+      </w:pPr>
+      <w:bookmarkStart w:id="17" w:name="_Toc1606613723"/>
+      <w:r>
+        <w:rPr>
+          <w:rFonts w:hint="eastAsia"/>
+        </w:rPr>
+        <w:t>应用推广</w:t>
+      </w:r>
+      <w:r>
+        <w:rPr>
+          <w:rFonts w:hint="eastAsia"/>
+          <w:lang w:val="en-US" w:eastAsia="zh-CN"/>
+        </w:rPr>
+        <w:t>与前景</w:t>
+      </w:r>
+      <w:bookmarkEnd w:id="17"/>
+    </w:p>
+    <w:p>
+      <w:pPr>
+        <w:pStyle w:val="3"/>
+        <w:spacing w:before="62" w:after="62"/>
+        <w:ind w:left="0" w:leftChars="0" w:firstLine="0" w:firstLineChars="0"/>
+      </w:pPr>
+      <w:r>
+        <w:rPr>
+          <w:rFonts w:hint="eastAsia"/>
+        </w:rPr>
+        <w:t>本框架可推广至更广泛的公共资源配置场景（教育资源、环境治理投入等），核心方法（分组生产函数拟合 + 广义注水/maximin 二选一优化）具有通用性。对于政策制定者，分象限结论可直接作为不同类型国家制定卫生财政策略的参考依据；Q2 国家的效率经验可作为 Q4 国家的学习样本。</w:t>
       </w:r>
     </w:p>
     <w:p>
@@ -3875,8 +9700,262 @@
     </w:p>
     <w:p>
       <w:pPr>
+        <w:pStyle w:val="4"/>
+        <w:spacing w:before="468" w:after="93"/>
+      </w:pPr>
+      <w:bookmarkStart w:id="18" w:name="_Toc2044948730"/>
+      <w:r>
+        <w:rPr>
+          <w:rFonts w:hint="eastAsia"/>
+        </w:rPr>
+        <w:t>作品</w:t>
+      </w:r>
+      <w:r>
+        <w:rPr>
+          <w:rFonts w:hint="eastAsia"/>
+          <w:lang w:val="en-US" w:eastAsia="zh-CN"/>
+        </w:rPr>
+        <w:t>不足与展望</w:t>
+      </w:r>
+      <w:bookmarkEnd w:id="18"/>
+    </w:p>
+    <w:p>
+      <w:pPr>
+        <w:pStyle w:val="3"/>
+        <w:numPr>
+          <w:ilvl w:val="0"/>
+          <w:numId w:val="3"/>
+        </w:numPr>
+        <w:spacing w:before="62" w:after="62"/>
+        <w:ind w:left="0" w:leftChars="0" w:firstLine="0" w:firstLineChars="0"/>
+        <w:rPr>
+          <w:rFonts w:hint="eastAsia"/>
+        </w:rPr>
+      </w:pPr>
+      <w:r>
+        <w:rPr>
+          <w:rFonts w:hint="eastAsia"/>
+        </w:rPr>
+        <w:t>当前以人均卫生支出为唯一决策变量，未将医疗人力（医生密度、床位）纳入联合优化；</w:t>
+      </w:r>
+    </w:p>
+    <w:p>
+      <w:pPr>
+        <w:pStyle w:val="3"/>
+        <w:numPr>
+          <w:ilvl w:val="0"/>
+          <w:numId w:val="3"/>
+        </w:numPr>
+        <w:spacing w:before="62" w:after="62"/>
+        <w:ind w:left="0" w:leftChars="0" w:firstLine="0" w:firstLineChars="0"/>
+        <w:rPr>
+          <w:rFonts w:hint="eastAsia"/>
+        </w:rPr>
+      </w:pPr>
+      <w:r>
+        <w:rPr>
+          <w:rFonts w:hint="eastAsia"/>
+        </w:rPr>
+        <w:t>生产函数采用截面拟合，未考虑动态路径（面板数据模型）；</w:t>
+      </w:r>
+    </w:p>
+    <w:p>
+      <w:pPr>
+        <w:pStyle w:val="3"/>
+        <w:numPr>
+          <w:ilvl w:val="0"/>
+          <w:numId w:val="3"/>
+        </w:numPr>
+        <w:spacing w:before="62" w:after="62"/>
+        <w:ind w:left="0" w:leftChars="0" w:firstLine="0" w:firstLineChars="0"/>
+      </w:pPr>
+      <w:r>
+        <w:rPr>
+          <w:rFonts w:hint="eastAsia"/>
+        </w:rPr>
+        <w:t>中国省级优化沿用单组参数，尚未对省内做进一步类型划分；</w:t>
+      </w:r>
+    </w:p>
+    <w:p>
+      <w:pPr>
+        <w:pStyle w:val="3"/>
+        <w:numPr>
+          <w:ilvl w:val="0"/>
+          <w:numId w:val="3"/>
+        </w:numPr>
+        <w:spacing w:before="62" w:after="62"/>
+        <w:ind w:left="0" w:leftChars="0" w:firstLine="0" w:firstLineChars="0"/>
+      </w:pPr>
+      <w:r>
+        <w:rPr>
+          <w:rFonts w:hint="eastAsia"/>
+        </w:rPr>
+        <w:t>象限分类依赖中位数阈值，对极端国家/省份敏感性较高，未来可改用基于分位数或聚类的动态分组。</w:t>
+      </w:r>
+    </w:p>
+    <w:p>
+      <w:pPr>
+        <w:pStyle w:val="3"/>
+        <w:spacing w:before="62" w:after="62"/>
+        <w:ind w:firstLine="480"/>
+      </w:pPr>
+    </w:p>
+    <w:p>
+      <w:pPr>
+        <w:pStyle w:val="3"/>
+        <w:spacing w:before="62" w:after="62"/>
+        <w:ind w:firstLine="480"/>
+      </w:pPr>
+    </w:p>
+    <w:p>
+      <w:pPr>
+        <w:pStyle w:val="3"/>
+        <w:spacing w:before="62" w:after="62"/>
+        <w:ind w:firstLine="480"/>
+      </w:pPr>
+    </w:p>
+    <w:p>
+      <w:pPr>
         <w:pStyle w:val="2"/>
         <w:bidi w:val="0"/>
+      </w:pPr>
+      <w:bookmarkStart w:id="19" w:name="_Toc1125018522"/>
+      <w:r>
+        <w:rPr>
+          <w:rFonts w:hint="eastAsia"/>
+        </w:rPr>
+        <w:t>参考文献</w:t>
+      </w:r>
+      <w:bookmarkEnd w:id="19"/>
+    </w:p>
+    <w:p>
+      <w:pPr>
+        <w:pStyle w:val="41"/>
+        <w:spacing w:before="156" w:after="312"/>
+        <w:rPr>
+          <w:rFonts w:hint="eastAsia"/>
+        </w:rPr>
+      </w:pPr>
+      <w:r>
+        <w:rPr>
+          <w:rFonts w:hint="eastAsia"/>
+        </w:rPr>
+        <w:t>【填写说明：按 GB/T 7714-2015 规范填写，列出研究过程中引用的文献、技术文档、数据集说明等，按正文引用顺序排列】</w:t>
+      </w:r>
+      <w:bookmarkStart w:id="21" w:name="_GoBack"/>
+      <w:bookmarkEnd w:id="21"/>
+    </w:p>
+    <w:p>
+      <w:pPr>
+        <w:keepNext w:val="0"/>
+        <w:keepLines w:val="0"/>
+        <w:widowControl/>
+        <w:numPr>
+          <w:ilvl w:val="0"/>
+          <w:numId w:val="4"/>
+        </w:numPr>
+        <w:suppressLineNumbers w:val="0"/>
+        <w:spacing w:before="0" w:beforeAutospacing="1" w:after="0" w:afterAutospacing="1"/>
+      </w:pPr>
+      <w:r>
+        <w:t xml:space="preserve">World Bank, World Development Indicators (WDI). </w:t>
+      </w:r>
+      <w:r>
+        <w:fldChar w:fldCharType="begin"/>
+      </w:r>
+      <w:r>
+        <w:instrText xml:space="preserve"> HYPERLINK "https://databank.worldbank.org/source/world-development-indicators" </w:instrText>
+      </w:r>
+      <w:r>
+        <w:fldChar w:fldCharType="separate"/>
+      </w:r>
+      <w:r>
+        <w:rPr>
+          <w:rStyle w:val="25"/>
+        </w:rPr>
+        <w:t>https://databank.worldbank.org/source/world-development-indicators</w:t>
+      </w:r>
+      <w:r>
+        <w:fldChar w:fldCharType="end"/>
+      </w:r>
+    </w:p>
+    <w:p>
+      <w:pPr>
+        <w:keepNext w:val="0"/>
+        <w:keepLines w:val="0"/>
+        <w:widowControl/>
+        <w:numPr>
+          <w:ilvl w:val="0"/>
+          <w:numId w:val="4"/>
+        </w:numPr>
+        <w:suppressLineNumbers w:val="0"/>
+        <w:spacing w:before="0" w:beforeAutospacing="1" w:after="0" w:afterAutospacing="1"/>
+      </w:pPr>
+      <w:r>
+        <w:t xml:space="preserve">IHME, Global Burden of Disease Study 2019. </w:t>
+      </w:r>
+      <w:r>
+        <w:fldChar w:fldCharType="begin"/>
+      </w:r>
+      <w:r>
+        <w:instrText xml:space="preserve"> HYPERLINK "https://www.healthdata.org/gbd" </w:instrText>
+      </w:r>
+      <w:r>
+        <w:fldChar w:fldCharType="separate"/>
+      </w:r>
+      <w:r>
+        <w:rPr>
+          <w:rStyle w:val="25"/>
+        </w:rPr>
+        <w:t>https://www.healthdata.org/gbd</w:t>
+      </w:r>
+      <w:r>
+        <w:fldChar w:fldCharType="end"/>
+      </w:r>
+    </w:p>
+    <w:p>
+      <w:pPr>
+        <w:keepNext w:val="0"/>
+        <w:keepLines w:val="0"/>
+        <w:widowControl/>
+        <w:numPr>
+          <w:ilvl w:val="0"/>
+          <w:numId w:val="4"/>
+        </w:numPr>
+        <w:suppressLineNumbers w:val="0"/>
+        <w:spacing w:before="0" w:beforeAutospacing="1" w:after="0" w:afterAutospacing="1"/>
+      </w:pPr>
+      <w:r>
+        <w:t>WHO, World Health Statistics 2023.</w:t>
+      </w:r>
+    </w:p>
+    <w:p>
+      <w:pPr>
+        <w:keepNext w:val="0"/>
+        <w:keepLines w:val="0"/>
+        <w:widowControl/>
+        <w:numPr>
+          <w:ilvl w:val="0"/>
+          <w:numId w:val="4"/>
+        </w:numPr>
+        <w:suppressLineNumbers w:val="0"/>
+        <w:spacing w:before="0" w:beforeAutospacing="1" w:after="0" w:afterAutospacing="1"/>
+      </w:pPr>
+      <w:r>
+        <w:t>Rawls, J. A Theory of Justice. Harvard University Press, 1971.</w:t>
+      </w:r>
+    </w:p>
+    <w:p>
+      <w:pPr>
+        <w:pStyle w:val="3"/>
+        <w:spacing w:before="62" w:after="62"/>
+        <w:ind w:left="0" w:leftChars="0" w:firstLine="0" w:firstLineChars="0"/>
+      </w:pPr>
+    </w:p>
+    <w:p>
+      <w:pPr>
+        <w:pStyle w:val="2"/>
+        <w:bidi w:val="0"/>
         <w:rPr>
           <w:rFonts w:hint="eastAsia"/>
         </w:rPr>
@@ -3892,7 +9971,7 @@
     </w:p>
     <w:p>
       <w:pPr>
-        <w:pStyle w:val="39"/>
+        <w:pStyle w:val="41"/>
         <w:spacing w:before="156" w:after="312"/>
         <w:rPr>
           <w:rFonts w:hint="eastAsia"/>
@@ -4061,6 +10140,30 @@
 <file path=word/numbering.xml><?xml version="1.0" encoding="utf-8"?>
 <w:numbering xmlns:wpc="http://schemas.microsoft.com/office/word/2010/wordprocessingCanvas" xmlns:mc="http://schemas.openxmlformats.org/markup-compatibility/2006" xmlns:o="urn:schemas-microsoft-com:office:office" xmlns:r="http://schemas.openxmlformats.org/officeDocument/2006/relationships" xmlns:m="http://schemas.openxmlformats.org/officeDocument/2006/math" xmlns:v="urn:schemas-microsoft-com:vml" xmlns:wp14="http://schemas.microsoft.com/office/word/2010/wordprocessingDrawing" xmlns:wp="http://schemas.openxmlformats.org/drawingml/2006/wordprocessingDrawing" xmlns:w10="urn:schemas-microsoft-com:office:word" xmlns:w="http://schemas.openxmlformats.org/wordprocessingml/2006/main" xmlns:w14="http://schemas.microsoft.com/office/word/2010/wordml" xmlns:wpg="http://schemas.microsoft.com/office/word/2010/wordprocessingGroup" xmlns:wpi="http://schemas.microsoft.com/office/word/2010/wordprocessingInk" xmlns:wne="http://schemas.microsoft.com/office/word/2006/wordml" xmlns:wps="http://schemas.microsoft.com/office/word/2010/wordprocessingShape" xmlns:wpsCustomData="http://www.wps.cn/officeDocument/2013/wpsCustomData" mc:Ignorable="w14 wp14">
   <w:abstractNum w:abstractNumId="0">
+    <w:nsid w:val="F37A0B61"/>
+    <w:multiLevelType w:val="singleLevel"/>
+    <w:tmpl w:val="F37A0B61"/>
+    <w:lvl w:ilvl="0" w:tentative="0">
+      <w:start w:val="1"/>
+      <w:numFmt w:val="decimal"/>
+      <w:suff w:val="space"/>
+      <w:lvlText w:val="%1."/>
+      <w:lvlJc w:val="left"/>
+    </w:lvl>
+  </w:abstractNum>
+  <w:abstractNum w:abstractNumId="1">
+    <w:nsid w:val="F56B2EAD"/>
+    <w:multiLevelType w:val="singleLevel"/>
+    <w:tmpl w:val="F56B2EAD"/>
+    <w:lvl w:ilvl="0" w:tentative="0">
+      <w:start w:val="1"/>
+      <w:numFmt w:val="decimal"/>
+      <w:suff w:val="space"/>
+      <w:lvlText w:val="%1."/>
+      <w:lvlJc w:val="left"/>
+    </w:lvl>
+  </w:abstractNum>
+  <w:abstractNum w:abstractNumId="2">
     <w:nsid w:val="129B0ABC"/>
     <w:multiLevelType w:val="multilevel"/>
     <w:tmpl w:val="129B0ABC"/>
@@ -4190,7 +10293,7 @@
       </w:rPr>
     </w:lvl>
   </w:abstractNum>
-  <w:abstractNum w:abstractNumId="1">
+  <w:abstractNum w:abstractNumId="3">
     <w:nsid w:val="2DEE30F7"/>
     <w:multiLevelType w:val="multilevel"/>
     <w:tmpl w:val="2DEE30F7"/>
@@ -4280,10 +10383,16 @@
     </w:lvl>
   </w:abstractNum>
   <w:num w:numId="1">
-    <w:abstractNumId w:val="0"/>
+    <w:abstractNumId w:val="2"/>
   </w:num>
   <w:num w:numId="2">
+    <w:abstractNumId w:val="3"/>
+  </w:num>
+  <w:num w:numId="3">
     <w:abstractNumId w:val="1"/>
+  </w:num>
+  <w:num w:numId="4">
+    <w:abstractNumId w:val="0"/>
   </w:num>
 </w:numbering>
 </file>
@@ -4391,14 +10500,14 @@
     <w:lsdException w:uiPriority="99" w:name="Document Map"/>
     <w:lsdException w:uiPriority="99" w:name="Plain Text"/>
     <w:lsdException w:uiPriority="99" w:name="E-mail Signature"/>
-    <w:lsdException w:uiPriority="99" w:name="Normal (Web)"/>
+    <w:lsdException w:unhideWhenUsed="0" w:uiPriority="0" w:semiHidden="0" w:name="Normal (Web)"/>
     <w:lsdException w:uiPriority="99" w:name="HTML Acronym"/>
     <w:lsdException w:uiPriority="99" w:name="HTML Address"/>
     <w:lsdException w:uiPriority="99" w:name="HTML Cite"/>
-    <w:lsdException w:uiPriority="99" w:name="HTML Code"/>
+    <w:lsdException w:unhideWhenUsed="0" w:uiPriority="0" w:semiHidden="0" w:name="HTML Code"/>
     <w:lsdException w:uiPriority="99" w:name="HTML Definition"/>
     <w:lsdException w:uiPriority="99" w:name="HTML Keyboard"/>
-    <w:lsdException w:uiPriority="99" w:name="HTML Preformatted"/>
+    <w:lsdException w:unhideWhenUsed="0" w:uiPriority="0" w:semiHidden="0" w:name="HTML Preformatted"/>
     <w:lsdException w:uiPriority="99" w:name="HTML Sample"/>
     <w:lsdException w:uiPriority="99" w:name="HTML Typewriter"/>
     <w:lsdException w:uiPriority="99" w:name="HTML Variable"/>
@@ -4569,7 +10678,7 @@
     <w:name w:val="heading 1"/>
     <w:basedOn w:val="1"/>
     <w:next w:val="3"/>
-    <w:link w:val="26"/>
+    <w:link w:val="28"/>
     <w:qFormat/>
     <w:uiPriority w:val="9"/>
     <w:pPr>
@@ -4598,7 +10707,7 @@
     <w:name w:val="heading 2"/>
     <w:basedOn w:val="1"/>
     <w:next w:val="3"/>
-    <w:link w:val="31"/>
+    <w:link w:val="33"/>
     <w:unhideWhenUsed/>
     <w:qFormat/>
     <w:uiPriority w:val="9"/>
@@ -4625,8 +10734,8 @@
   <w:style w:type="paragraph" w:styleId="5">
     <w:name w:val="heading 3"/>
     <w:basedOn w:val="1"/>
-    <w:next w:val="3"/>
-    <w:link w:val="32"/>
+    <w:next w:val="1"/>
+    <w:link w:val="34"/>
     <w:unhideWhenUsed/>
     <w:qFormat/>
     <w:uiPriority w:val="9"/>
@@ -4653,8 +10762,8 @@
   <w:style w:type="paragraph" w:styleId="6">
     <w:name w:val="heading 4"/>
     <w:basedOn w:val="1"/>
-    <w:next w:val="3"/>
-    <w:link w:val="33"/>
+    <w:next w:val="1"/>
+    <w:link w:val="35"/>
     <w:unhideWhenUsed/>
     <w:qFormat/>
     <w:uiPriority w:val="9"/>
@@ -4681,7 +10790,7 @@
     <w:name w:val="heading 5"/>
     <w:basedOn w:val="1"/>
     <w:next w:val="3"/>
-    <w:link w:val="34"/>
+    <w:link w:val="36"/>
     <w:unhideWhenUsed/>
     <w:qFormat/>
     <w:uiPriority w:val="9"/>
@@ -4708,7 +10817,7 @@
     <w:name w:val="heading 6"/>
     <w:basedOn w:val="1"/>
     <w:next w:val="3"/>
-    <w:link w:val="35"/>
+    <w:link w:val="37"/>
     <w:unhideWhenUsed/>
     <w:qFormat/>
     <w:uiPriority w:val="9"/>
@@ -4735,7 +10844,7 @@
     <w:name w:val="heading 7"/>
     <w:basedOn w:val="1"/>
     <w:next w:val="3"/>
-    <w:link w:val="36"/>
+    <w:link w:val="38"/>
     <w:unhideWhenUsed/>
     <w:qFormat/>
     <w:uiPriority w:val="9"/>
@@ -4762,7 +10871,7 @@
     <w:name w:val="heading 8"/>
     <w:basedOn w:val="1"/>
     <w:next w:val="3"/>
-    <w:link w:val="37"/>
+    <w:link w:val="39"/>
     <w:unhideWhenUsed/>
     <w:qFormat/>
     <w:uiPriority w:val="9"/>
@@ -4788,7 +10897,7 @@
     <w:name w:val="heading 9"/>
     <w:basedOn w:val="1"/>
     <w:next w:val="3"/>
-    <w:link w:val="38"/>
+    <w:link w:val="40"/>
     <w:unhideWhenUsed/>
     <w:qFormat/>
     <w:uiPriority w:val="9"/>
@@ -4806,14 +10915,14 @@
       <w:szCs w:val="21"/>
     </w:rPr>
   </w:style>
-  <w:style w:type="character" w:default="1" w:styleId="22">
+  <w:style w:type="character" w:default="1" w:styleId="23">
     <w:name w:val="Default Paragraph Font"/>
     <w:semiHidden/>
     <w:unhideWhenUsed/>
     <w:qFormat/>
     <w:uiPriority w:val="1"/>
   </w:style>
-  <w:style w:type="table" w:default="1" w:styleId="20">
+  <w:style w:type="table" w:default="1" w:styleId="21">
     <w:name w:val="Normal Table"/>
     <w:semiHidden/>
     <w:unhideWhenUsed/>
@@ -4890,7 +10999,7 @@
   <w:style w:type="paragraph" w:styleId="14">
     <w:name w:val="Balloon Text"/>
     <w:basedOn w:val="1"/>
-    <w:link w:val="30"/>
+    <w:link w:val="32"/>
     <w:semiHidden/>
     <w:unhideWhenUsed/>
     <w:qFormat/>
@@ -4903,7 +11012,7 @@
   <w:style w:type="paragraph" w:styleId="15">
     <w:name w:val="footer"/>
     <w:basedOn w:val="1"/>
-    <w:link w:val="29"/>
+    <w:link w:val="31"/>
     <w:unhideWhenUsed/>
     <w:qFormat/>
     <w:uiPriority w:val="99"/>
@@ -4923,7 +11032,7 @@
   <w:style w:type="paragraph" w:styleId="16">
     <w:name w:val="header"/>
     <w:basedOn w:val="1"/>
-    <w:link w:val="28"/>
+    <w:link w:val="30"/>
     <w:unhideWhenUsed/>
     <w:qFormat/>
     <w:uiPriority w:val="99"/>
@@ -4999,9 +11108,24 @@
       <w:sz w:val="18"/>
     </w:rPr>
   </w:style>
-  <w:style w:type="table" w:styleId="21">
+  <w:style w:type="paragraph" w:styleId="20">
+    <w:name w:val="Normal (Web)"/>
+    <w:basedOn w:val="1"/>
+    <w:uiPriority w:val="0"/>
+    <w:pPr>
+      <w:spacing w:before="0" w:beforeAutospacing="1" w:after="0" w:afterAutospacing="1"/>
+      <w:ind w:left="0" w:right="0"/>
+      <w:jc w:val="left"/>
+    </w:pPr>
+    <w:rPr>
+      <w:kern w:val="0"/>
+      <w:sz w:val="24"/>
+      <w:lang w:val="en-US" w:eastAsia="zh-CN" w:bidi="ar"/>
+    </w:rPr>
+  </w:style>
+  <w:style w:type="table" w:styleId="22">
     <w:name w:val="Table Grid"/>
-    <w:basedOn w:val="20"/>
+    <w:basedOn w:val="21"/>
     <w:qFormat/>
     <w:uiPriority w:val="39"/>
     <w:tblPr>
@@ -5015,9 +11139,9 @@
       </w:tblBorders>
     </w:tblPr>
   </w:style>
-  <w:style w:type="character" w:styleId="23">
+  <w:style w:type="character" w:styleId="24">
     <w:name w:val="Strong"/>
-    <w:basedOn w:val="22"/>
+    <w:basedOn w:val="23"/>
     <w:qFormat/>
     <w:uiPriority w:val="22"/>
     <w:rPr>
@@ -5025,9 +11149,9 @@
       <w:bCs/>
     </w:rPr>
   </w:style>
-  <w:style w:type="character" w:styleId="24">
+  <w:style w:type="character" w:styleId="25">
     <w:name w:val="Hyperlink"/>
-    <w:basedOn w:val="22"/>
+    <w:basedOn w:val="23"/>
     <w:unhideWhenUsed/>
     <w:qFormat/>
     <w:uiPriority w:val="99"/>
@@ -5036,7 +11160,16 @@
       <w:u w:val="single"/>
     </w:rPr>
   </w:style>
-  <w:style w:type="paragraph" w:styleId="25">
+  <w:style w:type="character" w:styleId="26">
+    <w:name w:val="HTML Code"/>
+    <w:basedOn w:val="23"/>
+    <w:uiPriority w:val="0"/>
+    <w:rPr>
+      <w:rFonts w:ascii="Courier New" w:hAnsi="Courier New"/>
+      <w:sz w:val="20"/>
+    </w:rPr>
+  </w:style>
+  <w:style w:type="paragraph" w:styleId="27">
     <w:name w:val="List Paragraph"/>
     <w:basedOn w:val="1"/>
     <w:qFormat/>
@@ -5045,9 +11178,9 @@
       <w:ind w:firstLine="420" w:firstLineChars="200"/>
     </w:pPr>
   </w:style>
-  <w:style w:type="character" w:customStyle="1" w:styleId="26">
+  <w:style w:type="character" w:customStyle="1" w:styleId="28">
     <w:name w:val="标题 1 字符"/>
-    <w:basedOn w:val="22"/>
+    <w:basedOn w:val="23"/>
     <w:link w:val="2"/>
     <w:qFormat/>
     <w:uiPriority w:val="9"/>
@@ -5060,7 +11193,7 @@
       <w:lang w:val="zh-CN"/>
     </w:rPr>
   </w:style>
-  <w:style w:type="paragraph" w:customStyle="1" w:styleId="27">
+  <w:style w:type="paragraph" w:customStyle="1" w:styleId="29">
     <w:name w:val="TOC Heading"/>
     <w:basedOn w:val="2"/>
     <w:next w:val="1"/>
@@ -5083,9 +11216,9 @@
       <w:szCs w:val="32"/>
     </w:rPr>
   </w:style>
-  <w:style w:type="character" w:customStyle="1" w:styleId="28">
+  <w:style w:type="character" w:customStyle="1" w:styleId="30">
     <w:name w:val="页眉 字符"/>
-    <w:basedOn w:val="22"/>
+    <w:basedOn w:val="23"/>
     <w:link w:val="16"/>
     <w:qFormat/>
     <w:uiPriority w:val="99"/>
@@ -5094,9 +11227,9 @@
       <w:szCs w:val="18"/>
     </w:rPr>
   </w:style>
-  <w:style w:type="character" w:customStyle="1" w:styleId="29">
+  <w:style w:type="character" w:customStyle="1" w:styleId="31">
     <w:name w:val="页脚 字符"/>
-    <w:basedOn w:val="22"/>
+    <w:basedOn w:val="23"/>
     <w:link w:val="15"/>
     <w:qFormat/>
     <w:uiPriority w:val="99"/>
@@ -5105,9 +11238,9 @@
       <w:szCs w:val="18"/>
     </w:rPr>
   </w:style>
-  <w:style w:type="character" w:customStyle="1" w:styleId="30">
+  <w:style w:type="character" w:customStyle="1" w:styleId="32">
     <w:name w:val="批注框文本 字符"/>
-    <w:basedOn w:val="22"/>
+    <w:basedOn w:val="23"/>
     <w:link w:val="14"/>
     <w:semiHidden/>
     <w:qFormat/>
@@ -5117,9 +11250,9 @@
       <w:szCs w:val="18"/>
     </w:rPr>
   </w:style>
-  <w:style w:type="character" w:customStyle="1" w:styleId="31">
+  <w:style w:type="character" w:customStyle="1" w:styleId="33">
     <w:name w:val="标题 2 字符"/>
-    <w:basedOn w:val="22"/>
+    <w:basedOn w:val="23"/>
     <w:link w:val="4"/>
     <w:qFormat/>
     <w:uiPriority w:val="9"/>
@@ -5130,9 +11263,9 @@
       <w:szCs w:val="32"/>
     </w:rPr>
   </w:style>
-  <w:style w:type="character" w:customStyle="1" w:styleId="32">
+  <w:style w:type="character" w:customStyle="1" w:styleId="34">
     <w:name w:val="标题 3 字符"/>
-    <w:basedOn w:val="22"/>
+    <w:basedOn w:val="23"/>
     <w:link w:val="5"/>
     <w:qFormat/>
     <w:uiPriority w:val="9"/>
@@ -5143,9 +11276,9 @@
       <w:szCs w:val="32"/>
     </w:rPr>
   </w:style>
-  <w:style w:type="character" w:customStyle="1" w:styleId="33">
+  <w:style w:type="character" w:customStyle="1" w:styleId="35">
     <w:name w:val="标题 4 字符"/>
-    <w:basedOn w:val="22"/>
+    <w:basedOn w:val="23"/>
     <w:link w:val="6"/>
     <w:qFormat/>
     <w:uiPriority w:val="9"/>
@@ -5156,9 +11289,9 @@
       <w:szCs w:val="28"/>
     </w:rPr>
   </w:style>
-  <w:style w:type="character" w:customStyle="1" w:styleId="34">
+  <w:style w:type="character" w:customStyle="1" w:styleId="36">
     <w:name w:val="标题 5 字符"/>
-    <w:basedOn w:val="22"/>
+    <w:basedOn w:val="23"/>
     <w:link w:val="7"/>
     <w:qFormat/>
     <w:uiPriority w:val="9"/>
@@ -5169,9 +11302,9 @@
       <w:szCs w:val="28"/>
     </w:rPr>
   </w:style>
-  <w:style w:type="character" w:customStyle="1" w:styleId="35">
+  <w:style w:type="character" w:customStyle="1" w:styleId="37">
     <w:name w:val="标题 6 字符"/>
-    <w:basedOn w:val="22"/>
+    <w:basedOn w:val="23"/>
     <w:link w:val="8"/>
     <w:qFormat/>
     <w:uiPriority w:val="9"/>
@@ -5182,9 +11315,9 @@
       <w:szCs w:val="24"/>
     </w:rPr>
   </w:style>
-  <w:style w:type="character" w:customStyle="1" w:styleId="36">
+  <w:style w:type="character" w:customStyle="1" w:styleId="38">
     <w:name w:val="标题 7 字符"/>
-    <w:basedOn w:val="22"/>
+    <w:basedOn w:val="23"/>
     <w:link w:val="9"/>
     <w:qFormat/>
     <w:uiPriority w:val="9"/>
@@ -5195,9 +11328,9 @@
       <w:szCs w:val="24"/>
     </w:rPr>
   </w:style>
-  <w:style w:type="character" w:customStyle="1" w:styleId="37">
+  <w:style w:type="character" w:customStyle="1" w:styleId="39">
     <w:name w:val="标题 8 字符"/>
-    <w:basedOn w:val="22"/>
+    <w:basedOn w:val="23"/>
     <w:link w:val="10"/>
     <w:qFormat/>
     <w:uiPriority w:val="9"/>
@@ -5207,9 +11340,9 @@
       <w:szCs w:val="24"/>
     </w:rPr>
   </w:style>
-  <w:style w:type="character" w:customStyle="1" w:styleId="38">
+  <w:style w:type="character" w:customStyle="1" w:styleId="40">
     <w:name w:val="标题 9 字符"/>
-    <w:basedOn w:val="22"/>
+    <w:basedOn w:val="23"/>
     <w:link w:val="11"/>
     <w:qFormat/>
     <w:uiPriority w:val="9"/>
@@ -5219,7 +11352,7 @@
       <w:szCs w:val="21"/>
     </w:rPr>
   </w:style>
-  <w:style w:type="paragraph" w:customStyle="1" w:styleId="39">
+  <w:style w:type="paragraph" w:customStyle="1" w:styleId="41">
     <w:name w:val="说明"/>
     <w:basedOn w:val="1"/>
     <w:next w:val="3"/>
@@ -5234,7 +11367,7 @@
       <w:rFonts w:ascii="楷体" w:hAnsi="楷体" w:eastAsia="楷体"/>
     </w:rPr>
   </w:style>
-  <w:style w:type="paragraph" w:customStyle="1" w:styleId="40">
+  <w:style w:type="paragraph" w:customStyle="1" w:styleId="42">
     <w:name w:val="图表段落"/>
     <w:basedOn w:val="3"/>
     <w:qFormat/>
